--- a/templates/article.docx
+++ b/templates/article.docx
@@ -314,14 +314,1052 @@
         <w:rPr>
           <w:lang w:val="en-CA"/>
         </w:rPr>
-        <w:t xml:space="preserve">Lorem ipsum dolor sit amet, consectetur adipiscing elit. Phasellus eget turpis nec risus ultricies fringilla ac in arcu. </w:t>
-      </w:r>
-      <w:r>
-        <w:rPr>
-          <w:lang w:val="fr-FR"/>
-        </w:rPr>
-        <w:t>Vivamus faucibus venenatis nisi eget vestibulum. Integer nec est quis metus vulputate molestie. In quis est venenatis, tincidunt metus congue, egestas neque. Nunc quis maximus ligula. Donec feugiat tortor nibh, et euismod massa feugiat eget. Aliquam sit amet metus ut nibh mattis venenatis. Nulla erat mi, vestibulum quis purus aliquam, condimentum tempor lacus. Aliquam erat volutpat. Vivamus magna turpis, maximus in neque rutrum, dictum blandit leo. Morbi vehicula congue nulla, quis ullamcorper tellus finibus mollis. Sed id mauris at purus efficitur vulputate vitae a sapien</w:t>
-      </w:r>
+        <w:t xml:space="preserve">Lorem ipsum dolor </w:t>
+      </w:r>
+      <w:proofErr w:type="gramStart"/>
+      <w:r>
+        <w:rPr>
+          <w:lang w:val="en-CA"/>
+        </w:rPr>
+        <w:t>sit</w:t>
+      </w:r>
+      <w:proofErr w:type="gramEnd"/>
+      <w:r>
+        <w:rPr>
+          <w:lang w:val="en-CA"/>
+        </w:rPr>
+        <w:t xml:space="preserve"> </w:t>
+      </w:r>
+      <w:proofErr w:type="spellStart"/>
+      <w:r>
+        <w:rPr>
+          <w:lang w:val="en-CA"/>
+        </w:rPr>
+        <w:t>amet</w:t>
+      </w:r>
+      <w:proofErr w:type="spellEnd"/>
+      <w:r>
+        <w:rPr>
+          <w:lang w:val="en-CA"/>
+        </w:rPr>
+        <w:t xml:space="preserve">, </w:t>
+      </w:r>
+      <w:proofErr w:type="spellStart"/>
+      <w:r>
+        <w:rPr>
+          <w:lang w:val="en-CA"/>
+        </w:rPr>
+        <w:t>consectetur</w:t>
+      </w:r>
+      <w:proofErr w:type="spellEnd"/>
+      <w:r>
+        <w:rPr>
+          <w:lang w:val="en-CA"/>
+        </w:rPr>
+        <w:t xml:space="preserve"> </w:t>
+      </w:r>
+      <w:proofErr w:type="spellStart"/>
+      <w:r>
+        <w:rPr>
+          <w:lang w:val="en-CA"/>
+        </w:rPr>
+        <w:t>adipiscing</w:t>
+      </w:r>
+      <w:proofErr w:type="spellEnd"/>
+      <w:r>
+        <w:rPr>
+          <w:lang w:val="en-CA"/>
+        </w:rPr>
+        <w:t xml:space="preserve"> </w:t>
+      </w:r>
+      <w:proofErr w:type="spellStart"/>
+      <w:r>
+        <w:rPr>
+          <w:lang w:val="en-CA"/>
+        </w:rPr>
+        <w:t>elit</w:t>
+      </w:r>
+      <w:proofErr w:type="spellEnd"/>
+      <w:r>
+        <w:rPr>
+          <w:lang w:val="en-CA"/>
+        </w:rPr>
+        <w:t xml:space="preserve">. </w:t>
+      </w:r>
+      <w:proofErr w:type="spellStart"/>
+      <w:r>
+        <w:rPr>
+          <w:lang w:val="en-CA"/>
+        </w:rPr>
+        <w:t>Phasellus</w:t>
+      </w:r>
+      <w:proofErr w:type="spellEnd"/>
+      <w:r>
+        <w:rPr>
+          <w:lang w:val="en-CA"/>
+        </w:rPr>
+        <w:t xml:space="preserve"> </w:t>
+      </w:r>
+      <w:proofErr w:type="spellStart"/>
+      <w:r>
+        <w:rPr>
+          <w:lang w:val="en-CA"/>
+        </w:rPr>
+        <w:t>eget</w:t>
+      </w:r>
+      <w:proofErr w:type="spellEnd"/>
+      <w:r>
+        <w:rPr>
+          <w:lang w:val="en-CA"/>
+        </w:rPr>
+        <w:t xml:space="preserve"> </w:t>
+      </w:r>
+      <w:proofErr w:type="spellStart"/>
+      <w:r>
+        <w:rPr>
+          <w:lang w:val="en-CA"/>
+        </w:rPr>
+        <w:t>turpis</w:t>
+      </w:r>
+      <w:proofErr w:type="spellEnd"/>
+      <w:r>
+        <w:rPr>
+          <w:lang w:val="en-CA"/>
+        </w:rPr>
+        <w:t xml:space="preserve"> nec </w:t>
+      </w:r>
+      <w:proofErr w:type="spellStart"/>
+      <w:r>
+        <w:rPr>
+          <w:lang w:val="en-CA"/>
+        </w:rPr>
+        <w:t>risus</w:t>
+      </w:r>
+      <w:proofErr w:type="spellEnd"/>
+      <w:r>
+        <w:rPr>
+          <w:lang w:val="en-CA"/>
+        </w:rPr>
+        <w:t xml:space="preserve"> </w:t>
+      </w:r>
+      <w:proofErr w:type="spellStart"/>
+      <w:r>
+        <w:rPr>
+          <w:lang w:val="en-CA"/>
+        </w:rPr>
+        <w:t>ultricies</w:t>
+      </w:r>
+      <w:proofErr w:type="spellEnd"/>
+      <w:r>
+        <w:rPr>
+          <w:lang w:val="en-CA"/>
+        </w:rPr>
+        <w:t xml:space="preserve"> </w:t>
+      </w:r>
+      <w:proofErr w:type="spellStart"/>
+      <w:r>
+        <w:rPr>
+          <w:lang w:val="en-CA"/>
+        </w:rPr>
+        <w:t>fringilla</w:t>
+      </w:r>
+      <w:proofErr w:type="spellEnd"/>
+      <w:r>
+        <w:rPr>
+          <w:lang w:val="en-CA"/>
+        </w:rPr>
+        <w:t xml:space="preserve"> ac in </w:t>
+      </w:r>
+      <w:proofErr w:type="spellStart"/>
+      <w:r>
+        <w:rPr>
+          <w:lang w:val="en-CA"/>
+        </w:rPr>
+        <w:t>arcu</w:t>
+      </w:r>
+      <w:proofErr w:type="spellEnd"/>
+      <w:r>
+        <w:rPr>
+          <w:lang w:val="en-CA"/>
+        </w:rPr>
+        <w:t xml:space="preserve">. </w:t>
+      </w:r>
+      <w:proofErr w:type="spellStart"/>
+      <w:r>
+        <w:rPr>
+          <w:lang w:val="fr-FR"/>
+        </w:rPr>
+        <w:t>Vivamus</w:t>
+      </w:r>
+      <w:proofErr w:type="spellEnd"/>
+      <w:r>
+        <w:rPr>
+          <w:lang w:val="fr-FR"/>
+        </w:rPr>
+        <w:t xml:space="preserve"> </w:t>
+      </w:r>
+      <w:proofErr w:type="spellStart"/>
+      <w:r>
+        <w:rPr>
+          <w:lang w:val="fr-FR"/>
+        </w:rPr>
+        <w:t>faucibus</w:t>
+      </w:r>
+      <w:proofErr w:type="spellEnd"/>
+      <w:r>
+        <w:rPr>
+          <w:lang w:val="fr-FR"/>
+        </w:rPr>
+        <w:t xml:space="preserve"> </w:t>
+      </w:r>
+      <w:proofErr w:type="spellStart"/>
+      <w:r>
+        <w:rPr>
+          <w:lang w:val="fr-FR"/>
+        </w:rPr>
+        <w:t>venenatis</w:t>
+      </w:r>
+      <w:proofErr w:type="spellEnd"/>
+      <w:r>
+        <w:rPr>
+          <w:lang w:val="fr-FR"/>
+        </w:rPr>
+        <w:t xml:space="preserve"> </w:t>
+      </w:r>
+      <w:proofErr w:type="spellStart"/>
+      <w:r>
+        <w:rPr>
+          <w:lang w:val="fr-FR"/>
+        </w:rPr>
+        <w:t>nisi</w:t>
+      </w:r>
+      <w:proofErr w:type="spellEnd"/>
+      <w:r>
+        <w:rPr>
+          <w:lang w:val="fr-FR"/>
+        </w:rPr>
+        <w:t xml:space="preserve"> </w:t>
+      </w:r>
+      <w:proofErr w:type="spellStart"/>
+      <w:r>
+        <w:rPr>
+          <w:lang w:val="fr-FR"/>
+        </w:rPr>
+        <w:t>eget</w:t>
+      </w:r>
+      <w:proofErr w:type="spellEnd"/>
+      <w:r>
+        <w:rPr>
+          <w:lang w:val="fr-FR"/>
+        </w:rPr>
+        <w:t xml:space="preserve"> </w:t>
+      </w:r>
+      <w:proofErr w:type="spellStart"/>
+      <w:r>
+        <w:rPr>
+          <w:lang w:val="fr-FR"/>
+        </w:rPr>
+        <w:t>vestibulum</w:t>
+      </w:r>
+      <w:proofErr w:type="spellEnd"/>
+      <w:r>
+        <w:rPr>
+          <w:lang w:val="fr-FR"/>
+        </w:rPr>
+        <w:t xml:space="preserve">. Integer nec est </w:t>
+      </w:r>
+      <w:proofErr w:type="spellStart"/>
+      <w:r>
+        <w:rPr>
+          <w:lang w:val="fr-FR"/>
+        </w:rPr>
+        <w:t>quis</w:t>
+      </w:r>
+      <w:proofErr w:type="spellEnd"/>
+      <w:r>
+        <w:rPr>
+          <w:lang w:val="fr-FR"/>
+        </w:rPr>
+        <w:t xml:space="preserve"> </w:t>
+      </w:r>
+      <w:proofErr w:type="spellStart"/>
+      <w:r>
+        <w:rPr>
+          <w:lang w:val="fr-FR"/>
+        </w:rPr>
+        <w:t>metus</w:t>
+      </w:r>
+      <w:proofErr w:type="spellEnd"/>
+      <w:r>
+        <w:rPr>
+          <w:lang w:val="fr-FR"/>
+        </w:rPr>
+        <w:t xml:space="preserve"> </w:t>
+      </w:r>
+      <w:proofErr w:type="spellStart"/>
+      <w:r>
+        <w:rPr>
+          <w:lang w:val="fr-FR"/>
+        </w:rPr>
+        <w:t>vulputate</w:t>
+      </w:r>
+      <w:proofErr w:type="spellEnd"/>
+      <w:r>
+        <w:rPr>
+          <w:lang w:val="fr-FR"/>
+        </w:rPr>
+        <w:t xml:space="preserve"> </w:t>
+      </w:r>
+      <w:proofErr w:type="spellStart"/>
+      <w:r>
+        <w:rPr>
+          <w:lang w:val="fr-FR"/>
+        </w:rPr>
+        <w:t>molestie</w:t>
+      </w:r>
+      <w:proofErr w:type="spellEnd"/>
+      <w:r>
+        <w:rPr>
+          <w:lang w:val="fr-FR"/>
+        </w:rPr>
+        <w:t xml:space="preserve">. In </w:t>
+      </w:r>
+      <w:proofErr w:type="spellStart"/>
+      <w:r>
+        <w:rPr>
+          <w:lang w:val="fr-FR"/>
+        </w:rPr>
+        <w:t>quis</w:t>
+      </w:r>
+      <w:proofErr w:type="spellEnd"/>
+      <w:r>
+        <w:rPr>
+          <w:lang w:val="fr-FR"/>
+        </w:rPr>
+        <w:t xml:space="preserve"> est </w:t>
+      </w:r>
+      <w:proofErr w:type="spellStart"/>
+      <w:r>
+        <w:rPr>
+          <w:lang w:val="fr-FR"/>
+        </w:rPr>
+        <w:t>venenatis</w:t>
+      </w:r>
+      <w:proofErr w:type="spellEnd"/>
+      <w:r>
+        <w:rPr>
+          <w:lang w:val="fr-FR"/>
+        </w:rPr>
+        <w:t xml:space="preserve">, </w:t>
+      </w:r>
+      <w:proofErr w:type="spellStart"/>
+      <w:r>
+        <w:rPr>
+          <w:lang w:val="fr-FR"/>
+        </w:rPr>
+        <w:t>tincidunt</w:t>
+      </w:r>
+      <w:proofErr w:type="spellEnd"/>
+      <w:r>
+        <w:rPr>
+          <w:lang w:val="fr-FR"/>
+        </w:rPr>
+        <w:t xml:space="preserve"> </w:t>
+      </w:r>
+      <w:proofErr w:type="spellStart"/>
+      <w:r>
+        <w:rPr>
+          <w:lang w:val="fr-FR"/>
+        </w:rPr>
+        <w:t>metus</w:t>
+      </w:r>
+      <w:proofErr w:type="spellEnd"/>
+      <w:r>
+        <w:rPr>
+          <w:lang w:val="fr-FR"/>
+        </w:rPr>
+        <w:t xml:space="preserve"> </w:t>
+      </w:r>
+      <w:proofErr w:type="spellStart"/>
+      <w:r>
+        <w:rPr>
+          <w:lang w:val="fr-FR"/>
+        </w:rPr>
+        <w:t>congue</w:t>
+      </w:r>
+      <w:proofErr w:type="spellEnd"/>
+      <w:r>
+        <w:rPr>
+          <w:lang w:val="fr-FR"/>
+        </w:rPr>
+        <w:t xml:space="preserve">, </w:t>
+      </w:r>
+      <w:proofErr w:type="spellStart"/>
+      <w:r>
+        <w:rPr>
+          <w:lang w:val="fr-FR"/>
+        </w:rPr>
+        <w:t>egestas</w:t>
+      </w:r>
+      <w:proofErr w:type="spellEnd"/>
+      <w:r>
+        <w:rPr>
+          <w:lang w:val="fr-FR"/>
+        </w:rPr>
+        <w:t xml:space="preserve"> </w:t>
+      </w:r>
+      <w:proofErr w:type="spellStart"/>
+      <w:r>
+        <w:rPr>
+          <w:lang w:val="fr-FR"/>
+        </w:rPr>
+        <w:t>neque</w:t>
+      </w:r>
+      <w:proofErr w:type="spellEnd"/>
+      <w:r>
+        <w:rPr>
+          <w:lang w:val="fr-FR"/>
+        </w:rPr>
+        <w:t xml:space="preserve">. Nunc </w:t>
+      </w:r>
+      <w:proofErr w:type="spellStart"/>
+      <w:r>
+        <w:rPr>
+          <w:lang w:val="fr-FR"/>
+        </w:rPr>
+        <w:t>quis</w:t>
+      </w:r>
+      <w:proofErr w:type="spellEnd"/>
+      <w:r>
+        <w:rPr>
+          <w:lang w:val="fr-FR"/>
+        </w:rPr>
+        <w:t xml:space="preserve"> </w:t>
+      </w:r>
+      <w:proofErr w:type="spellStart"/>
+      <w:r>
+        <w:rPr>
+          <w:lang w:val="fr-FR"/>
+        </w:rPr>
+        <w:t>maximus</w:t>
+      </w:r>
+      <w:proofErr w:type="spellEnd"/>
+      <w:r>
+        <w:rPr>
+          <w:lang w:val="fr-FR"/>
+        </w:rPr>
+        <w:t xml:space="preserve"> </w:t>
+      </w:r>
+      <w:proofErr w:type="spellStart"/>
+      <w:r>
+        <w:rPr>
+          <w:lang w:val="fr-FR"/>
+        </w:rPr>
+        <w:t>ligula</w:t>
+      </w:r>
+      <w:proofErr w:type="spellEnd"/>
+      <w:r>
+        <w:rPr>
+          <w:lang w:val="fr-FR"/>
+        </w:rPr>
+        <w:t xml:space="preserve">. </w:t>
+      </w:r>
+      <w:proofErr w:type="spellStart"/>
+      <w:r>
+        <w:rPr>
+          <w:lang w:val="fr-FR"/>
+        </w:rPr>
+        <w:t>Donec</w:t>
+      </w:r>
+      <w:proofErr w:type="spellEnd"/>
+      <w:r>
+        <w:rPr>
+          <w:lang w:val="fr-FR"/>
+        </w:rPr>
+        <w:t xml:space="preserve"> </w:t>
+      </w:r>
+      <w:proofErr w:type="spellStart"/>
+      <w:r>
+        <w:rPr>
+          <w:lang w:val="fr-FR"/>
+        </w:rPr>
+        <w:t>feugiat</w:t>
+      </w:r>
+      <w:proofErr w:type="spellEnd"/>
+      <w:r>
+        <w:rPr>
+          <w:lang w:val="fr-FR"/>
+        </w:rPr>
+        <w:t xml:space="preserve"> </w:t>
+      </w:r>
+      <w:proofErr w:type="spellStart"/>
+      <w:r>
+        <w:rPr>
+          <w:lang w:val="fr-FR"/>
+        </w:rPr>
+        <w:t>tortor</w:t>
+      </w:r>
+      <w:proofErr w:type="spellEnd"/>
+      <w:r>
+        <w:rPr>
+          <w:lang w:val="fr-FR"/>
+        </w:rPr>
+        <w:t xml:space="preserve"> </w:t>
+      </w:r>
+      <w:proofErr w:type="spellStart"/>
+      <w:r>
+        <w:rPr>
+          <w:lang w:val="fr-FR"/>
+        </w:rPr>
+        <w:t>nibh</w:t>
+      </w:r>
+      <w:proofErr w:type="spellEnd"/>
+      <w:r>
+        <w:rPr>
+          <w:lang w:val="fr-FR"/>
+        </w:rPr>
+        <w:t xml:space="preserve">, et </w:t>
+      </w:r>
+      <w:proofErr w:type="spellStart"/>
+      <w:r>
+        <w:rPr>
+          <w:lang w:val="fr-FR"/>
+        </w:rPr>
+        <w:t>euismod</w:t>
+      </w:r>
+      <w:proofErr w:type="spellEnd"/>
+      <w:r>
+        <w:rPr>
+          <w:lang w:val="fr-FR"/>
+        </w:rPr>
+        <w:t xml:space="preserve"> massa </w:t>
+      </w:r>
+      <w:proofErr w:type="spellStart"/>
+      <w:r>
+        <w:rPr>
+          <w:lang w:val="fr-FR"/>
+        </w:rPr>
+        <w:t>feugiat</w:t>
+      </w:r>
+      <w:proofErr w:type="spellEnd"/>
+      <w:r>
+        <w:rPr>
+          <w:lang w:val="fr-FR"/>
+        </w:rPr>
+        <w:t xml:space="preserve"> </w:t>
+      </w:r>
+      <w:proofErr w:type="spellStart"/>
+      <w:r>
+        <w:rPr>
+          <w:lang w:val="fr-FR"/>
+        </w:rPr>
+        <w:t>eget</w:t>
+      </w:r>
+      <w:proofErr w:type="spellEnd"/>
+      <w:r>
+        <w:rPr>
+          <w:lang w:val="fr-FR"/>
+        </w:rPr>
+        <w:t xml:space="preserve">. </w:t>
+      </w:r>
+      <w:proofErr w:type="spellStart"/>
+      <w:r>
+        <w:rPr>
+          <w:lang w:val="fr-FR"/>
+        </w:rPr>
+        <w:t>Aliquam</w:t>
+      </w:r>
+      <w:proofErr w:type="spellEnd"/>
+      <w:r>
+        <w:rPr>
+          <w:lang w:val="fr-FR"/>
+        </w:rPr>
+        <w:t xml:space="preserve"> </w:t>
+      </w:r>
+      <w:proofErr w:type="spellStart"/>
+      <w:r>
+        <w:rPr>
+          <w:lang w:val="fr-FR"/>
+        </w:rPr>
+        <w:t>sit</w:t>
+      </w:r>
+      <w:proofErr w:type="spellEnd"/>
+      <w:r>
+        <w:rPr>
+          <w:lang w:val="fr-FR"/>
+        </w:rPr>
+        <w:t xml:space="preserve"> </w:t>
+      </w:r>
+      <w:proofErr w:type="spellStart"/>
+      <w:r>
+        <w:rPr>
+          <w:lang w:val="fr-FR"/>
+        </w:rPr>
+        <w:t>amet</w:t>
+      </w:r>
+      <w:proofErr w:type="spellEnd"/>
+      <w:r>
+        <w:rPr>
+          <w:lang w:val="fr-FR"/>
+        </w:rPr>
+        <w:t xml:space="preserve"> </w:t>
+      </w:r>
+      <w:proofErr w:type="spellStart"/>
+      <w:r>
+        <w:rPr>
+          <w:lang w:val="fr-FR"/>
+        </w:rPr>
+        <w:t>metus</w:t>
+      </w:r>
+      <w:proofErr w:type="spellEnd"/>
+      <w:r>
+        <w:rPr>
+          <w:lang w:val="fr-FR"/>
+        </w:rPr>
+        <w:t xml:space="preserve"> ut </w:t>
+      </w:r>
+      <w:proofErr w:type="spellStart"/>
+      <w:r>
+        <w:rPr>
+          <w:lang w:val="fr-FR"/>
+        </w:rPr>
+        <w:t>nibh</w:t>
+      </w:r>
+      <w:proofErr w:type="spellEnd"/>
+      <w:r>
+        <w:rPr>
+          <w:lang w:val="fr-FR"/>
+        </w:rPr>
+        <w:t xml:space="preserve"> </w:t>
+      </w:r>
+      <w:proofErr w:type="spellStart"/>
+      <w:r>
+        <w:rPr>
+          <w:lang w:val="fr-FR"/>
+        </w:rPr>
+        <w:t>mattis</w:t>
+      </w:r>
+      <w:proofErr w:type="spellEnd"/>
+      <w:r>
+        <w:rPr>
+          <w:lang w:val="fr-FR"/>
+        </w:rPr>
+        <w:t xml:space="preserve"> </w:t>
+      </w:r>
+      <w:proofErr w:type="spellStart"/>
+      <w:r>
+        <w:rPr>
+          <w:lang w:val="fr-FR"/>
+        </w:rPr>
+        <w:t>venenatis</w:t>
+      </w:r>
+      <w:proofErr w:type="spellEnd"/>
+      <w:r>
+        <w:rPr>
+          <w:lang w:val="fr-FR"/>
+        </w:rPr>
+        <w:t xml:space="preserve">. </w:t>
+      </w:r>
+      <w:proofErr w:type="spellStart"/>
+      <w:r>
+        <w:rPr>
+          <w:lang w:val="fr-FR"/>
+        </w:rPr>
+        <w:t>Nulla</w:t>
+      </w:r>
+      <w:proofErr w:type="spellEnd"/>
+      <w:r>
+        <w:rPr>
+          <w:lang w:val="fr-FR"/>
+        </w:rPr>
+        <w:t xml:space="preserve"> erat mi, </w:t>
+      </w:r>
+      <w:proofErr w:type="spellStart"/>
+      <w:r>
+        <w:rPr>
+          <w:lang w:val="fr-FR"/>
+        </w:rPr>
+        <w:t>vestibulum</w:t>
+      </w:r>
+      <w:proofErr w:type="spellEnd"/>
+      <w:r>
+        <w:rPr>
+          <w:lang w:val="fr-FR"/>
+        </w:rPr>
+        <w:t xml:space="preserve"> </w:t>
+      </w:r>
+      <w:proofErr w:type="spellStart"/>
+      <w:r>
+        <w:rPr>
+          <w:lang w:val="fr-FR"/>
+        </w:rPr>
+        <w:t>quis</w:t>
+      </w:r>
+      <w:proofErr w:type="spellEnd"/>
+      <w:r>
+        <w:rPr>
+          <w:lang w:val="fr-FR"/>
+        </w:rPr>
+        <w:t xml:space="preserve"> </w:t>
+      </w:r>
+      <w:proofErr w:type="spellStart"/>
+      <w:r>
+        <w:rPr>
+          <w:lang w:val="fr-FR"/>
+        </w:rPr>
+        <w:t>purus</w:t>
+      </w:r>
+      <w:proofErr w:type="spellEnd"/>
+      <w:r>
+        <w:rPr>
+          <w:lang w:val="fr-FR"/>
+        </w:rPr>
+        <w:t xml:space="preserve"> </w:t>
+      </w:r>
+      <w:proofErr w:type="spellStart"/>
+      <w:r>
+        <w:rPr>
+          <w:lang w:val="fr-FR"/>
+        </w:rPr>
+        <w:t>aliquam</w:t>
+      </w:r>
+      <w:proofErr w:type="spellEnd"/>
+      <w:r>
+        <w:rPr>
+          <w:lang w:val="fr-FR"/>
+        </w:rPr>
+        <w:t xml:space="preserve">, </w:t>
+      </w:r>
+      <w:proofErr w:type="spellStart"/>
+      <w:r>
+        <w:rPr>
+          <w:lang w:val="fr-FR"/>
+        </w:rPr>
+        <w:t>condimentum</w:t>
+      </w:r>
+      <w:proofErr w:type="spellEnd"/>
+      <w:r>
+        <w:rPr>
+          <w:lang w:val="fr-FR"/>
+        </w:rPr>
+        <w:t xml:space="preserve"> </w:t>
+      </w:r>
+      <w:proofErr w:type="spellStart"/>
+      <w:r>
+        <w:rPr>
+          <w:lang w:val="fr-FR"/>
+        </w:rPr>
+        <w:t>tempor</w:t>
+      </w:r>
+      <w:proofErr w:type="spellEnd"/>
+      <w:r>
+        <w:rPr>
+          <w:lang w:val="fr-FR"/>
+        </w:rPr>
+        <w:t xml:space="preserve"> </w:t>
+      </w:r>
+      <w:proofErr w:type="spellStart"/>
+      <w:r>
+        <w:rPr>
+          <w:lang w:val="fr-FR"/>
+        </w:rPr>
+        <w:t>lacus</w:t>
+      </w:r>
+      <w:proofErr w:type="spellEnd"/>
+      <w:r>
+        <w:rPr>
+          <w:lang w:val="fr-FR"/>
+        </w:rPr>
+        <w:t xml:space="preserve">. </w:t>
+      </w:r>
+      <w:proofErr w:type="spellStart"/>
+      <w:r>
+        <w:rPr>
+          <w:lang w:val="fr-FR"/>
+        </w:rPr>
+        <w:t>Aliquam</w:t>
+      </w:r>
+      <w:proofErr w:type="spellEnd"/>
+      <w:r>
+        <w:rPr>
+          <w:lang w:val="fr-FR"/>
+        </w:rPr>
+        <w:t xml:space="preserve"> erat </w:t>
+      </w:r>
+      <w:proofErr w:type="spellStart"/>
+      <w:r>
+        <w:rPr>
+          <w:lang w:val="fr-FR"/>
+        </w:rPr>
+        <w:t>volutpat</w:t>
+      </w:r>
+      <w:proofErr w:type="spellEnd"/>
+      <w:r>
+        <w:rPr>
+          <w:lang w:val="fr-FR"/>
+        </w:rPr>
+        <w:t xml:space="preserve">. </w:t>
+      </w:r>
+      <w:proofErr w:type="spellStart"/>
+      <w:r>
+        <w:rPr>
+          <w:lang w:val="fr-FR"/>
+        </w:rPr>
+        <w:t>Vivamus</w:t>
+      </w:r>
+      <w:proofErr w:type="spellEnd"/>
+      <w:r>
+        <w:rPr>
+          <w:lang w:val="fr-FR"/>
+        </w:rPr>
+        <w:t xml:space="preserve"> magna </w:t>
+      </w:r>
+      <w:proofErr w:type="spellStart"/>
+      <w:r>
+        <w:rPr>
+          <w:lang w:val="fr-FR"/>
+        </w:rPr>
+        <w:t>turpis</w:t>
+      </w:r>
+      <w:proofErr w:type="spellEnd"/>
+      <w:r>
+        <w:rPr>
+          <w:lang w:val="fr-FR"/>
+        </w:rPr>
+        <w:t xml:space="preserve">, </w:t>
+      </w:r>
+      <w:proofErr w:type="spellStart"/>
+      <w:r>
+        <w:rPr>
+          <w:lang w:val="fr-FR"/>
+        </w:rPr>
+        <w:t>maximus</w:t>
+      </w:r>
+      <w:proofErr w:type="spellEnd"/>
+      <w:r>
+        <w:rPr>
+          <w:lang w:val="fr-FR"/>
+        </w:rPr>
+        <w:t xml:space="preserve"> in </w:t>
+      </w:r>
+      <w:proofErr w:type="spellStart"/>
+      <w:r>
+        <w:rPr>
+          <w:lang w:val="fr-FR"/>
+        </w:rPr>
+        <w:t>neque</w:t>
+      </w:r>
+      <w:proofErr w:type="spellEnd"/>
+      <w:r>
+        <w:rPr>
+          <w:lang w:val="fr-FR"/>
+        </w:rPr>
+        <w:t xml:space="preserve"> </w:t>
+      </w:r>
+      <w:proofErr w:type="spellStart"/>
+      <w:r>
+        <w:rPr>
+          <w:lang w:val="fr-FR"/>
+        </w:rPr>
+        <w:t>rutrum</w:t>
+      </w:r>
+      <w:proofErr w:type="spellEnd"/>
+      <w:r>
+        <w:rPr>
+          <w:lang w:val="fr-FR"/>
+        </w:rPr>
+        <w:t xml:space="preserve">, dictum </w:t>
+      </w:r>
+      <w:proofErr w:type="spellStart"/>
+      <w:r>
+        <w:rPr>
+          <w:lang w:val="fr-FR"/>
+        </w:rPr>
+        <w:t>blandit</w:t>
+      </w:r>
+      <w:proofErr w:type="spellEnd"/>
+      <w:r>
+        <w:rPr>
+          <w:lang w:val="fr-FR"/>
+        </w:rPr>
+        <w:t xml:space="preserve"> </w:t>
+      </w:r>
+      <w:proofErr w:type="spellStart"/>
+      <w:r>
+        <w:rPr>
+          <w:lang w:val="fr-FR"/>
+        </w:rPr>
+        <w:t>leo</w:t>
+      </w:r>
+      <w:proofErr w:type="spellEnd"/>
+      <w:r>
+        <w:rPr>
+          <w:lang w:val="fr-FR"/>
+        </w:rPr>
+        <w:t xml:space="preserve">. Morbi </w:t>
+      </w:r>
+      <w:proofErr w:type="spellStart"/>
+      <w:r>
+        <w:rPr>
+          <w:lang w:val="fr-FR"/>
+        </w:rPr>
+        <w:t>vehicula</w:t>
+      </w:r>
+      <w:proofErr w:type="spellEnd"/>
+      <w:r>
+        <w:rPr>
+          <w:lang w:val="fr-FR"/>
+        </w:rPr>
+        <w:t xml:space="preserve"> </w:t>
+      </w:r>
+      <w:proofErr w:type="spellStart"/>
+      <w:r>
+        <w:rPr>
+          <w:lang w:val="fr-FR"/>
+        </w:rPr>
+        <w:t>congue</w:t>
+      </w:r>
+      <w:proofErr w:type="spellEnd"/>
+      <w:r>
+        <w:rPr>
+          <w:lang w:val="fr-FR"/>
+        </w:rPr>
+        <w:t xml:space="preserve"> </w:t>
+      </w:r>
+      <w:proofErr w:type="spellStart"/>
+      <w:r>
+        <w:rPr>
+          <w:lang w:val="fr-FR"/>
+        </w:rPr>
+        <w:t>nulla</w:t>
+      </w:r>
+      <w:proofErr w:type="spellEnd"/>
+      <w:r>
+        <w:rPr>
+          <w:lang w:val="fr-FR"/>
+        </w:rPr>
+        <w:t xml:space="preserve">, </w:t>
+      </w:r>
+      <w:proofErr w:type="spellStart"/>
+      <w:r>
+        <w:rPr>
+          <w:lang w:val="fr-FR"/>
+        </w:rPr>
+        <w:t>quis</w:t>
+      </w:r>
+      <w:proofErr w:type="spellEnd"/>
+      <w:r>
+        <w:rPr>
+          <w:lang w:val="fr-FR"/>
+        </w:rPr>
+        <w:t xml:space="preserve"> </w:t>
+      </w:r>
+      <w:proofErr w:type="spellStart"/>
+      <w:r>
+        <w:rPr>
+          <w:lang w:val="fr-FR"/>
+        </w:rPr>
+        <w:t>ullamcorper</w:t>
+      </w:r>
+      <w:proofErr w:type="spellEnd"/>
+      <w:r>
+        <w:rPr>
+          <w:lang w:val="fr-FR"/>
+        </w:rPr>
+        <w:t xml:space="preserve"> </w:t>
+      </w:r>
+      <w:proofErr w:type="spellStart"/>
+      <w:r>
+        <w:rPr>
+          <w:lang w:val="fr-FR"/>
+        </w:rPr>
+        <w:t>tellus</w:t>
+      </w:r>
+      <w:proofErr w:type="spellEnd"/>
+      <w:r>
+        <w:rPr>
+          <w:lang w:val="fr-FR"/>
+        </w:rPr>
+        <w:t xml:space="preserve"> </w:t>
+      </w:r>
+      <w:proofErr w:type="spellStart"/>
+      <w:r>
+        <w:rPr>
+          <w:lang w:val="fr-FR"/>
+        </w:rPr>
+        <w:t>finibus</w:t>
+      </w:r>
+      <w:proofErr w:type="spellEnd"/>
+      <w:r>
+        <w:rPr>
+          <w:lang w:val="fr-FR"/>
+        </w:rPr>
+        <w:t xml:space="preserve"> mollis. Sed id </w:t>
+      </w:r>
+      <w:proofErr w:type="spellStart"/>
+      <w:r>
+        <w:rPr>
+          <w:lang w:val="fr-FR"/>
+        </w:rPr>
+        <w:t>mauris</w:t>
+      </w:r>
+      <w:proofErr w:type="spellEnd"/>
+      <w:r>
+        <w:rPr>
+          <w:lang w:val="fr-FR"/>
+        </w:rPr>
+        <w:t xml:space="preserve"> at </w:t>
+      </w:r>
+      <w:proofErr w:type="spellStart"/>
+      <w:r>
+        <w:rPr>
+          <w:lang w:val="fr-FR"/>
+        </w:rPr>
+        <w:t>purus</w:t>
+      </w:r>
+      <w:proofErr w:type="spellEnd"/>
+      <w:r>
+        <w:rPr>
+          <w:lang w:val="fr-FR"/>
+        </w:rPr>
+        <w:t xml:space="preserve"> </w:t>
+      </w:r>
+      <w:proofErr w:type="spellStart"/>
+      <w:r>
+        <w:rPr>
+          <w:lang w:val="fr-FR"/>
+        </w:rPr>
+        <w:t>efficitur</w:t>
+      </w:r>
+      <w:proofErr w:type="spellEnd"/>
+      <w:r>
+        <w:rPr>
+          <w:lang w:val="fr-FR"/>
+        </w:rPr>
+        <w:t xml:space="preserve"> </w:t>
+      </w:r>
+      <w:proofErr w:type="spellStart"/>
+      <w:r>
+        <w:rPr>
+          <w:lang w:val="fr-FR"/>
+        </w:rPr>
+        <w:t>vulputate</w:t>
+      </w:r>
+      <w:proofErr w:type="spellEnd"/>
+      <w:r>
+        <w:rPr>
+          <w:lang w:val="fr-FR"/>
+        </w:rPr>
+        <w:t xml:space="preserve"> vitae a </w:t>
+      </w:r>
+      <w:proofErr w:type="spellStart"/>
+      <w:r>
+        <w:rPr>
+          <w:lang w:val="fr-FR"/>
+        </w:rPr>
+        <w:t>sapien</w:t>
+      </w:r>
+      <w:proofErr w:type="spellEnd"/>
       <w:r>
         <w:rPr>
           <w:lang w:val="fr-FR"/>
@@ -347,7 +1385,49 @@
           <w:lang w:val="fr-FR"/>
         </w:rPr>
         <w:lastRenderedPageBreak/>
-        <w:t>Mauris rutrum lacinia nunc ut euismod.</w:t>
+        <w:t xml:space="preserve">Mauris </w:t>
+      </w:r>
+      <w:proofErr w:type="spellStart"/>
+      <w:r>
+        <w:rPr>
+          <w:lang w:val="fr-FR"/>
+        </w:rPr>
+        <w:t>rutrum</w:t>
+      </w:r>
+      <w:proofErr w:type="spellEnd"/>
+      <w:r>
+        <w:rPr>
+          <w:lang w:val="fr-FR"/>
+        </w:rPr>
+        <w:t xml:space="preserve"> </w:t>
+      </w:r>
+      <w:proofErr w:type="spellStart"/>
+      <w:r>
+        <w:rPr>
+          <w:lang w:val="fr-FR"/>
+        </w:rPr>
+        <w:t>lacinia</w:t>
+      </w:r>
+      <w:proofErr w:type="spellEnd"/>
+      <w:r>
+        <w:rPr>
+          <w:lang w:val="fr-FR"/>
+        </w:rPr>
+        <w:t xml:space="preserve"> nunc ut </w:t>
+      </w:r>
+      <w:proofErr w:type="spellStart"/>
+      <w:r>
+        <w:rPr>
+          <w:lang w:val="fr-FR"/>
+        </w:rPr>
+        <w:t>euismod</w:t>
+      </w:r>
+      <w:proofErr w:type="spellEnd"/>
+      <w:r>
+        <w:rPr>
+          <w:lang w:val="fr-FR"/>
+        </w:rPr>
+        <w:t>.</w:t>
       </w:r>
       <w:r>
         <w:rPr>
@@ -362,11 +1442,33 @@
         </w:rPr>
         <w:t xml:space="preserve"> </w:t>
       </w:r>
-      <w:r>
-        <w:rPr>
-          <w:lang w:val="fr-FR"/>
-        </w:rPr>
-        <w:t>Nulla facilisi.</w:t>
+      <w:proofErr w:type="spellStart"/>
+      <w:r>
+        <w:rPr>
+          <w:lang w:val="fr-FR"/>
+        </w:rPr>
+        <w:t>Nulla</w:t>
+      </w:r>
+      <w:proofErr w:type="spellEnd"/>
+      <w:r>
+        <w:rPr>
+          <w:lang w:val="fr-FR"/>
+        </w:rPr>
+        <w:t xml:space="preserve"> </w:t>
+      </w:r>
+      <w:proofErr w:type="spellStart"/>
+      <w:r>
+        <w:rPr>
+          <w:lang w:val="fr-FR"/>
+        </w:rPr>
+        <w:t>facilisi</w:t>
+      </w:r>
+      <w:proofErr w:type="spellEnd"/>
+      <w:r>
+        <w:rPr>
+          <w:lang w:val="fr-FR"/>
+        </w:rPr>
+        <w:t>.</w:t>
       </w:r>
       <w:r>
         <w:rPr>
@@ -386,13 +1488,693 @@
         <w:rPr>
           <w:lang w:val="fr-FR"/>
         </w:rPr>
-        <w:t xml:space="preserve"> Ut quis nunc quis enim dictum mollis vel dictum ex. </w:t>
-      </w:r>
-      <w:r>
-        <w:rPr>
-          <w:lang w:val="fr-FR"/>
-        </w:rPr>
-        <w:t>Phasellus ipsum metus, lacinia quis augue nec, gravida sollicitudin massa. Duis vitae nunc eleifend sem consectetur luctus. Pellentesque ante lorem, porta id varius et, sodales a urna. Morbi vel nibh mi. Nulla lobortis, magna nec auctor lobortis, mi lorem ultricies diam, in ullamcorper leo eros sit amet odio. Vivamus et fringilla ligula. Nulla facilisi. Proin ultrices imperdiet sollicitudin. Pellentesque ac erat ultricies, cursus augue vel, lobortis urna.</w:t>
+        <w:t xml:space="preserve"> Ut </w:t>
+      </w:r>
+      <w:proofErr w:type="spellStart"/>
+      <w:r>
+        <w:rPr>
+          <w:lang w:val="fr-FR"/>
+        </w:rPr>
+        <w:t>quis</w:t>
+      </w:r>
+      <w:proofErr w:type="spellEnd"/>
+      <w:r>
+        <w:rPr>
+          <w:lang w:val="fr-FR"/>
+        </w:rPr>
+        <w:t xml:space="preserve"> nunc </w:t>
+      </w:r>
+      <w:proofErr w:type="spellStart"/>
+      <w:r>
+        <w:rPr>
+          <w:lang w:val="fr-FR"/>
+        </w:rPr>
+        <w:t>quis</w:t>
+      </w:r>
+      <w:proofErr w:type="spellEnd"/>
+      <w:r>
+        <w:rPr>
+          <w:lang w:val="fr-FR"/>
+        </w:rPr>
+        <w:t xml:space="preserve"> </w:t>
+      </w:r>
+      <w:proofErr w:type="spellStart"/>
+      <w:r>
+        <w:rPr>
+          <w:lang w:val="fr-FR"/>
+        </w:rPr>
+        <w:t>enim</w:t>
+      </w:r>
+      <w:proofErr w:type="spellEnd"/>
+      <w:r>
+        <w:rPr>
+          <w:lang w:val="fr-FR"/>
+        </w:rPr>
+        <w:t xml:space="preserve"> dictum mollis </w:t>
+      </w:r>
+      <w:proofErr w:type="spellStart"/>
+      <w:r>
+        <w:rPr>
+          <w:lang w:val="fr-FR"/>
+        </w:rPr>
+        <w:t>vel</w:t>
+      </w:r>
+      <w:proofErr w:type="spellEnd"/>
+      <w:r>
+        <w:rPr>
+          <w:lang w:val="fr-FR"/>
+        </w:rPr>
+        <w:t xml:space="preserve"> dictum ex. </w:t>
+      </w:r>
+      <w:proofErr w:type="spellStart"/>
+      <w:r>
+        <w:rPr>
+          <w:lang w:val="fr-FR"/>
+        </w:rPr>
+        <w:t>Phasellus</w:t>
+      </w:r>
+      <w:proofErr w:type="spellEnd"/>
+      <w:r>
+        <w:rPr>
+          <w:lang w:val="fr-FR"/>
+        </w:rPr>
+        <w:t xml:space="preserve"> ipsum </w:t>
+      </w:r>
+      <w:proofErr w:type="spellStart"/>
+      <w:r>
+        <w:rPr>
+          <w:lang w:val="fr-FR"/>
+        </w:rPr>
+        <w:t>metus</w:t>
+      </w:r>
+      <w:proofErr w:type="spellEnd"/>
+      <w:r>
+        <w:rPr>
+          <w:lang w:val="fr-FR"/>
+        </w:rPr>
+        <w:t xml:space="preserve">, </w:t>
+      </w:r>
+      <w:proofErr w:type="spellStart"/>
+      <w:r>
+        <w:rPr>
+          <w:lang w:val="fr-FR"/>
+        </w:rPr>
+        <w:t>lacinia</w:t>
+      </w:r>
+      <w:proofErr w:type="spellEnd"/>
+      <w:r>
+        <w:rPr>
+          <w:lang w:val="fr-FR"/>
+        </w:rPr>
+        <w:t xml:space="preserve"> </w:t>
+      </w:r>
+      <w:proofErr w:type="spellStart"/>
+      <w:r>
+        <w:rPr>
+          <w:lang w:val="fr-FR"/>
+        </w:rPr>
+        <w:t>quis</w:t>
+      </w:r>
+      <w:proofErr w:type="spellEnd"/>
+      <w:r>
+        <w:rPr>
+          <w:lang w:val="fr-FR"/>
+        </w:rPr>
+        <w:t xml:space="preserve"> </w:t>
+      </w:r>
+      <w:proofErr w:type="spellStart"/>
+      <w:r>
+        <w:rPr>
+          <w:lang w:val="fr-FR"/>
+        </w:rPr>
+        <w:t>augue</w:t>
+      </w:r>
+      <w:proofErr w:type="spellEnd"/>
+      <w:r>
+        <w:rPr>
+          <w:lang w:val="fr-FR"/>
+        </w:rPr>
+        <w:t xml:space="preserve"> nec, </w:t>
+      </w:r>
+      <w:proofErr w:type="spellStart"/>
+      <w:r>
+        <w:rPr>
+          <w:lang w:val="fr-FR"/>
+        </w:rPr>
+        <w:t>gravida</w:t>
+      </w:r>
+      <w:proofErr w:type="spellEnd"/>
+      <w:r>
+        <w:rPr>
+          <w:lang w:val="fr-FR"/>
+        </w:rPr>
+        <w:t xml:space="preserve"> </w:t>
+      </w:r>
+      <w:proofErr w:type="spellStart"/>
+      <w:r>
+        <w:rPr>
+          <w:lang w:val="fr-FR"/>
+        </w:rPr>
+        <w:t>sollicitudin</w:t>
+      </w:r>
+      <w:proofErr w:type="spellEnd"/>
+      <w:r>
+        <w:rPr>
+          <w:lang w:val="fr-FR"/>
+        </w:rPr>
+        <w:t xml:space="preserve"> massa. Duis vitae nunc </w:t>
+      </w:r>
+      <w:proofErr w:type="spellStart"/>
+      <w:r>
+        <w:rPr>
+          <w:lang w:val="fr-FR"/>
+        </w:rPr>
+        <w:t>eleifend</w:t>
+      </w:r>
+      <w:proofErr w:type="spellEnd"/>
+      <w:r>
+        <w:rPr>
+          <w:lang w:val="fr-FR"/>
+        </w:rPr>
+        <w:t xml:space="preserve"> </w:t>
+      </w:r>
+      <w:proofErr w:type="spellStart"/>
+      <w:r>
+        <w:rPr>
+          <w:lang w:val="fr-FR"/>
+        </w:rPr>
+        <w:t>sem</w:t>
+      </w:r>
+      <w:proofErr w:type="spellEnd"/>
+      <w:r>
+        <w:rPr>
+          <w:lang w:val="fr-FR"/>
+        </w:rPr>
+        <w:t xml:space="preserve"> </w:t>
+      </w:r>
+      <w:proofErr w:type="spellStart"/>
+      <w:r>
+        <w:rPr>
+          <w:lang w:val="fr-FR"/>
+        </w:rPr>
+        <w:t>consectetur</w:t>
+      </w:r>
+      <w:proofErr w:type="spellEnd"/>
+      <w:r>
+        <w:rPr>
+          <w:lang w:val="fr-FR"/>
+        </w:rPr>
+        <w:t xml:space="preserve"> </w:t>
+      </w:r>
+      <w:proofErr w:type="spellStart"/>
+      <w:r>
+        <w:rPr>
+          <w:lang w:val="fr-FR"/>
+        </w:rPr>
+        <w:t>luctus</w:t>
+      </w:r>
+      <w:proofErr w:type="spellEnd"/>
+      <w:r>
+        <w:rPr>
+          <w:lang w:val="fr-FR"/>
+        </w:rPr>
+        <w:t xml:space="preserve">. </w:t>
+      </w:r>
+      <w:proofErr w:type="spellStart"/>
+      <w:r>
+        <w:rPr>
+          <w:lang w:val="fr-FR"/>
+        </w:rPr>
+        <w:t>Pellentesque</w:t>
+      </w:r>
+      <w:proofErr w:type="spellEnd"/>
+      <w:r>
+        <w:rPr>
+          <w:lang w:val="fr-FR"/>
+        </w:rPr>
+        <w:t xml:space="preserve"> ante </w:t>
+      </w:r>
+      <w:proofErr w:type="spellStart"/>
+      <w:r>
+        <w:rPr>
+          <w:lang w:val="fr-FR"/>
+        </w:rPr>
+        <w:t>lorem</w:t>
+      </w:r>
+      <w:proofErr w:type="spellEnd"/>
+      <w:r>
+        <w:rPr>
+          <w:lang w:val="fr-FR"/>
+        </w:rPr>
+        <w:t xml:space="preserve">, porta id varius et, </w:t>
+      </w:r>
+      <w:proofErr w:type="spellStart"/>
+      <w:r>
+        <w:rPr>
+          <w:lang w:val="fr-FR"/>
+        </w:rPr>
+        <w:t>sodales</w:t>
+      </w:r>
+      <w:proofErr w:type="spellEnd"/>
+      <w:r>
+        <w:rPr>
+          <w:lang w:val="fr-FR"/>
+        </w:rPr>
+        <w:t xml:space="preserve"> a </w:t>
+      </w:r>
+      <w:proofErr w:type="spellStart"/>
+      <w:r>
+        <w:rPr>
+          <w:lang w:val="fr-FR"/>
+        </w:rPr>
+        <w:t>urna</w:t>
+      </w:r>
+      <w:proofErr w:type="spellEnd"/>
+      <w:r>
+        <w:rPr>
+          <w:lang w:val="fr-FR"/>
+        </w:rPr>
+        <w:t xml:space="preserve">. Morbi </w:t>
+      </w:r>
+      <w:proofErr w:type="spellStart"/>
+      <w:r>
+        <w:rPr>
+          <w:lang w:val="fr-FR"/>
+        </w:rPr>
+        <w:t>vel</w:t>
+      </w:r>
+      <w:proofErr w:type="spellEnd"/>
+      <w:r>
+        <w:rPr>
+          <w:lang w:val="fr-FR"/>
+        </w:rPr>
+        <w:t xml:space="preserve"> </w:t>
+      </w:r>
+      <w:proofErr w:type="spellStart"/>
+      <w:r>
+        <w:rPr>
+          <w:lang w:val="fr-FR"/>
+        </w:rPr>
+        <w:t>nibh</w:t>
+      </w:r>
+      <w:proofErr w:type="spellEnd"/>
+      <w:r>
+        <w:rPr>
+          <w:lang w:val="fr-FR"/>
+        </w:rPr>
+        <w:t xml:space="preserve"> mi. </w:t>
+      </w:r>
+      <w:proofErr w:type="spellStart"/>
+      <w:r>
+        <w:rPr>
+          <w:lang w:val="fr-FR"/>
+        </w:rPr>
+        <w:t>Nulla</w:t>
+      </w:r>
+      <w:proofErr w:type="spellEnd"/>
+      <w:r>
+        <w:rPr>
+          <w:lang w:val="fr-FR"/>
+        </w:rPr>
+        <w:t xml:space="preserve"> </w:t>
+      </w:r>
+      <w:proofErr w:type="spellStart"/>
+      <w:r>
+        <w:rPr>
+          <w:lang w:val="fr-FR"/>
+        </w:rPr>
+        <w:t>lobortis</w:t>
+      </w:r>
+      <w:proofErr w:type="spellEnd"/>
+      <w:r>
+        <w:rPr>
+          <w:lang w:val="fr-FR"/>
+        </w:rPr>
+        <w:t xml:space="preserve">, magna nec </w:t>
+      </w:r>
+      <w:proofErr w:type="spellStart"/>
+      <w:r>
+        <w:rPr>
+          <w:lang w:val="fr-FR"/>
+        </w:rPr>
+        <w:t>auctor</w:t>
+      </w:r>
+      <w:proofErr w:type="spellEnd"/>
+      <w:r>
+        <w:rPr>
+          <w:lang w:val="fr-FR"/>
+        </w:rPr>
+        <w:t xml:space="preserve"> </w:t>
+      </w:r>
+      <w:proofErr w:type="spellStart"/>
+      <w:r>
+        <w:rPr>
+          <w:lang w:val="fr-FR"/>
+        </w:rPr>
+        <w:t>lobortis</w:t>
+      </w:r>
+      <w:proofErr w:type="spellEnd"/>
+      <w:r>
+        <w:rPr>
+          <w:lang w:val="fr-FR"/>
+        </w:rPr>
+        <w:t xml:space="preserve">, mi </w:t>
+      </w:r>
+      <w:proofErr w:type="spellStart"/>
+      <w:r>
+        <w:rPr>
+          <w:lang w:val="fr-FR"/>
+        </w:rPr>
+        <w:t>lorem</w:t>
+      </w:r>
+      <w:proofErr w:type="spellEnd"/>
+      <w:r>
+        <w:rPr>
+          <w:lang w:val="fr-FR"/>
+        </w:rPr>
+        <w:t xml:space="preserve"> </w:t>
+      </w:r>
+      <w:proofErr w:type="spellStart"/>
+      <w:r>
+        <w:rPr>
+          <w:lang w:val="fr-FR"/>
+        </w:rPr>
+        <w:t>ultricies</w:t>
+      </w:r>
+      <w:proofErr w:type="spellEnd"/>
+      <w:r>
+        <w:rPr>
+          <w:lang w:val="fr-FR"/>
+        </w:rPr>
+        <w:t xml:space="preserve"> diam, in </w:t>
+      </w:r>
+      <w:proofErr w:type="spellStart"/>
+      <w:r>
+        <w:rPr>
+          <w:lang w:val="fr-FR"/>
+        </w:rPr>
+        <w:t>ullamcorper</w:t>
+      </w:r>
+      <w:proofErr w:type="spellEnd"/>
+      <w:r>
+        <w:rPr>
+          <w:lang w:val="fr-FR"/>
+        </w:rPr>
+        <w:t xml:space="preserve"> </w:t>
+      </w:r>
+      <w:proofErr w:type="spellStart"/>
+      <w:r>
+        <w:rPr>
+          <w:lang w:val="fr-FR"/>
+        </w:rPr>
+        <w:t>leo</w:t>
+      </w:r>
+      <w:proofErr w:type="spellEnd"/>
+      <w:r>
+        <w:rPr>
+          <w:lang w:val="fr-FR"/>
+        </w:rPr>
+        <w:t xml:space="preserve"> </w:t>
+      </w:r>
+      <w:proofErr w:type="spellStart"/>
+      <w:r>
+        <w:rPr>
+          <w:lang w:val="fr-FR"/>
+        </w:rPr>
+        <w:t>eros</w:t>
+      </w:r>
+      <w:proofErr w:type="spellEnd"/>
+      <w:r>
+        <w:rPr>
+          <w:lang w:val="fr-FR"/>
+        </w:rPr>
+        <w:t xml:space="preserve"> </w:t>
+      </w:r>
+      <w:proofErr w:type="spellStart"/>
+      <w:r>
+        <w:rPr>
+          <w:lang w:val="fr-FR"/>
+        </w:rPr>
+        <w:t>sit</w:t>
+      </w:r>
+      <w:proofErr w:type="spellEnd"/>
+      <w:r>
+        <w:rPr>
+          <w:lang w:val="fr-FR"/>
+        </w:rPr>
+        <w:t xml:space="preserve"> </w:t>
+      </w:r>
+      <w:proofErr w:type="spellStart"/>
+      <w:r>
+        <w:rPr>
+          <w:lang w:val="fr-FR"/>
+        </w:rPr>
+        <w:t>amet</w:t>
+      </w:r>
+      <w:proofErr w:type="spellEnd"/>
+      <w:r>
+        <w:rPr>
+          <w:lang w:val="fr-FR"/>
+        </w:rPr>
+        <w:t xml:space="preserve"> </w:t>
+      </w:r>
+      <w:proofErr w:type="spellStart"/>
+      <w:r>
+        <w:rPr>
+          <w:lang w:val="fr-FR"/>
+        </w:rPr>
+        <w:t>odio</w:t>
+      </w:r>
+      <w:proofErr w:type="spellEnd"/>
+      <w:r>
+        <w:rPr>
+          <w:lang w:val="fr-FR"/>
+        </w:rPr>
+        <w:t xml:space="preserve">. </w:t>
+      </w:r>
+      <w:proofErr w:type="spellStart"/>
+      <w:r>
+        <w:rPr>
+          <w:lang w:val="fr-FR"/>
+        </w:rPr>
+        <w:t>Vivamus</w:t>
+      </w:r>
+      <w:proofErr w:type="spellEnd"/>
+      <w:r>
+        <w:rPr>
+          <w:lang w:val="fr-FR"/>
+        </w:rPr>
+        <w:t xml:space="preserve"> et </w:t>
+      </w:r>
+      <w:proofErr w:type="spellStart"/>
+      <w:r>
+        <w:rPr>
+          <w:lang w:val="fr-FR"/>
+        </w:rPr>
+        <w:t>fringilla</w:t>
+      </w:r>
+      <w:proofErr w:type="spellEnd"/>
+      <w:r>
+        <w:rPr>
+          <w:lang w:val="fr-FR"/>
+        </w:rPr>
+        <w:t xml:space="preserve"> </w:t>
+      </w:r>
+      <w:proofErr w:type="spellStart"/>
+      <w:r>
+        <w:rPr>
+          <w:lang w:val="fr-FR"/>
+        </w:rPr>
+        <w:t>ligula</w:t>
+      </w:r>
+      <w:proofErr w:type="spellEnd"/>
+      <w:r>
+        <w:rPr>
+          <w:lang w:val="fr-FR"/>
+        </w:rPr>
+        <w:t xml:space="preserve">. </w:t>
+      </w:r>
+      <w:proofErr w:type="spellStart"/>
+      <w:r>
+        <w:rPr>
+          <w:lang w:val="fr-FR"/>
+        </w:rPr>
+        <w:t>Nulla</w:t>
+      </w:r>
+      <w:proofErr w:type="spellEnd"/>
+      <w:r>
+        <w:rPr>
+          <w:lang w:val="fr-FR"/>
+        </w:rPr>
+        <w:t xml:space="preserve"> </w:t>
+      </w:r>
+      <w:proofErr w:type="spellStart"/>
+      <w:r>
+        <w:rPr>
+          <w:lang w:val="fr-FR"/>
+        </w:rPr>
+        <w:t>facilisi</w:t>
+      </w:r>
+      <w:proofErr w:type="spellEnd"/>
+      <w:r>
+        <w:rPr>
+          <w:lang w:val="fr-FR"/>
+        </w:rPr>
+        <w:t xml:space="preserve">. </w:t>
+      </w:r>
+      <w:proofErr w:type="spellStart"/>
+      <w:r>
+        <w:rPr>
+          <w:lang w:val="fr-FR"/>
+        </w:rPr>
+        <w:t>Proin</w:t>
+      </w:r>
+      <w:proofErr w:type="spellEnd"/>
+      <w:r>
+        <w:rPr>
+          <w:lang w:val="fr-FR"/>
+        </w:rPr>
+        <w:t xml:space="preserve"> </w:t>
+      </w:r>
+      <w:proofErr w:type="spellStart"/>
+      <w:r>
+        <w:rPr>
+          <w:lang w:val="fr-FR"/>
+        </w:rPr>
+        <w:t>ultrices</w:t>
+      </w:r>
+      <w:proofErr w:type="spellEnd"/>
+      <w:r>
+        <w:rPr>
+          <w:lang w:val="fr-FR"/>
+        </w:rPr>
+        <w:t xml:space="preserve"> </w:t>
+      </w:r>
+      <w:proofErr w:type="spellStart"/>
+      <w:r>
+        <w:rPr>
+          <w:lang w:val="fr-FR"/>
+        </w:rPr>
+        <w:t>imperdiet</w:t>
+      </w:r>
+      <w:proofErr w:type="spellEnd"/>
+      <w:r>
+        <w:rPr>
+          <w:lang w:val="fr-FR"/>
+        </w:rPr>
+        <w:t xml:space="preserve"> </w:t>
+      </w:r>
+      <w:proofErr w:type="spellStart"/>
+      <w:r>
+        <w:rPr>
+          <w:lang w:val="fr-FR"/>
+        </w:rPr>
+        <w:t>sollicitudin</w:t>
+      </w:r>
+      <w:proofErr w:type="spellEnd"/>
+      <w:r>
+        <w:rPr>
+          <w:lang w:val="fr-FR"/>
+        </w:rPr>
+        <w:t xml:space="preserve">. </w:t>
+      </w:r>
+      <w:proofErr w:type="spellStart"/>
+      <w:r>
+        <w:rPr>
+          <w:lang w:val="fr-FR"/>
+        </w:rPr>
+        <w:t>Pellentesque</w:t>
+      </w:r>
+      <w:proofErr w:type="spellEnd"/>
+      <w:r>
+        <w:rPr>
+          <w:lang w:val="fr-FR"/>
+        </w:rPr>
+        <w:t xml:space="preserve"> </w:t>
+      </w:r>
+      <w:proofErr w:type="spellStart"/>
+      <w:r>
+        <w:rPr>
+          <w:lang w:val="fr-FR"/>
+        </w:rPr>
+        <w:t>ac</w:t>
+      </w:r>
+      <w:proofErr w:type="spellEnd"/>
+      <w:r>
+        <w:rPr>
+          <w:lang w:val="fr-FR"/>
+        </w:rPr>
+        <w:t xml:space="preserve"> erat </w:t>
+      </w:r>
+      <w:proofErr w:type="spellStart"/>
+      <w:r>
+        <w:rPr>
+          <w:lang w:val="fr-FR"/>
+        </w:rPr>
+        <w:t>ultricies</w:t>
+      </w:r>
+      <w:proofErr w:type="spellEnd"/>
+      <w:r>
+        <w:rPr>
+          <w:lang w:val="fr-FR"/>
+        </w:rPr>
+        <w:t xml:space="preserve">, cursus </w:t>
+      </w:r>
+      <w:proofErr w:type="spellStart"/>
+      <w:r>
+        <w:rPr>
+          <w:lang w:val="fr-FR"/>
+        </w:rPr>
+        <w:t>augue</w:t>
+      </w:r>
+      <w:proofErr w:type="spellEnd"/>
+      <w:r>
+        <w:rPr>
+          <w:lang w:val="fr-FR"/>
+        </w:rPr>
+        <w:t xml:space="preserve"> </w:t>
+      </w:r>
+      <w:proofErr w:type="spellStart"/>
+      <w:r>
+        <w:rPr>
+          <w:lang w:val="fr-FR"/>
+        </w:rPr>
+        <w:t>vel</w:t>
+      </w:r>
+      <w:proofErr w:type="spellEnd"/>
+      <w:r>
+        <w:rPr>
+          <w:lang w:val="fr-FR"/>
+        </w:rPr>
+        <w:t xml:space="preserve">, </w:t>
+      </w:r>
+      <w:proofErr w:type="spellStart"/>
+      <w:r>
+        <w:rPr>
+          <w:lang w:val="fr-FR"/>
+        </w:rPr>
+        <w:t>lobortis</w:t>
+      </w:r>
+      <w:proofErr w:type="spellEnd"/>
+      <w:r>
+        <w:rPr>
+          <w:lang w:val="fr-FR"/>
+        </w:rPr>
+        <w:t xml:space="preserve"> </w:t>
+      </w:r>
+      <w:proofErr w:type="spellStart"/>
+      <w:r>
+        <w:rPr>
+          <w:lang w:val="fr-FR"/>
+        </w:rPr>
+        <w:t>urna</w:t>
+      </w:r>
+      <w:proofErr w:type="spellEnd"/>
+      <w:r>
+        <w:rPr>
+          <w:lang w:val="fr-FR"/>
+        </w:rPr>
+        <w:t>.</w:t>
       </w:r>
       <w:r>
         <w:rPr>
@@ -413,7 +2195,39 @@
           <w:highlight w:val="yellow"/>
           <w:lang w:val="fr-FR"/>
         </w:rPr>
-        <w:t>&lt;figure 1 about here&gt;</w:t>
+        <w:t>&lt;</w:t>
+      </w:r>
+      <w:proofErr w:type="gramStart"/>
+      <w:r>
+        <w:rPr>
+          <w:highlight w:val="yellow"/>
+          <w:lang w:val="fr-FR"/>
+        </w:rPr>
+        <w:t>figure</w:t>
+      </w:r>
+      <w:proofErr w:type="gramEnd"/>
+      <w:r>
+        <w:rPr>
+          <w:highlight w:val="yellow"/>
+          <w:lang w:val="fr-FR"/>
+        </w:rPr>
+        <w:t xml:space="preserve"> 1 about </w:t>
+      </w:r>
+      <w:proofErr w:type="spellStart"/>
+      <w:r>
+        <w:rPr>
+          <w:highlight w:val="yellow"/>
+          <w:lang w:val="fr-FR"/>
+        </w:rPr>
+        <w:t>here</w:t>
+      </w:r>
+      <w:proofErr w:type="spellEnd"/>
+      <w:r>
+        <w:rPr>
+          <w:highlight w:val="yellow"/>
+          <w:lang w:val="fr-FR"/>
+        </w:rPr>
+        <w:t>&gt;</w:t>
       </w:r>
     </w:p>
     <w:p>
@@ -422,7 +2236,7 @@
       </w:pPr>
       <w:r>
         <w:rPr>
-          <w:lang w:val="fr-FR"/>
+          <w:lang w:val="en-CA"/>
         </w:rPr>
         <w:t xml:space="preserve">Figure </w:t>
       </w:r>
@@ -431,7 +2245,7 @@
       </w:r>
       <w:r>
         <w:rPr>
-          <w:lang w:val="fr-FR"/>
+          <w:lang w:val="en-CA"/>
         </w:rPr>
         <w:instrText xml:space="preserve"> SEQ Figure \* ARABIC </w:instrText>
       </w:r>
@@ -440,7 +2254,7 @@
       </w:r>
       <w:r>
         <w:rPr>
-          <w:lang w:val="fr-FR"/>
+          <w:lang w:val="en-CA"/>
         </w:rPr>
         <w:t>1</w:t>
       </w:r>
@@ -449,7 +2263,7 @@
       </w:r>
       <w:r>
         <w:rPr>
-          <w:lang w:val="fr-FR"/>
+          <w:lang w:val="en-CA"/>
         </w:rPr>
         <w:t xml:space="preserve">. </w:t>
       </w:r>
@@ -493,19 +2307,300 @@
         </w:rPr>
       </w:pPr>
       <w:r>
-        <w:t xml:space="preserve">Nam mauris nulla, rhoncus in mi vitae, congue luctus quam. Integer laoreet dui et leo fringilla venenatis. </w:t>
-      </w:r>
-      <w:r>
-        <w:rPr>
-          <w:lang w:val="fr-FR"/>
-        </w:rPr>
+        <w:t xml:space="preserve">Nam </w:t>
+      </w:r>
+      <w:proofErr w:type="spellStart"/>
+      <w:r>
+        <w:t>mauris</w:t>
+      </w:r>
+      <w:proofErr w:type="spellEnd"/>
+      <w:r>
+        <w:t xml:space="preserve"> </w:t>
+      </w:r>
+      <w:proofErr w:type="spellStart"/>
+      <w:r>
+        <w:t>nulla</w:t>
+      </w:r>
+      <w:proofErr w:type="spellEnd"/>
+      <w:r>
+        <w:t xml:space="preserve">, </w:t>
+      </w:r>
+      <w:proofErr w:type="spellStart"/>
+      <w:r>
+        <w:t>rhoncus</w:t>
+      </w:r>
+      <w:proofErr w:type="spellEnd"/>
+      <w:r>
+        <w:t xml:space="preserve"> in mi vitae, </w:t>
+      </w:r>
+      <w:proofErr w:type="spellStart"/>
+      <w:r>
+        <w:t>congue</w:t>
+      </w:r>
+      <w:proofErr w:type="spellEnd"/>
+      <w:r>
+        <w:t xml:space="preserve"> </w:t>
+      </w:r>
+      <w:proofErr w:type="spellStart"/>
+      <w:r>
+        <w:t>luctus</w:t>
+      </w:r>
+      <w:proofErr w:type="spellEnd"/>
+      <w:r>
+        <w:t xml:space="preserve"> </w:t>
+      </w:r>
+      <w:proofErr w:type="spellStart"/>
+      <w:r>
+        <w:t>quam</w:t>
+      </w:r>
+      <w:proofErr w:type="spellEnd"/>
+      <w:r>
+        <w:t xml:space="preserve">. Integer </w:t>
+      </w:r>
+      <w:proofErr w:type="spellStart"/>
+      <w:r>
+        <w:t>laoreet</w:t>
+      </w:r>
+      <w:proofErr w:type="spellEnd"/>
+      <w:r>
+        <w:t xml:space="preserve"> dui et </w:t>
+      </w:r>
+      <w:proofErr w:type="spellStart"/>
+      <w:r>
+        <w:t>leo</w:t>
+      </w:r>
+      <w:proofErr w:type="spellEnd"/>
+      <w:r>
+        <w:t xml:space="preserve"> </w:t>
+      </w:r>
+      <w:proofErr w:type="spellStart"/>
+      <w:r>
+        <w:t>fringilla</w:t>
+      </w:r>
+      <w:proofErr w:type="spellEnd"/>
+      <w:r>
+        <w:t xml:space="preserve"> </w:t>
+      </w:r>
+      <w:proofErr w:type="spellStart"/>
+      <w:r>
+        <w:t>venenatis</w:t>
+      </w:r>
+      <w:proofErr w:type="spellEnd"/>
+      <w:r>
+        <w:t xml:space="preserve">. </w:t>
+      </w:r>
+      <w:r>
         <w:t xml:space="preserve">In hac habitasse platea dictumst. </w:t>
       </w:r>
-      <w:r>
-        <w:rPr>
-          <w:lang w:val="fr-FR"/>
-        </w:rPr>
-        <w:t>Nulla eu dui eu ligula facilisis sagittis eu nec libero. Sed finibus mollis lectus ac congue. Quisque quis lobortis urna, eget varius ligula.</w:t>
+      <w:proofErr w:type="spellStart"/>
+      <w:r>
+        <w:rPr>
+          <w:lang w:val="fr-FR"/>
+        </w:rPr>
+        <w:t>Nulla</w:t>
+      </w:r>
+      <w:proofErr w:type="spellEnd"/>
+      <w:r>
+        <w:rPr>
+          <w:lang w:val="fr-FR"/>
+        </w:rPr>
+        <w:t xml:space="preserve"> eu </w:t>
+      </w:r>
+      <w:proofErr w:type="spellStart"/>
+      <w:r>
+        <w:rPr>
+          <w:lang w:val="fr-FR"/>
+        </w:rPr>
+        <w:t>dui</w:t>
+      </w:r>
+      <w:proofErr w:type="spellEnd"/>
+      <w:r>
+        <w:rPr>
+          <w:lang w:val="fr-FR"/>
+        </w:rPr>
+        <w:t xml:space="preserve"> eu </w:t>
+      </w:r>
+      <w:proofErr w:type="spellStart"/>
+      <w:r>
+        <w:rPr>
+          <w:lang w:val="fr-FR"/>
+        </w:rPr>
+        <w:t>ligula</w:t>
+      </w:r>
+      <w:proofErr w:type="spellEnd"/>
+      <w:r>
+        <w:rPr>
+          <w:lang w:val="fr-FR"/>
+        </w:rPr>
+        <w:t xml:space="preserve"> </w:t>
+      </w:r>
+      <w:proofErr w:type="spellStart"/>
+      <w:r>
+        <w:rPr>
+          <w:lang w:val="fr-FR"/>
+        </w:rPr>
+        <w:t>facilisis</w:t>
+      </w:r>
+      <w:proofErr w:type="spellEnd"/>
+      <w:r>
+        <w:rPr>
+          <w:lang w:val="fr-FR"/>
+        </w:rPr>
+        <w:t xml:space="preserve"> </w:t>
+      </w:r>
+      <w:proofErr w:type="spellStart"/>
+      <w:r>
+        <w:rPr>
+          <w:lang w:val="fr-FR"/>
+        </w:rPr>
+        <w:t>sagittis</w:t>
+      </w:r>
+      <w:proofErr w:type="spellEnd"/>
+      <w:r>
+        <w:rPr>
+          <w:lang w:val="fr-FR"/>
+        </w:rPr>
+        <w:t xml:space="preserve"> eu nec libero. Sed </w:t>
+      </w:r>
+      <w:proofErr w:type="spellStart"/>
+      <w:r>
+        <w:rPr>
+          <w:lang w:val="fr-FR"/>
+        </w:rPr>
+        <w:t>finibus</w:t>
+      </w:r>
+      <w:proofErr w:type="spellEnd"/>
+      <w:r>
+        <w:rPr>
+          <w:lang w:val="fr-FR"/>
+        </w:rPr>
+        <w:t xml:space="preserve"> mollis </w:t>
+      </w:r>
+      <w:proofErr w:type="spellStart"/>
+      <w:r>
+        <w:rPr>
+          <w:lang w:val="fr-FR"/>
+        </w:rPr>
+        <w:t>lectus</w:t>
+      </w:r>
+      <w:proofErr w:type="spellEnd"/>
+      <w:r>
+        <w:rPr>
+          <w:lang w:val="fr-FR"/>
+        </w:rPr>
+        <w:t xml:space="preserve"> </w:t>
+      </w:r>
+      <w:proofErr w:type="spellStart"/>
+      <w:r>
+        <w:rPr>
+          <w:lang w:val="fr-FR"/>
+        </w:rPr>
+        <w:t>ac</w:t>
+      </w:r>
+      <w:proofErr w:type="spellEnd"/>
+      <w:r>
+        <w:rPr>
+          <w:lang w:val="fr-FR"/>
+        </w:rPr>
+        <w:t xml:space="preserve"> </w:t>
+      </w:r>
+      <w:proofErr w:type="spellStart"/>
+      <w:r>
+        <w:rPr>
+          <w:lang w:val="fr-FR"/>
+        </w:rPr>
+        <w:t>congue</w:t>
+      </w:r>
+      <w:proofErr w:type="spellEnd"/>
+      <w:r>
+        <w:rPr>
+          <w:lang w:val="fr-FR"/>
+        </w:rPr>
+        <w:t xml:space="preserve">. </w:t>
+      </w:r>
+      <w:proofErr w:type="spellStart"/>
+      <w:r>
+        <w:rPr>
+          <w:lang w:val="fr-FR"/>
+        </w:rPr>
+        <w:t>Quisque</w:t>
+      </w:r>
+      <w:proofErr w:type="spellEnd"/>
+      <w:r>
+        <w:rPr>
+          <w:lang w:val="fr-FR"/>
+        </w:rPr>
+        <w:t xml:space="preserve"> </w:t>
+      </w:r>
+      <w:proofErr w:type="spellStart"/>
+      <w:r>
+        <w:rPr>
+          <w:lang w:val="fr-FR"/>
+        </w:rPr>
+        <w:t>quis</w:t>
+      </w:r>
+      <w:proofErr w:type="spellEnd"/>
+      <w:r>
+        <w:rPr>
+          <w:lang w:val="fr-FR"/>
+        </w:rPr>
+        <w:t xml:space="preserve"> </w:t>
+      </w:r>
+      <w:proofErr w:type="spellStart"/>
+      <w:r>
+        <w:rPr>
+          <w:lang w:val="fr-FR"/>
+        </w:rPr>
+        <w:t>lobortis</w:t>
+      </w:r>
+      <w:proofErr w:type="spellEnd"/>
+      <w:r>
+        <w:rPr>
+          <w:lang w:val="fr-FR"/>
+        </w:rPr>
+        <w:t xml:space="preserve"> </w:t>
+      </w:r>
+      <w:proofErr w:type="spellStart"/>
+      <w:r>
+        <w:rPr>
+          <w:lang w:val="fr-FR"/>
+        </w:rPr>
+        <w:t>urna</w:t>
+      </w:r>
+      <w:proofErr w:type="spellEnd"/>
+      <w:r>
+        <w:rPr>
+          <w:lang w:val="fr-FR"/>
+        </w:rPr>
+        <w:t xml:space="preserve">, </w:t>
+      </w:r>
+      <w:proofErr w:type="spellStart"/>
+      <w:r>
+        <w:rPr>
+          <w:lang w:val="fr-FR"/>
+        </w:rPr>
+        <w:t>eget</w:t>
+      </w:r>
+      <w:proofErr w:type="spellEnd"/>
+      <w:r>
+        <w:rPr>
+          <w:lang w:val="fr-FR"/>
+        </w:rPr>
+        <w:t xml:space="preserve"> varius </w:t>
+      </w:r>
+      <w:proofErr w:type="spellStart"/>
+      <w:r>
+        <w:rPr>
+          <w:lang w:val="fr-FR"/>
+        </w:rPr>
+        <w:t>ligula</w:t>
+      </w:r>
+      <w:proofErr w:type="spellEnd"/>
+      <w:r>
+        <w:rPr>
+          <w:lang w:val="fr-FR"/>
+        </w:rPr>
+        <w:t>.</w:t>
       </w:r>
     </w:p>
     <w:tbl>
@@ -561,11 +2656,149 @@
               <w:pStyle w:val="Tablecellcontents"/>
             </w:pPr>
             <w:r>
-              <w:t xml:space="preserve">Nam mauris nulla, rhoncus in mi vitae, congue luctus quam. Integer laoreet dui et leo fringilla venenatis. In hac habitasse platea dictumst. </w:t>
+              <w:t xml:space="preserve">Nam </w:t>
             </w:r>
+            <w:proofErr w:type="spellStart"/>
             <w:r>
-              <w:t>Nulla eu dui eu ligula facilisis sagittis</w:t>
+              <w:t>mauris</w:t>
             </w:r>
+            <w:proofErr w:type="spellEnd"/>
+            <w:r>
+              <w:t xml:space="preserve"> </w:t>
+            </w:r>
+            <w:proofErr w:type="spellStart"/>
+            <w:r>
+              <w:t>nulla</w:t>
+            </w:r>
+            <w:proofErr w:type="spellEnd"/>
+            <w:r>
+              <w:t xml:space="preserve">, rhoncus in mi vitae, </w:t>
+            </w:r>
+            <w:proofErr w:type="spellStart"/>
+            <w:r>
+              <w:t>congue</w:t>
+            </w:r>
+            <w:proofErr w:type="spellEnd"/>
+            <w:r>
+              <w:t xml:space="preserve"> </w:t>
+            </w:r>
+            <w:proofErr w:type="spellStart"/>
+            <w:r>
+              <w:t>luctus</w:t>
+            </w:r>
+            <w:proofErr w:type="spellEnd"/>
+            <w:r>
+              <w:t xml:space="preserve"> </w:t>
+            </w:r>
+            <w:proofErr w:type="spellStart"/>
+            <w:r>
+              <w:t>quam</w:t>
+            </w:r>
+            <w:proofErr w:type="spellEnd"/>
+            <w:r>
+              <w:t xml:space="preserve">. Integer </w:t>
+            </w:r>
+            <w:proofErr w:type="spellStart"/>
+            <w:r>
+              <w:t>laoreet</w:t>
+            </w:r>
+            <w:proofErr w:type="spellEnd"/>
+            <w:r>
+              <w:t xml:space="preserve"> </w:t>
+            </w:r>
+            <w:proofErr w:type="spellStart"/>
+            <w:r>
+              <w:t>dui</w:t>
+            </w:r>
+            <w:proofErr w:type="spellEnd"/>
+            <w:r>
+              <w:t xml:space="preserve"> et </w:t>
+            </w:r>
+            <w:proofErr w:type="spellStart"/>
+            <w:r>
+              <w:t>leo</w:t>
+            </w:r>
+            <w:proofErr w:type="spellEnd"/>
+            <w:r>
+              <w:t xml:space="preserve"> </w:t>
+            </w:r>
+            <w:proofErr w:type="spellStart"/>
+            <w:r>
+              <w:t>fringilla</w:t>
+            </w:r>
+            <w:proofErr w:type="spellEnd"/>
+            <w:r>
+              <w:t xml:space="preserve"> </w:t>
+            </w:r>
+            <w:proofErr w:type="spellStart"/>
+            <w:r>
+              <w:t>venenatis</w:t>
+            </w:r>
+            <w:proofErr w:type="spellEnd"/>
+            <w:r>
+              <w:t xml:space="preserve">. In </w:t>
+            </w:r>
+            <w:proofErr w:type="spellStart"/>
+            <w:r>
+              <w:t>hac</w:t>
+            </w:r>
+            <w:proofErr w:type="spellEnd"/>
+            <w:r>
+              <w:t xml:space="preserve"> habitasse </w:t>
+            </w:r>
+            <w:proofErr w:type="spellStart"/>
+            <w:r>
+              <w:t>platea</w:t>
+            </w:r>
+            <w:proofErr w:type="spellEnd"/>
+            <w:r>
+              <w:t xml:space="preserve"> </w:t>
+            </w:r>
+            <w:proofErr w:type="spellStart"/>
+            <w:r>
+              <w:t>dictumst</w:t>
+            </w:r>
+            <w:proofErr w:type="spellEnd"/>
+            <w:r>
+              <w:t xml:space="preserve">. </w:t>
+            </w:r>
+            <w:proofErr w:type="spellStart"/>
+            <w:r>
+              <w:t>Nulla</w:t>
+            </w:r>
+            <w:proofErr w:type="spellEnd"/>
+            <w:r>
+              <w:t xml:space="preserve"> eu </w:t>
+            </w:r>
+            <w:proofErr w:type="spellStart"/>
+            <w:r>
+              <w:t>dui</w:t>
+            </w:r>
+            <w:proofErr w:type="spellEnd"/>
+            <w:r>
+              <w:t xml:space="preserve"> eu </w:t>
+            </w:r>
+            <w:proofErr w:type="spellStart"/>
+            <w:r>
+              <w:t>ligula</w:t>
+            </w:r>
+            <w:proofErr w:type="spellEnd"/>
+            <w:r>
+              <w:t xml:space="preserve"> </w:t>
+            </w:r>
+            <w:proofErr w:type="spellStart"/>
+            <w:r>
+              <w:t>facilisis</w:t>
+            </w:r>
+            <w:proofErr w:type="spellEnd"/>
+            <w:r>
+              <w:t xml:space="preserve"> </w:t>
+            </w:r>
+            <w:proofErr w:type="spellStart"/>
+            <w:r>
+              <w:t>sagittis</w:t>
+            </w:r>
+            <w:proofErr w:type="spellEnd"/>
           </w:p>
         </w:tc>
         <w:tc>
@@ -611,9 +2844,11 @@
             <w:pPr>
               <w:pStyle w:val="Tablecellcontents"/>
             </w:pPr>
+            <w:proofErr w:type="spellStart"/>
             <w:r>
               <w:t>Mauritania</w:t>
             </w:r>
+            <w:proofErr w:type="spellEnd"/>
           </w:p>
         </w:tc>
         <w:tc>
@@ -642,45 +2877,437 @@
         <w:rPr>
           <w:lang w:val="fr-FR"/>
         </w:rPr>
-        <w:t>Table 1. Caption goes here.</w:t>
+        <w:t xml:space="preserve">Table 1. </w:t>
+      </w:r>
+      <w:proofErr w:type="spellStart"/>
+      <w:r>
+        <w:rPr>
+          <w:lang w:val="fr-FR"/>
+        </w:rPr>
+        <w:t>Caption</w:t>
+      </w:r>
+      <w:proofErr w:type="spellEnd"/>
+      <w:r>
+        <w:rPr>
+          <w:lang w:val="fr-FR"/>
+        </w:rPr>
+        <w:t xml:space="preserve"> </w:t>
+      </w:r>
+      <w:proofErr w:type="spellStart"/>
+      <w:r>
+        <w:rPr>
+          <w:lang w:val="fr-FR"/>
+        </w:rPr>
+        <w:t>goes</w:t>
+      </w:r>
+      <w:proofErr w:type="spellEnd"/>
+      <w:r>
+        <w:rPr>
+          <w:lang w:val="fr-FR"/>
+        </w:rPr>
+        <w:t xml:space="preserve"> </w:t>
+      </w:r>
+      <w:proofErr w:type="spellStart"/>
+      <w:r>
+        <w:rPr>
+          <w:lang w:val="fr-FR"/>
+        </w:rPr>
+        <w:t>here</w:t>
+      </w:r>
+      <w:proofErr w:type="spellEnd"/>
+      <w:r>
+        <w:rPr>
+          <w:lang w:val="fr-FR"/>
+        </w:rPr>
+        <w:t>.</w:t>
       </w:r>
     </w:p>
     <w:p>
       <w:pPr>
         <w:pStyle w:val="BodyText"/>
         <w:rPr>
-          <w:lang w:val="en-CA"/>
+          <w:lang w:val="fr-FR"/>
         </w:rPr>
       </w:pPr>
       <w:r>
         <w:rPr>
           <w:lang w:val="fr-FR"/>
         </w:rPr>
-        <w:t>Suspendisse dictum efficitur ligula at vestibulum. Cras magna quam, rutrum a ex in, interdum luctus est. Maecenas nec elementum tellus. Phasellus fermentum nulla risus, et convallis mauris ornare eget. Etiam non hendrerit augue.</w:t>
-      </w:r>
-      <w:r>
-        <w:rPr>
-          <w:lang w:val="fr-FR"/>
-        </w:rPr>
-        <w:t xml:space="preserve"> </w:t>
-      </w:r>
-      <w:r>
-        <w:rPr>
-          <w:lang w:val="fr-FR"/>
-        </w:rPr>
-        <w:t xml:space="preserve">Ut eu quam non </w:t>
-      </w:r>
+        <w:t xml:space="preserve">Suspendisse dictum </w:t>
+      </w:r>
+      <w:proofErr w:type="spellStart"/>
+      <w:r>
+        <w:rPr>
+          <w:lang w:val="fr-FR"/>
+        </w:rPr>
+        <w:t>efficitur</w:t>
+      </w:r>
+      <w:proofErr w:type="spellEnd"/>
+      <w:r>
+        <w:rPr>
+          <w:lang w:val="fr-FR"/>
+        </w:rPr>
+        <w:t xml:space="preserve"> </w:t>
+      </w:r>
+      <w:proofErr w:type="spellStart"/>
+      <w:r>
+        <w:rPr>
+          <w:lang w:val="fr-FR"/>
+        </w:rPr>
+        <w:t>ligula</w:t>
+      </w:r>
+      <w:proofErr w:type="spellEnd"/>
+      <w:r>
+        <w:rPr>
+          <w:lang w:val="fr-FR"/>
+        </w:rPr>
+        <w:t xml:space="preserve"> at </w:t>
+      </w:r>
+      <w:proofErr w:type="spellStart"/>
+      <w:r>
+        <w:rPr>
+          <w:lang w:val="fr-FR"/>
+        </w:rPr>
+        <w:t>vestibulum</w:t>
+      </w:r>
+      <w:proofErr w:type="spellEnd"/>
+      <w:r>
+        <w:rPr>
+          <w:lang w:val="fr-FR"/>
+        </w:rPr>
+        <w:t xml:space="preserve">. Cras magna </w:t>
+      </w:r>
+      <w:proofErr w:type="spellStart"/>
+      <w:r>
+        <w:rPr>
+          <w:lang w:val="fr-FR"/>
+        </w:rPr>
+        <w:t>quam</w:t>
+      </w:r>
+      <w:proofErr w:type="spellEnd"/>
+      <w:r>
+        <w:rPr>
+          <w:lang w:val="fr-FR"/>
+        </w:rPr>
+        <w:t xml:space="preserve">, </w:t>
+      </w:r>
+      <w:proofErr w:type="spellStart"/>
+      <w:r>
+        <w:rPr>
+          <w:lang w:val="fr-FR"/>
+        </w:rPr>
+        <w:t>rutrum</w:t>
+      </w:r>
+      <w:proofErr w:type="spellEnd"/>
+      <w:r>
+        <w:rPr>
+          <w:lang w:val="fr-FR"/>
+        </w:rPr>
+        <w:t xml:space="preserve"> a ex in, </w:t>
+      </w:r>
+      <w:proofErr w:type="spellStart"/>
+      <w:r>
+        <w:rPr>
+          <w:lang w:val="fr-FR"/>
+        </w:rPr>
+        <w:t>interdum</w:t>
+      </w:r>
+      <w:proofErr w:type="spellEnd"/>
+      <w:r>
+        <w:rPr>
+          <w:lang w:val="fr-FR"/>
+        </w:rPr>
+        <w:t xml:space="preserve"> </w:t>
+      </w:r>
+      <w:proofErr w:type="spellStart"/>
+      <w:r>
+        <w:rPr>
+          <w:lang w:val="fr-FR"/>
+        </w:rPr>
+        <w:t>luctus</w:t>
+      </w:r>
+      <w:proofErr w:type="spellEnd"/>
+      <w:r>
+        <w:rPr>
+          <w:lang w:val="fr-FR"/>
+        </w:rPr>
+        <w:t xml:space="preserve"> est. </w:t>
+      </w:r>
+      <w:proofErr w:type="spellStart"/>
+      <w:r>
+        <w:rPr>
+          <w:lang w:val="fr-FR"/>
+        </w:rPr>
+        <w:t>Maecenas</w:t>
+      </w:r>
+      <w:proofErr w:type="spellEnd"/>
+      <w:r>
+        <w:rPr>
+          <w:lang w:val="fr-FR"/>
+        </w:rPr>
+        <w:t xml:space="preserve"> nec </w:t>
+      </w:r>
+      <w:proofErr w:type="spellStart"/>
+      <w:r>
+        <w:rPr>
+          <w:lang w:val="fr-FR"/>
+        </w:rPr>
+        <w:t>elementum</w:t>
+      </w:r>
+      <w:proofErr w:type="spellEnd"/>
+      <w:r>
+        <w:rPr>
+          <w:lang w:val="fr-FR"/>
+        </w:rPr>
+        <w:t xml:space="preserve"> </w:t>
+      </w:r>
+      <w:proofErr w:type="spellStart"/>
+      <w:r>
+        <w:rPr>
+          <w:lang w:val="fr-FR"/>
+        </w:rPr>
+        <w:t>tellus</w:t>
+      </w:r>
+      <w:proofErr w:type="spellEnd"/>
+      <w:r>
+        <w:rPr>
+          <w:lang w:val="fr-FR"/>
+        </w:rPr>
+        <w:t xml:space="preserve">. </w:t>
+      </w:r>
+      <w:proofErr w:type="spellStart"/>
+      <w:r>
+        <w:rPr>
+          <w:lang w:val="fr-FR"/>
+        </w:rPr>
+        <w:t>Phasellus</w:t>
+      </w:r>
+      <w:proofErr w:type="spellEnd"/>
+      <w:r>
+        <w:rPr>
+          <w:lang w:val="fr-FR"/>
+        </w:rPr>
+        <w:t xml:space="preserve"> </w:t>
+      </w:r>
+      <w:proofErr w:type="spellStart"/>
+      <w:r>
+        <w:rPr>
+          <w:lang w:val="fr-FR"/>
+        </w:rPr>
+        <w:t>fermentum</w:t>
+      </w:r>
+      <w:proofErr w:type="spellEnd"/>
+      <w:r>
+        <w:rPr>
+          <w:lang w:val="fr-FR"/>
+        </w:rPr>
+        <w:t xml:space="preserve"> </w:t>
+      </w:r>
+      <w:proofErr w:type="spellStart"/>
+      <w:r>
+        <w:rPr>
+          <w:lang w:val="fr-FR"/>
+        </w:rPr>
+        <w:t>nulla</w:t>
+      </w:r>
+      <w:proofErr w:type="spellEnd"/>
+      <w:r>
+        <w:rPr>
+          <w:lang w:val="fr-FR"/>
+        </w:rPr>
+        <w:t xml:space="preserve"> </w:t>
+      </w:r>
+      <w:proofErr w:type="spellStart"/>
+      <w:r>
+        <w:rPr>
+          <w:lang w:val="fr-FR"/>
+        </w:rPr>
+        <w:t>risus</w:t>
+      </w:r>
+      <w:proofErr w:type="spellEnd"/>
+      <w:r>
+        <w:rPr>
+          <w:lang w:val="fr-FR"/>
+        </w:rPr>
+        <w:t xml:space="preserve">, et </w:t>
+      </w:r>
+      <w:proofErr w:type="spellStart"/>
+      <w:r>
+        <w:rPr>
+          <w:lang w:val="fr-FR"/>
+        </w:rPr>
+        <w:t>convallis</w:t>
+      </w:r>
+      <w:proofErr w:type="spellEnd"/>
+      <w:r>
+        <w:rPr>
+          <w:lang w:val="fr-FR"/>
+        </w:rPr>
+        <w:t xml:space="preserve"> </w:t>
+      </w:r>
+      <w:proofErr w:type="spellStart"/>
+      <w:r>
+        <w:rPr>
+          <w:lang w:val="fr-FR"/>
+        </w:rPr>
+        <w:t>mauris</w:t>
+      </w:r>
+      <w:proofErr w:type="spellEnd"/>
+      <w:r>
+        <w:rPr>
+          <w:lang w:val="fr-FR"/>
+        </w:rPr>
+        <w:t xml:space="preserve"> </w:t>
+      </w:r>
+      <w:proofErr w:type="spellStart"/>
+      <w:r>
+        <w:rPr>
+          <w:lang w:val="fr-FR"/>
+        </w:rPr>
+        <w:t>ornare</w:t>
+      </w:r>
+      <w:proofErr w:type="spellEnd"/>
+      <w:r>
+        <w:rPr>
+          <w:lang w:val="fr-FR"/>
+        </w:rPr>
+        <w:t xml:space="preserve"> </w:t>
+      </w:r>
+      <w:proofErr w:type="spellStart"/>
+      <w:r>
+        <w:rPr>
+          <w:lang w:val="fr-FR"/>
+        </w:rPr>
+        <w:t>eget</w:t>
+      </w:r>
+      <w:proofErr w:type="spellEnd"/>
+      <w:r>
+        <w:rPr>
+          <w:lang w:val="fr-FR"/>
+        </w:rPr>
+        <w:t xml:space="preserve">. </w:t>
+      </w:r>
+      <w:proofErr w:type="spellStart"/>
+      <w:r>
+        <w:rPr>
+          <w:lang w:val="fr-FR"/>
+        </w:rPr>
+        <w:t>Etiam</w:t>
+      </w:r>
+      <w:proofErr w:type="spellEnd"/>
+      <w:r>
+        <w:rPr>
+          <w:lang w:val="fr-FR"/>
+        </w:rPr>
+        <w:t xml:space="preserve"> non </w:t>
+      </w:r>
+      <w:proofErr w:type="spellStart"/>
+      <w:r>
+        <w:rPr>
+          <w:lang w:val="fr-FR"/>
+        </w:rPr>
+        <w:t>hendrerit</w:t>
+      </w:r>
+      <w:proofErr w:type="spellEnd"/>
+      <w:r>
+        <w:rPr>
+          <w:lang w:val="fr-FR"/>
+        </w:rPr>
+        <w:t xml:space="preserve"> </w:t>
+      </w:r>
+      <w:proofErr w:type="spellStart"/>
+      <w:r>
+        <w:rPr>
+          <w:lang w:val="fr-FR"/>
+        </w:rPr>
+        <w:t>augue</w:t>
+      </w:r>
+      <w:proofErr w:type="spellEnd"/>
+      <w:r>
+        <w:rPr>
+          <w:lang w:val="fr-FR"/>
+        </w:rPr>
+        <w:t>.</w:t>
+      </w:r>
+      <w:r>
+        <w:rPr>
+          <w:lang w:val="fr-FR"/>
+        </w:rPr>
+        <w:t xml:space="preserve"> </w:t>
+      </w:r>
+      <w:r>
+        <w:rPr>
+          <w:lang w:val="fr-FR"/>
+        </w:rPr>
+        <w:t xml:space="preserve">Ut eu </w:t>
+      </w:r>
+      <w:proofErr w:type="spellStart"/>
+      <w:r>
+        <w:rPr>
+          <w:lang w:val="fr-FR"/>
+        </w:rPr>
+        <w:t>quam</w:t>
+      </w:r>
+      <w:proofErr w:type="spellEnd"/>
+      <w:r>
+        <w:rPr>
+          <w:lang w:val="fr-FR"/>
+        </w:rPr>
+        <w:t xml:space="preserve"> non </w:t>
+      </w:r>
+      <w:proofErr w:type="spellStart"/>
       <w:r>
         <w:rPr>
           <w:lang w:val="fr-FR"/>
         </w:rPr>
         <w:lastRenderedPageBreak/>
-        <w:t xml:space="preserve">sapien tincidunt venenatis. </w:t>
-      </w:r>
-      <w:r>
+        <w:t>sapien</w:t>
+      </w:r>
+      <w:proofErr w:type="spellEnd"/>
+      <w:r>
+        <w:rPr>
+          <w:lang w:val="fr-FR"/>
+        </w:rPr>
+        <w:t xml:space="preserve"> </w:t>
+      </w:r>
+      <w:proofErr w:type="spellStart"/>
+      <w:r>
+        <w:rPr>
+          <w:lang w:val="fr-FR"/>
+        </w:rPr>
+        <w:t>tincidunt</w:t>
+      </w:r>
+      <w:proofErr w:type="spellEnd"/>
+      <w:r>
+        <w:rPr>
+          <w:lang w:val="fr-FR"/>
+        </w:rPr>
+        <w:t xml:space="preserve"> </w:t>
+      </w:r>
+      <w:proofErr w:type="spellStart"/>
+      <w:r>
+        <w:rPr>
+          <w:lang w:val="fr-FR"/>
+        </w:rPr>
+        <w:t>venenatis</w:t>
+      </w:r>
+      <w:proofErr w:type="spellEnd"/>
+      <w:r>
+        <w:rPr>
+          <w:lang w:val="fr-FR"/>
+        </w:rPr>
+        <w:t xml:space="preserve">. </w:t>
+      </w:r>
+      <w:r>
+        <w:rPr>
+          <w:lang w:val="fr-FR"/>
+        </w:rPr>
         <w:t>Aliquam dignissim viverra ex, vel commodo leo aliquam sed</w:t>
       </w:r>
       <w:r>
+        <w:rPr>
+          <w:lang w:val="fr-FR"/>
+        </w:rPr>
         <w:t>.</w:t>
       </w:r>
     </w:p>
@@ -694,6 +3321,7 @@
       <w:bookmarkStart w:id="6" w:name="_Toc238734546"/>
       <w:bookmarkStart w:id="7" w:name="_Toc238734647"/>
       <w:bookmarkStart w:id="8" w:name="_Toc238734744"/>
+      <w:proofErr w:type="spellStart"/>
       <w:r>
         <w:rPr>
           <w:lang w:val="fr-FR"/>
@@ -703,6 +3331,7 @@
       <w:bookmarkEnd w:id="6"/>
       <w:bookmarkEnd w:id="7"/>
       <w:bookmarkEnd w:id="8"/>
+      <w:proofErr w:type="spellEnd"/>
     </w:p>
     <w:p>
       <w:pPr>
@@ -716,19 +3345,377 @@
         <w:rPr>
           <w:lang w:val="fr-FR"/>
         </w:rPr>
-        <w:t xml:space="preserve">Mauris rutrum lacinia nunc ut euismod. Nulla facilisi. Ut quis nunc quis enim dictum mollis vel dictum ex. </w:t>
-      </w:r>
-      <w:r>
-        <w:rPr>
-          <w:lang w:val="fr-FR"/>
-        </w:rPr>
-        <w:t xml:space="preserve">Phasellus ipsum metus, lacinia quis augue nec, gravida sollicitudin massa. </w:t>
-      </w:r>
-      <w:r>
-        <w:rPr>
-          <w:lang w:val="fr-FR"/>
-        </w:rPr>
-        <w:t>Duis vitae nunc eleifend sem consectetur luctus. Pellentesque ante lorem, porta id varius et, sodales a urna. Morbi vel nibh mi</w:t>
+        <w:t xml:space="preserve">Mauris </w:t>
+      </w:r>
+      <w:proofErr w:type="spellStart"/>
+      <w:r>
+        <w:rPr>
+          <w:lang w:val="fr-FR"/>
+        </w:rPr>
+        <w:t>rutrum</w:t>
+      </w:r>
+      <w:proofErr w:type="spellEnd"/>
+      <w:r>
+        <w:rPr>
+          <w:lang w:val="fr-FR"/>
+        </w:rPr>
+        <w:t xml:space="preserve"> </w:t>
+      </w:r>
+      <w:proofErr w:type="spellStart"/>
+      <w:r>
+        <w:rPr>
+          <w:lang w:val="fr-FR"/>
+        </w:rPr>
+        <w:t>lacinia</w:t>
+      </w:r>
+      <w:proofErr w:type="spellEnd"/>
+      <w:r>
+        <w:rPr>
+          <w:lang w:val="fr-FR"/>
+        </w:rPr>
+        <w:t xml:space="preserve"> nunc ut </w:t>
+      </w:r>
+      <w:proofErr w:type="spellStart"/>
+      <w:r>
+        <w:rPr>
+          <w:lang w:val="fr-FR"/>
+        </w:rPr>
+        <w:t>euismod</w:t>
+      </w:r>
+      <w:proofErr w:type="spellEnd"/>
+      <w:r>
+        <w:rPr>
+          <w:lang w:val="fr-FR"/>
+        </w:rPr>
+        <w:t xml:space="preserve">. </w:t>
+      </w:r>
+      <w:proofErr w:type="spellStart"/>
+      <w:r>
+        <w:rPr>
+          <w:lang w:val="fr-FR"/>
+        </w:rPr>
+        <w:t>Nulla</w:t>
+      </w:r>
+      <w:proofErr w:type="spellEnd"/>
+      <w:r>
+        <w:rPr>
+          <w:lang w:val="fr-FR"/>
+        </w:rPr>
+        <w:t xml:space="preserve"> </w:t>
+      </w:r>
+      <w:proofErr w:type="spellStart"/>
+      <w:r>
+        <w:rPr>
+          <w:lang w:val="fr-FR"/>
+        </w:rPr>
+        <w:t>facilisi</w:t>
+      </w:r>
+      <w:proofErr w:type="spellEnd"/>
+      <w:r>
+        <w:rPr>
+          <w:lang w:val="fr-FR"/>
+        </w:rPr>
+        <w:t xml:space="preserve">. Ut </w:t>
+      </w:r>
+      <w:proofErr w:type="spellStart"/>
+      <w:r>
+        <w:rPr>
+          <w:lang w:val="fr-FR"/>
+        </w:rPr>
+        <w:t>quis</w:t>
+      </w:r>
+      <w:proofErr w:type="spellEnd"/>
+      <w:r>
+        <w:rPr>
+          <w:lang w:val="fr-FR"/>
+        </w:rPr>
+        <w:t xml:space="preserve"> nunc </w:t>
+      </w:r>
+      <w:proofErr w:type="spellStart"/>
+      <w:r>
+        <w:rPr>
+          <w:lang w:val="fr-FR"/>
+        </w:rPr>
+        <w:t>quis</w:t>
+      </w:r>
+      <w:proofErr w:type="spellEnd"/>
+      <w:r>
+        <w:rPr>
+          <w:lang w:val="fr-FR"/>
+        </w:rPr>
+        <w:t xml:space="preserve"> </w:t>
+      </w:r>
+      <w:proofErr w:type="spellStart"/>
+      <w:r>
+        <w:rPr>
+          <w:lang w:val="fr-FR"/>
+        </w:rPr>
+        <w:t>enim</w:t>
+      </w:r>
+      <w:proofErr w:type="spellEnd"/>
+      <w:r>
+        <w:rPr>
+          <w:lang w:val="fr-FR"/>
+        </w:rPr>
+        <w:t xml:space="preserve"> dictum mollis </w:t>
+      </w:r>
+      <w:proofErr w:type="spellStart"/>
+      <w:r>
+        <w:rPr>
+          <w:lang w:val="fr-FR"/>
+        </w:rPr>
+        <w:t>vel</w:t>
+      </w:r>
+      <w:proofErr w:type="spellEnd"/>
+      <w:r>
+        <w:rPr>
+          <w:lang w:val="fr-FR"/>
+        </w:rPr>
+        <w:t xml:space="preserve"> dictum ex. </w:t>
+      </w:r>
+      <w:proofErr w:type="spellStart"/>
+      <w:r>
+        <w:rPr>
+          <w:lang w:val="fr-FR"/>
+        </w:rPr>
+        <w:t>Phasellus</w:t>
+      </w:r>
+      <w:proofErr w:type="spellEnd"/>
+      <w:r>
+        <w:rPr>
+          <w:lang w:val="fr-FR"/>
+        </w:rPr>
+        <w:t xml:space="preserve"> ipsum </w:t>
+      </w:r>
+      <w:proofErr w:type="spellStart"/>
+      <w:r>
+        <w:rPr>
+          <w:lang w:val="fr-FR"/>
+        </w:rPr>
+        <w:t>metus</w:t>
+      </w:r>
+      <w:proofErr w:type="spellEnd"/>
+      <w:r>
+        <w:rPr>
+          <w:lang w:val="fr-FR"/>
+        </w:rPr>
+        <w:t xml:space="preserve">, </w:t>
+      </w:r>
+      <w:proofErr w:type="spellStart"/>
+      <w:r>
+        <w:rPr>
+          <w:lang w:val="fr-FR"/>
+        </w:rPr>
+        <w:t>lacinia</w:t>
+      </w:r>
+      <w:proofErr w:type="spellEnd"/>
+      <w:r>
+        <w:rPr>
+          <w:lang w:val="fr-FR"/>
+        </w:rPr>
+        <w:t xml:space="preserve"> </w:t>
+      </w:r>
+      <w:proofErr w:type="spellStart"/>
+      <w:r>
+        <w:rPr>
+          <w:lang w:val="fr-FR"/>
+        </w:rPr>
+        <w:t>quis</w:t>
+      </w:r>
+      <w:proofErr w:type="spellEnd"/>
+      <w:r>
+        <w:rPr>
+          <w:lang w:val="fr-FR"/>
+        </w:rPr>
+        <w:t xml:space="preserve"> </w:t>
+      </w:r>
+      <w:proofErr w:type="spellStart"/>
+      <w:r>
+        <w:rPr>
+          <w:lang w:val="fr-FR"/>
+        </w:rPr>
+        <w:t>augue</w:t>
+      </w:r>
+      <w:proofErr w:type="spellEnd"/>
+      <w:r>
+        <w:rPr>
+          <w:lang w:val="fr-FR"/>
+        </w:rPr>
+        <w:t xml:space="preserve"> nec, </w:t>
+      </w:r>
+      <w:proofErr w:type="spellStart"/>
+      <w:r>
+        <w:rPr>
+          <w:lang w:val="fr-FR"/>
+        </w:rPr>
+        <w:t>gravida</w:t>
+      </w:r>
+      <w:proofErr w:type="spellEnd"/>
+      <w:r>
+        <w:rPr>
+          <w:lang w:val="fr-FR"/>
+        </w:rPr>
+        <w:t xml:space="preserve"> </w:t>
+      </w:r>
+      <w:proofErr w:type="spellStart"/>
+      <w:r>
+        <w:rPr>
+          <w:lang w:val="fr-FR"/>
+        </w:rPr>
+        <w:t>sollicitudin</w:t>
+      </w:r>
+      <w:proofErr w:type="spellEnd"/>
+      <w:r>
+        <w:rPr>
+          <w:lang w:val="fr-FR"/>
+        </w:rPr>
+        <w:t xml:space="preserve"> massa. </w:t>
+      </w:r>
+      <w:r>
+        <w:rPr>
+          <w:lang w:val="fr-FR"/>
+        </w:rPr>
+        <w:t xml:space="preserve">Duis vitae nunc </w:t>
+      </w:r>
+      <w:proofErr w:type="spellStart"/>
+      <w:r>
+        <w:rPr>
+          <w:lang w:val="fr-FR"/>
+        </w:rPr>
+        <w:t>eleifend</w:t>
+      </w:r>
+      <w:proofErr w:type="spellEnd"/>
+      <w:r>
+        <w:rPr>
+          <w:lang w:val="fr-FR"/>
+        </w:rPr>
+        <w:t xml:space="preserve"> </w:t>
+      </w:r>
+      <w:proofErr w:type="spellStart"/>
+      <w:r>
+        <w:rPr>
+          <w:lang w:val="fr-FR"/>
+        </w:rPr>
+        <w:t>sem</w:t>
+      </w:r>
+      <w:proofErr w:type="spellEnd"/>
+      <w:r>
+        <w:rPr>
+          <w:lang w:val="fr-FR"/>
+        </w:rPr>
+        <w:t xml:space="preserve"> </w:t>
+      </w:r>
+      <w:proofErr w:type="spellStart"/>
+      <w:r>
+        <w:rPr>
+          <w:lang w:val="fr-FR"/>
+        </w:rPr>
+        <w:t>consectetur</w:t>
+      </w:r>
+      <w:proofErr w:type="spellEnd"/>
+      <w:r>
+        <w:rPr>
+          <w:lang w:val="fr-FR"/>
+        </w:rPr>
+        <w:t xml:space="preserve"> </w:t>
+      </w:r>
+      <w:proofErr w:type="spellStart"/>
+      <w:r>
+        <w:rPr>
+          <w:lang w:val="fr-FR"/>
+        </w:rPr>
+        <w:t>luctus</w:t>
+      </w:r>
+      <w:proofErr w:type="spellEnd"/>
+      <w:r>
+        <w:rPr>
+          <w:lang w:val="fr-FR"/>
+        </w:rPr>
+        <w:t xml:space="preserve">. </w:t>
+      </w:r>
+      <w:proofErr w:type="spellStart"/>
+      <w:r>
+        <w:rPr>
+          <w:lang w:val="fr-FR"/>
+        </w:rPr>
+        <w:t>Pellentesque</w:t>
+      </w:r>
+      <w:proofErr w:type="spellEnd"/>
+      <w:r>
+        <w:rPr>
+          <w:lang w:val="fr-FR"/>
+        </w:rPr>
+        <w:t xml:space="preserve"> ante </w:t>
+      </w:r>
+      <w:proofErr w:type="spellStart"/>
+      <w:r>
+        <w:rPr>
+          <w:lang w:val="fr-FR"/>
+        </w:rPr>
+        <w:t>lorem</w:t>
+      </w:r>
+      <w:proofErr w:type="spellEnd"/>
+      <w:r>
+        <w:rPr>
+          <w:lang w:val="fr-FR"/>
+        </w:rPr>
+        <w:t xml:space="preserve">, porta id varius et, </w:t>
+      </w:r>
+      <w:proofErr w:type="spellStart"/>
+      <w:r>
+        <w:rPr>
+          <w:lang w:val="fr-FR"/>
+        </w:rPr>
+        <w:t>sodales</w:t>
+      </w:r>
+      <w:proofErr w:type="spellEnd"/>
+      <w:r>
+        <w:rPr>
+          <w:lang w:val="fr-FR"/>
+        </w:rPr>
+        <w:t xml:space="preserve"> a </w:t>
+      </w:r>
+      <w:proofErr w:type="spellStart"/>
+      <w:r>
+        <w:rPr>
+          <w:lang w:val="fr-FR"/>
+        </w:rPr>
+        <w:t>urna</w:t>
+      </w:r>
+      <w:proofErr w:type="spellEnd"/>
+      <w:r>
+        <w:rPr>
+          <w:lang w:val="fr-FR"/>
+        </w:rPr>
+        <w:t xml:space="preserve">. Morbi </w:t>
+      </w:r>
+      <w:proofErr w:type="spellStart"/>
+      <w:r>
+        <w:rPr>
+          <w:lang w:val="fr-FR"/>
+        </w:rPr>
+        <w:t>vel</w:t>
+      </w:r>
+      <w:proofErr w:type="spellEnd"/>
+      <w:r>
+        <w:rPr>
+          <w:lang w:val="fr-FR"/>
+        </w:rPr>
+        <w:t xml:space="preserve"> </w:t>
+      </w:r>
+      <w:proofErr w:type="spellStart"/>
+      <w:r>
+        <w:rPr>
+          <w:lang w:val="fr-FR"/>
+        </w:rPr>
+        <w:t>nibh</w:t>
+      </w:r>
+      <w:proofErr w:type="spellEnd"/>
+      <w:r>
+        <w:rPr>
+          <w:lang w:val="fr-FR"/>
+        </w:rPr>
+        <w:t xml:space="preserve"> mi</w:t>
       </w:r>
       <w:r>
         <w:rPr>
@@ -744,18 +3731,400 @@
           <w:lang w:val="fr-FR"/>
         </w:rPr>
       </w:pPr>
-      <w:r>
-        <w:rPr>
-          <w:lang w:val="fr-FR"/>
-        </w:rPr>
-        <w:t>Nulla lobortis, magna nec auctor lobortis, mi lorem ultricies diam, in ullamcorper leo eros sit amet odio. Vivamus et fringilla ligula. Nulla facilisi. Proin ultrices imperdiet sollicitudin. Pellentesque ac erat ultricies, cursus augue vel, lobortis urna</w:t>
-      </w:r>
+      <w:proofErr w:type="spellStart"/>
+      <w:r>
+        <w:rPr>
+          <w:lang w:val="fr-FR"/>
+        </w:rPr>
+        <w:t>Nulla</w:t>
+      </w:r>
+      <w:proofErr w:type="spellEnd"/>
+      <w:r>
+        <w:rPr>
+          <w:lang w:val="fr-FR"/>
+        </w:rPr>
+        <w:t xml:space="preserve"> </w:t>
+      </w:r>
+      <w:proofErr w:type="spellStart"/>
+      <w:r>
+        <w:rPr>
+          <w:lang w:val="fr-FR"/>
+        </w:rPr>
+        <w:t>lobortis</w:t>
+      </w:r>
+      <w:proofErr w:type="spellEnd"/>
+      <w:r>
+        <w:rPr>
+          <w:lang w:val="fr-FR"/>
+        </w:rPr>
+        <w:t xml:space="preserve">, magna nec </w:t>
+      </w:r>
+      <w:proofErr w:type="spellStart"/>
+      <w:r>
+        <w:rPr>
+          <w:lang w:val="fr-FR"/>
+        </w:rPr>
+        <w:t>auctor</w:t>
+      </w:r>
+      <w:proofErr w:type="spellEnd"/>
+      <w:r>
+        <w:rPr>
+          <w:lang w:val="fr-FR"/>
+        </w:rPr>
+        <w:t xml:space="preserve"> </w:t>
+      </w:r>
+      <w:proofErr w:type="spellStart"/>
+      <w:r>
+        <w:rPr>
+          <w:lang w:val="fr-FR"/>
+        </w:rPr>
+        <w:t>lobortis</w:t>
+      </w:r>
+      <w:proofErr w:type="spellEnd"/>
+      <w:r>
+        <w:rPr>
+          <w:lang w:val="fr-FR"/>
+        </w:rPr>
+        <w:t xml:space="preserve">, mi </w:t>
+      </w:r>
+      <w:proofErr w:type="spellStart"/>
+      <w:r>
+        <w:rPr>
+          <w:lang w:val="fr-FR"/>
+        </w:rPr>
+        <w:t>lorem</w:t>
+      </w:r>
+      <w:proofErr w:type="spellEnd"/>
+      <w:r>
+        <w:rPr>
+          <w:lang w:val="fr-FR"/>
+        </w:rPr>
+        <w:t xml:space="preserve"> </w:t>
+      </w:r>
+      <w:proofErr w:type="spellStart"/>
+      <w:r>
+        <w:rPr>
+          <w:lang w:val="fr-FR"/>
+        </w:rPr>
+        <w:t>ultricies</w:t>
+      </w:r>
+      <w:proofErr w:type="spellEnd"/>
+      <w:r>
+        <w:rPr>
+          <w:lang w:val="fr-FR"/>
+        </w:rPr>
+        <w:t xml:space="preserve"> diam, in </w:t>
+      </w:r>
+      <w:proofErr w:type="spellStart"/>
+      <w:r>
+        <w:rPr>
+          <w:lang w:val="fr-FR"/>
+        </w:rPr>
+        <w:t>ullamcorper</w:t>
+      </w:r>
+      <w:proofErr w:type="spellEnd"/>
+      <w:r>
+        <w:rPr>
+          <w:lang w:val="fr-FR"/>
+        </w:rPr>
+        <w:t xml:space="preserve"> </w:t>
+      </w:r>
+      <w:proofErr w:type="spellStart"/>
+      <w:r>
+        <w:rPr>
+          <w:lang w:val="fr-FR"/>
+        </w:rPr>
+        <w:t>leo</w:t>
+      </w:r>
+      <w:proofErr w:type="spellEnd"/>
+      <w:r>
+        <w:rPr>
+          <w:lang w:val="fr-FR"/>
+        </w:rPr>
+        <w:t xml:space="preserve"> </w:t>
+      </w:r>
+      <w:proofErr w:type="spellStart"/>
+      <w:r>
+        <w:rPr>
+          <w:lang w:val="fr-FR"/>
+        </w:rPr>
+        <w:t>eros</w:t>
+      </w:r>
+      <w:proofErr w:type="spellEnd"/>
+      <w:r>
+        <w:rPr>
+          <w:lang w:val="fr-FR"/>
+        </w:rPr>
+        <w:t xml:space="preserve"> </w:t>
+      </w:r>
+      <w:proofErr w:type="spellStart"/>
+      <w:r>
+        <w:rPr>
+          <w:lang w:val="fr-FR"/>
+        </w:rPr>
+        <w:t>sit</w:t>
+      </w:r>
+      <w:proofErr w:type="spellEnd"/>
+      <w:r>
+        <w:rPr>
+          <w:lang w:val="fr-FR"/>
+        </w:rPr>
+        <w:t xml:space="preserve"> </w:t>
+      </w:r>
+      <w:proofErr w:type="spellStart"/>
+      <w:r>
+        <w:rPr>
+          <w:lang w:val="fr-FR"/>
+        </w:rPr>
+        <w:t>amet</w:t>
+      </w:r>
+      <w:proofErr w:type="spellEnd"/>
+      <w:r>
+        <w:rPr>
+          <w:lang w:val="fr-FR"/>
+        </w:rPr>
+        <w:t xml:space="preserve"> </w:t>
+      </w:r>
+      <w:proofErr w:type="spellStart"/>
+      <w:r>
+        <w:rPr>
+          <w:lang w:val="fr-FR"/>
+        </w:rPr>
+        <w:t>odio</w:t>
+      </w:r>
+      <w:proofErr w:type="spellEnd"/>
+      <w:r>
+        <w:rPr>
+          <w:lang w:val="fr-FR"/>
+        </w:rPr>
+        <w:t xml:space="preserve">. </w:t>
+      </w:r>
+      <w:proofErr w:type="spellStart"/>
+      <w:r>
+        <w:rPr>
+          <w:lang w:val="fr-FR"/>
+        </w:rPr>
+        <w:t>Vivamus</w:t>
+      </w:r>
+      <w:proofErr w:type="spellEnd"/>
+      <w:r>
+        <w:rPr>
+          <w:lang w:val="fr-FR"/>
+        </w:rPr>
+        <w:t xml:space="preserve"> et </w:t>
+      </w:r>
+      <w:proofErr w:type="spellStart"/>
+      <w:r>
+        <w:rPr>
+          <w:lang w:val="fr-FR"/>
+        </w:rPr>
+        <w:t>fringilla</w:t>
+      </w:r>
+      <w:proofErr w:type="spellEnd"/>
+      <w:r>
+        <w:rPr>
+          <w:lang w:val="fr-FR"/>
+        </w:rPr>
+        <w:t xml:space="preserve"> </w:t>
+      </w:r>
+      <w:proofErr w:type="spellStart"/>
+      <w:r>
+        <w:rPr>
+          <w:lang w:val="fr-FR"/>
+        </w:rPr>
+        <w:t>ligula</w:t>
+      </w:r>
+      <w:proofErr w:type="spellEnd"/>
+      <w:r>
+        <w:rPr>
+          <w:lang w:val="fr-FR"/>
+        </w:rPr>
+        <w:t xml:space="preserve">. </w:t>
+      </w:r>
+      <w:proofErr w:type="spellStart"/>
+      <w:r>
+        <w:rPr>
+          <w:lang w:val="fr-FR"/>
+        </w:rPr>
+        <w:t>Nulla</w:t>
+      </w:r>
+      <w:proofErr w:type="spellEnd"/>
+      <w:r>
+        <w:rPr>
+          <w:lang w:val="fr-FR"/>
+        </w:rPr>
+        <w:t xml:space="preserve"> </w:t>
+      </w:r>
+      <w:proofErr w:type="spellStart"/>
+      <w:r>
+        <w:rPr>
+          <w:lang w:val="fr-FR"/>
+        </w:rPr>
+        <w:t>facilisi</w:t>
+      </w:r>
+      <w:proofErr w:type="spellEnd"/>
+      <w:r>
+        <w:rPr>
+          <w:lang w:val="fr-FR"/>
+        </w:rPr>
+        <w:t xml:space="preserve">. </w:t>
+      </w:r>
+      <w:proofErr w:type="spellStart"/>
+      <w:r>
+        <w:rPr>
+          <w:lang w:val="fr-FR"/>
+        </w:rPr>
+        <w:t>Proin</w:t>
+      </w:r>
+      <w:proofErr w:type="spellEnd"/>
+      <w:r>
+        <w:rPr>
+          <w:lang w:val="fr-FR"/>
+        </w:rPr>
+        <w:t xml:space="preserve"> </w:t>
+      </w:r>
+      <w:proofErr w:type="spellStart"/>
+      <w:r>
+        <w:rPr>
+          <w:lang w:val="fr-FR"/>
+        </w:rPr>
+        <w:t>ultrices</w:t>
+      </w:r>
+      <w:proofErr w:type="spellEnd"/>
+      <w:r>
+        <w:rPr>
+          <w:lang w:val="fr-FR"/>
+        </w:rPr>
+        <w:t xml:space="preserve"> </w:t>
+      </w:r>
+      <w:proofErr w:type="spellStart"/>
+      <w:r>
+        <w:rPr>
+          <w:lang w:val="fr-FR"/>
+        </w:rPr>
+        <w:t>imperdiet</w:t>
+      </w:r>
+      <w:proofErr w:type="spellEnd"/>
+      <w:r>
+        <w:rPr>
+          <w:lang w:val="fr-FR"/>
+        </w:rPr>
+        <w:t xml:space="preserve"> </w:t>
+      </w:r>
+      <w:proofErr w:type="spellStart"/>
+      <w:r>
+        <w:rPr>
+          <w:lang w:val="fr-FR"/>
+        </w:rPr>
+        <w:t>sollicitudin</w:t>
+      </w:r>
+      <w:proofErr w:type="spellEnd"/>
+      <w:r>
+        <w:rPr>
+          <w:lang w:val="fr-FR"/>
+        </w:rPr>
+        <w:t xml:space="preserve">. </w:t>
+      </w:r>
+      <w:proofErr w:type="spellStart"/>
+      <w:r>
+        <w:rPr>
+          <w:lang w:val="fr-FR"/>
+        </w:rPr>
+        <w:t>Pellentesque</w:t>
+      </w:r>
+      <w:proofErr w:type="spellEnd"/>
+      <w:r>
+        <w:rPr>
+          <w:lang w:val="fr-FR"/>
+        </w:rPr>
+        <w:t xml:space="preserve"> </w:t>
+      </w:r>
+      <w:proofErr w:type="spellStart"/>
+      <w:r>
+        <w:rPr>
+          <w:lang w:val="fr-FR"/>
+        </w:rPr>
+        <w:t>ac</w:t>
+      </w:r>
+      <w:proofErr w:type="spellEnd"/>
+      <w:r>
+        <w:rPr>
+          <w:lang w:val="fr-FR"/>
+        </w:rPr>
+        <w:t xml:space="preserve"> erat </w:t>
+      </w:r>
+      <w:proofErr w:type="spellStart"/>
+      <w:r>
+        <w:rPr>
+          <w:lang w:val="fr-FR"/>
+        </w:rPr>
+        <w:t>ultricies</w:t>
+      </w:r>
+      <w:proofErr w:type="spellEnd"/>
+      <w:r>
+        <w:rPr>
+          <w:lang w:val="fr-FR"/>
+        </w:rPr>
+        <w:t xml:space="preserve">, cursus </w:t>
+      </w:r>
+      <w:proofErr w:type="spellStart"/>
+      <w:r>
+        <w:rPr>
+          <w:lang w:val="fr-FR"/>
+        </w:rPr>
+        <w:t>augue</w:t>
+      </w:r>
+      <w:proofErr w:type="spellEnd"/>
+      <w:r>
+        <w:rPr>
+          <w:lang w:val="fr-FR"/>
+        </w:rPr>
+        <w:t xml:space="preserve"> </w:t>
+      </w:r>
+      <w:proofErr w:type="spellStart"/>
+      <w:r>
+        <w:rPr>
+          <w:lang w:val="fr-FR"/>
+        </w:rPr>
+        <w:t>vel</w:t>
+      </w:r>
+      <w:proofErr w:type="spellEnd"/>
+      <w:r>
+        <w:rPr>
+          <w:lang w:val="fr-FR"/>
+        </w:rPr>
+        <w:t xml:space="preserve">, </w:t>
+      </w:r>
+      <w:proofErr w:type="spellStart"/>
+      <w:r>
+        <w:rPr>
+          <w:lang w:val="fr-FR"/>
+        </w:rPr>
+        <w:t>lobortis</w:t>
+      </w:r>
+      <w:proofErr w:type="spellEnd"/>
+      <w:r>
+        <w:rPr>
+          <w:lang w:val="fr-FR"/>
+        </w:rPr>
+        <w:t xml:space="preserve"> </w:t>
+      </w:r>
+      <w:proofErr w:type="spellStart"/>
+      <w:proofErr w:type="gramStart"/>
+      <w:r>
+        <w:rPr>
+          <w:lang w:val="fr-FR"/>
+        </w:rPr>
+        <w:t>urna</w:t>
+      </w:r>
+      <w:proofErr w:type="spellEnd"/>
       <w:r>
         <w:rPr>
           <w:lang w:val="fr-FR"/>
         </w:rPr>
         <w:t>:</w:t>
       </w:r>
+      <w:proofErr w:type="gramEnd"/>
       <w:r>
         <w:rPr>
           <w:rStyle w:val="FootnoteReference"/>
@@ -775,7 +4144,427 @@
         <w:rPr>
           <w:lang w:val="fr-FR"/>
         </w:rPr>
-        <w:t>Ut dolor magna, molestie quis vulputate in, ullamcorper vel metus. Aenean vel tristique lorem. Aenean ultrices rutrum auctor. Proin est ex, viverra in nunc eget, tempus tincidunt risus. Cras id enim et tortor elementum tristique sed vitae ex. Vivamus ut fringilla mi, sit amet ultricies lorem.</w:t>
+        <w:t xml:space="preserve">Ut </w:t>
+      </w:r>
+      <w:proofErr w:type="spellStart"/>
+      <w:r>
+        <w:rPr>
+          <w:lang w:val="fr-FR"/>
+        </w:rPr>
+        <w:t>dolor</w:t>
+      </w:r>
+      <w:proofErr w:type="spellEnd"/>
+      <w:r>
+        <w:rPr>
+          <w:lang w:val="fr-FR"/>
+        </w:rPr>
+        <w:t xml:space="preserve"> magna, </w:t>
+      </w:r>
+      <w:proofErr w:type="spellStart"/>
+      <w:r>
+        <w:rPr>
+          <w:lang w:val="fr-FR"/>
+        </w:rPr>
+        <w:t>molestie</w:t>
+      </w:r>
+      <w:proofErr w:type="spellEnd"/>
+      <w:r>
+        <w:rPr>
+          <w:lang w:val="fr-FR"/>
+        </w:rPr>
+        <w:t xml:space="preserve"> </w:t>
+      </w:r>
+      <w:proofErr w:type="spellStart"/>
+      <w:r>
+        <w:rPr>
+          <w:lang w:val="fr-FR"/>
+        </w:rPr>
+        <w:t>quis</w:t>
+      </w:r>
+      <w:proofErr w:type="spellEnd"/>
+      <w:r>
+        <w:rPr>
+          <w:lang w:val="fr-FR"/>
+        </w:rPr>
+        <w:t xml:space="preserve"> </w:t>
+      </w:r>
+      <w:proofErr w:type="spellStart"/>
+      <w:r>
+        <w:rPr>
+          <w:lang w:val="fr-FR"/>
+        </w:rPr>
+        <w:t>vulputate</w:t>
+      </w:r>
+      <w:proofErr w:type="spellEnd"/>
+      <w:r>
+        <w:rPr>
+          <w:lang w:val="fr-FR"/>
+        </w:rPr>
+        <w:t xml:space="preserve"> in, </w:t>
+      </w:r>
+      <w:proofErr w:type="spellStart"/>
+      <w:r>
+        <w:rPr>
+          <w:lang w:val="fr-FR"/>
+        </w:rPr>
+        <w:t>ullamcorper</w:t>
+      </w:r>
+      <w:proofErr w:type="spellEnd"/>
+      <w:r>
+        <w:rPr>
+          <w:lang w:val="fr-FR"/>
+        </w:rPr>
+        <w:t xml:space="preserve"> </w:t>
+      </w:r>
+      <w:proofErr w:type="spellStart"/>
+      <w:r>
+        <w:rPr>
+          <w:lang w:val="fr-FR"/>
+        </w:rPr>
+        <w:t>vel</w:t>
+      </w:r>
+      <w:proofErr w:type="spellEnd"/>
+      <w:r>
+        <w:rPr>
+          <w:lang w:val="fr-FR"/>
+        </w:rPr>
+        <w:t xml:space="preserve"> </w:t>
+      </w:r>
+      <w:proofErr w:type="spellStart"/>
+      <w:r>
+        <w:rPr>
+          <w:lang w:val="fr-FR"/>
+        </w:rPr>
+        <w:t>metus</w:t>
+      </w:r>
+      <w:proofErr w:type="spellEnd"/>
+      <w:r>
+        <w:rPr>
+          <w:lang w:val="fr-FR"/>
+        </w:rPr>
+        <w:t xml:space="preserve">. </w:t>
+      </w:r>
+      <w:proofErr w:type="spellStart"/>
+      <w:r>
+        <w:rPr>
+          <w:lang w:val="fr-FR"/>
+        </w:rPr>
+        <w:t>Aenean</w:t>
+      </w:r>
+      <w:proofErr w:type="spellEnd"/>
+      <w:r>
+        <w:rPr>
+          <w:lang w:val="fr-FR"/>
+        </w:rPr>
+        <w:t xml:space="preserve"> </w:t>
+      </w:r>
+      <w:proofErr w:type="spellStart"/>
+      <w:r>
+        <w:rPr>
+          <w:lang w:val="fr-FR"/>
+        </w:rPr>
+        <w:t>vel</w:t>
+      </w:r>
+      <w:proofErr w:type="spellEnd"/>
+      <w:r>
+        <w:rPr>
+          <w:lang w:val="fr-FR"/>
+        </w:rPr>
+        <w:t xml:space="preserve"> tristique </w:t>
+      </w:r>
+      <w:proofErr w:type="spellStart"/>
+      <w:r>
+        <w:rPr>
+          <w:lang w:val="fr-FR"/>
+        </w:rPr>
+        <w:t>lorem</w:t>
+      </w:r>
+      <w:proofErr w:type="spellEnd"/>
+      <w:r>
+        <w:rPr>
+          <w:lang w:val="fr-FR"/>
+        </w:rPr>
+        <w:t xml:space="preserve">. </w:t>
+      </w:r>
+      <w:proofErr w:type="spellStart"/>
+      <w:r>
+        <w:rPr>
+          <w:lang w:val="fr-FR"/>
+        </w:rPr>
+        <w:t>Aenean</w:t>
+      </w:r>
+      <w:proofErr w:type="spellEnd"/>
+      <w:r>
+        <w:rPr>
+          <w:lang w:val="fr-FR"/>
+        </w:rPr>
+        <w:t xml:space="preserve"> </w:t>
+      </w:r>
+      <w:proofErr w:type="spellStart"/>
+      <w:r>
+        <w:rPr>
+          <w:lang w:val="fr-FR"/>
+        </w:rPr>
+        <w:t>ultrices</w:t>
+      </w:r>
+      <w:proofErr w:type="spellEnd"/>
+      <w:r>
+        <w:rPr>
+          <w:lang w:val="fr-FR"/>
+        </w:rPr>
+        <w:t xml:space="preserve"> </w:t>
+      </w:r>
+      <w:proofErr w:type="spellStart"/>
+      <w:r>
+        <w:rPr>
+          <w:lang w:val="fr-FR"/>
+        </w:rPr>
+        <w:t>rutrum</w:t>
+      </w:r>
+      <w:proofErr w:type="spellEnd"/>
+      <w:r>
+        <w:rPr>
+          <w:lang w:val="fr-FR"/>
+        </w:rPr>
+        <w:t xml:space="preserve"> </w:t>
+      </w:r>
+      <w:proofErr w:type="spellStart"/>
+      <w:r>
+        <w:rPr>
+          <w:lang w:val="fr-FR"/>
+        </w:rPr>
+        <w:t>auctor</w:t>
+      </w:r>
+      <w:proofErr w:type="spellEnd"/>
+      <w:r>
+        <w:rPr>
+          <w:lang w:val="fr-FR"/>
+        </w:rPr>
+        <w:t xml:space="preserve">. </w:t>
+      </w:r>
+      <w:proofErr w:type="spellStart"/>
+      <w:r>
+        <w:rPr>
+          <w:lang w:val="fr-FR"/>
+        </w:rPr>
+        <w:t>Proin</w:t>
+      </w:r>
+      <w:proofErr w:type="spellEnd"/>
+      <w:r>
+        <w:rPr>
+          <w:lang w:val="fr-FR"/>
+        </w:rPr>
+        <w:t xml:space="preserve"> est ex, </w:t>
+      </w:r>
+      <w:proofErr w:type="spellStart"/>
+      <w:r>
+        <w:rPr>
+          <w:lang w:val="fr-FR"/>
+        </w:rPr>
+        <w:t>viverra</w:t>
+      </w:r>
+      <w:proofErr w:type="spellEnd"/>
+      <w:r>
+        <w:rPr>
+          <w:lang w:val="fr-FR"/>
+        </w:rPr>
+        <w:t xml:space="preserve"> in nunc </w:t>
+      </w:r>
+      <w:proofErr w:type="spellStart"/>
+      <w:r>
+        <w:rPr>
+          <w:lang w:val="fr-FR"/>
+        </w:rPr>
+        <w:t>eget</w:t>
+      </w:r>
+      <w:proofErr w:type="spellEnd"/>
+      <w:r>
+        <w:rPr>
+          <w:lang w:val="fr-FR"/>
+        </w:rPr>
+        <w:t xml:space="preserve">, </w:t>
+      </w:r>
+      <w:proofErr w:type="spellStart"/>
+      <w:r>
+        <w:rPr>
+          <w:lang w:val="fr-FR"/>
+        </w:rPr>
+        <w:t>tempus</w:t>
+      </w:r>
+      <w:proofErr w:type="spellEnd"/>
+      <w:r>
+        <w:rPr>
+          <w:lang w:val="fr-FR"/>
+        </w:rPr>
+        <w:t xml:space="preserve"> </w:t>
+      </w:r>
+      <w:proofErr w:type="spellStart"/>
+      <w:r>
+        <w:rPr>
+          <w:lang w:val="fr-FR"/>
+        </w:rPr>
+        <w:t>tincidunt</w:t>
+      </w:r>
+      <w:proofErr w:type="spellEnd"/>
+      <w:r>
+        <w:rPr>
+          <w:lang w:val="fr-FR"/>
+        </w:rPr>
+        <w:t xml:space="preserve"> </w:t>
+      </w:r>
+      <w:proofErr w:type="spellStart"/>
+      <w:r>
+        <w:rPr>
+          <w:lang w:val="fr-FR"/>
+        </w:rPr>
+        <w:t>risus</w:t>
+      </w:r>
+      <w:proofErr w:type="spellEnd"/>
+      <w:r>
+        <w:rPr>
+          <w:lang w:val="fr-FR"/>
+        </w:rPr>
+        <w:t xml:space="preserve">. Cras id </w:t>
+      </w:r>
+      <w:proofErr w:type="spellStart"/>
+      <w:r>
+        <w:rPr>
+          <w:lang w:val="fr-FR"/>
+        </w:rPr>
+        <w:t>enim</w:t>
+      </w:r>
+      <w:proofErr w:type="spellEnd"/>
+      <w:r>
+        <w:rPr>
+          <w:lang w:val="fr-FR"/>
+        </w:rPr>
+        <w:t xml:space="preserve"> et </w:t>
+      </w:r>
+      <w:proofErr w:type="spellStart"/>
+      <w:r>
+        <w:rPr>
+          <w:lang w:val="fr-FR"/>
+        </w:rPr>
+        <w:t>tortor</w:t>
+      </w:r>
+      <w:proofErr w:type="spellEnd"/>
+      <w:r>
+        <w:rPr>
+          <w:lang w:val="fr-FR"/>
+        </w:rPr>
+        <w:t xml:space="preserve"> </w:t>
+      </w:r>
+      <w:proofErr w:type="spellStart"/>
+      <w:r>
+        <w:rPr>
+          <w:lang w:val="fr-FR"/>
+        </w:rPr>
+        <w:t>elementum</w:t>
+      </w:r>
+      <w:proofErr w:type="spellEnd"/>
+      <w:r>
+        <w:rPr>
+          <w:lang w:val="fr-FR"/>
+        </w:rPr>
+        <w:t xml:space="preserve"> tristique </w:t>
+      </w:r>
+      <w:proofErr w:type="spellStart"/>
+      <w:r>
+        <w:rPr>
+          <w:lang w:val="fr-FR"/>
+        </w:rPr>
+        <w:t>sed</w:t>
+      </w:r>
+      <w:proofErr w:type="spellEnd"/>
+      <w:r>
+        <w:rPr>
+          <w:lang w:val="fr-FR"/>
+        </w:rPr>
+        <w:t xml:space="preserve"> vitae ex. </w:t>
+      </w:r>
+      <w:proofErr w:type="spellStart"/>
+      <w:r>
+        <w:rPr>
+          <w:lang w:val="fr-FR"/>
+        </w:rPr>
+        <w:t>Vivamus</w:t>
+      </w:r>
+      <w:proofErr w:type="spellEnd"/>
+      <w:r>
+        <w:rPr>
+          <w:lang w:val="fr-FR"/>
+        </w:rPr>
+        <w:t xml:space="preserve"> ut </w:t>
+      </w:r>
+      <w:proofErr w:type="spellStart"/>
+      <w:r>
+        <w:rPr>
+          <w:lang w:val="fr-FR"/>
+        </w:rPr>
+        <w:t>fringilla</w:t>
+      </w:r>
+      <w:proofErr w:type="spellEnd"/>
+      <w:r>
+        <w:rPr>
+          <w:lang w:val="fr-FR"/>
+        </w:rPr>
+        <w:t xml:space="preserve"> mi, </w:t>
+      </w:r>
+      <w:proofErr w:type="spellStart"/>
+      <w:r>
+        <w:rPr>
+          <w:lang w:val="fr-FR"/>
+        </w:rPr>
+        <w:t>sit</w:t>
+      </w:r>
+      <w:proofErr w:type="spellEnd"/>
+      <w:r>
+        <w:rPr>
+          <w:lang w:val="fr-FR"/>
+        </w:rPr>
+        <w:t xml:space="preserve"> </w:t>
+      </w:r>
+      <w:proofErr w:type="spellStart"/>
+      <w:r>
+        <w:rPr>
+          <w:lang w:val="fr-FR"/>
+        </w:rPr>
+        <w:t>amet</w:t>
+      </w:r>
+      <w:proofErr w:type="spellEnd"/>
+      <w:r>
+        <w:rPr>
+          <w:lang w:val="fr-FR"/>
+        </w:rPr>
+        <w:t xml:space="preserve"> </w:t>
+      </w:r>
+      <w:proofErr w:type="spellStart"/>
+      <w:r>
+        <w:rPr>
+          <w:lang w:val="fr-FR"/>
+        </w:rPr>
+        <w:t>ultricies</w:t>
+      </w:r>
+      <w:proofErr w:type="spellEnd"/>
+      <w:r>
+        <w:rPr>
+          <w:lang w:val="fr-FR"/>
+        </w:rPr>
+        <w:t xml:space="preserve"> </w:t>
+      </w:r>
+      <w:proofErr w:type="spellStart"/>
+      <w:r>
+        <w:rPr>
+          <w:lang w:val="fr-FR"/>
+        </w:rPr>
+        <w:t>lorem</w:t>
+      </w:r>
+      <w:proofErr w:type="spellEnd"/>
+      <w:r>
+        <w:rPr>
+          <w:lang w:val="fr-FR"/>
+        </w:rPr>
+        <w:t>.</w:t>
       </w:r>
     </w:p>
     <w:p>
@@ -785,20 +4574,414 @@
           <w:lang w:val="fr-FR"/>
         </w:rPr>
       </w:pPr>
-      <w:r>
-        <w:rPr>
-          <w:lang w:val="fr-FR"/>
-        </w:rPr>
-        <w:t xml:space="preserve">Praesent vehicula interdum mauris, eget pellentesque sem imperdiet sed. </w:t>
-      </w:r>
-      <w:r>
-        <w:t xml:space="preserve">Sed sapien nunc, tincidunt sit amet lacus sit amet, rhoncus rutrum dolor. </w:t>
-      </w:r>
-      <w:r>
-        <w:rPr>
-          <w:lang w:val="fr-FR"/>
-        </w:rPr>
-        <w:t>Pellentesque aliquet aliquet massa, id tristique purus consequat in. Nunc non tincidunt nunc, nec fringilla mi. Mauris elit tellus, vulputate eu mi eget, tempus fermentum mauris. Donec ut nunc augue.</w:t>
+      <w:proofErr w:type="spellStart"/>
+      <w:r>
+        <w:rPr>
+          <w:lang w:val="fr-FR"/>
+        </w:rPr>
+        <w:t>Praesent</w:t>
+      </w:r>
+      <w:proofErr w:type="spellEnd"/>
+      <w:r>
+        <w:rPr>
+          <w:lang w:val="fr-FR"/>
+        </w:rPr>
+        <w:t xml:space="preserve"> </w:t>
+      </w:r>
+      <w:proofErr w:type="spellStart"/>
+      <w:r>
+        <w:rPr>
+          <w:lang w:val="fr-FR"/>
+        </w:rPr>
+        <w:t>vehicula</w:t>
+      </w:r>
+      <w:proofErr w:type="spellEnd"/>
+      <w:r>
+        <w:rPr>
+          <w:lang w:val="fr-FR"/>
+        </w:rPr>
+        <w:t xml:space="preserve"> </w:t>
+      </w:r>
+      <w:proofErr w:type="spellStart"/>
+      <w:r>
+        <w:rPr>
+          <w:lang w:val="fr-FR"/>
+        </w:rPr>
+        <w:t>interdum</w:t>
+      </w:r>
+      <w:proofErr w:type="spellEnd"/>
+      <w:r>
+        <w:rPr>
+          <w:lang w:val="fr-FR"/>
+        </w:rPr>
+        <w:t xml:space="preserve"> </w:t>
+      </w:r>
+      <w:proofErr w:type="spellStart"/>
+      <w:r>
+        <w:rPr>
+          <w:lang w:val="fr-FR"/>
+        </w:rPr>
+        <w:t>mauris</w:t>
+      </w:r>
+      <w:proofErr w:type="spellEnd"/>
+      <w:r>
+        <w:rPr>
+          <w:lang w:val="fr-FR"/>
+        </w:rPr>
+        <w:t xml:space="preserve">, </w:t>
+      </w:r>
+      <w:proofErr w:type="spellStart"/>
+      <w:r>
+        <w:rPr>
+          <w:lang w:val="fr-FR"/>
+        </w:rPr>
+        <w:t>eget</w:t>
+      </w:r>
+      <w:proofErr w:type="spellEnd"/>
+      <w:r>
+        <w:rPr>
+          <w:lang w:val="fr-FR"/>
+        </w:rPr>
+        <w:t xml:space="preserve"> </w:t>
+      </w:r>
+      <w:proofErr w:type="spellStart"/>
+      <w:r>
+        <w:rPr>
+          <w:lang w:val="fr-FR"/>
+        </w:rPr>
+        <w:t>pellentesque</w:t>
+      </w:r>
+      <w:proofErr w:type="spellEnd"/>
+      <w:r>
+        <w:rPr>
+          <w:lang w:val="fr-FR"/>
+        </w:rPr>
+        <w:t xml:space="preserve"> </w:t>
+      </w:r>
+      <w:proofErr w:type="spellStart"/>
+      <w:r>
+        <w:rPr>
+          <w:lang w:val="fr-FR"/>
+        </w:rPr>
+        <w:t>sem</w:t>
+      </w:r>
+      <w:proofErr w:type="spellEnd"/>
+      <w:r>
+        <w:rPr>
+          <w:lang w:val="fr-FR"/>
+        </w:rPr>
+        <w:t xml:space="preserve"> </w:t>
+      </w:r>
+      <w:proofErr w:type="spellStart"/>
+      <w:r>
+        <w:rPr>
+          <w:lang w:val="fr-FR"/>
+        </w:rPr>
+        <w:t>imperdiet</w:t>
+      </w:r>
+      <w:proofErr w:type="spellEnd"/>
+      <w:r>
+        <w:rPr>
+          <w:lang w:val="fr-FR"/>
+        </w:rPr>
+        <w:t xml:space="preserve"> </w:t>
+      </w:r>
+      <w:proofErr w:type="spellStart"/>
+      <w:r>
+        <w:rPr>
+          <w:lang w:val="fr-FR"/>
+        </w:rPr>
+        <w:t>sed</w:t>
+      </w:r>
+      <w:proofErr w:type="spellEnd"/>
+      <w:r>
+        <w:rPr>
+          <w:lang w:val="fr-FR"/>
+        </w:rPr>
+        <w:t xml:space="preserve">. </w:t>
+      </w:r>
+      <w:r>
+        <w:t xml:space="preserve">Sed </w:t>
+      </w:r>
+      <w:proofErr w:type="spellStart"/>
+      <w:r>
+        <w:t>sapien</w:t>
+      </w:r>
+      <w:proofErr w:type="spellEnd"/>
+      <w:r>
+        <w:t xml:space="preserve"> nunc, </w:t>
+      </w:r>
+      <w:proofErr w:type="spellStart"/>
+      <w:r>
+        <w:t>tincidunt</w:t>
+      </w:r>
+      <w:proofErr w:type="spellEnd"/>
+      <w:r>
+        <w:t xml:space="preserve"> sit </w:t>
+      </w:r>
+      <w:proofErr w:type="spellStart"/>
+      <w:r>
+        <w:t>amet</w:t>
+      </w:r>
+      <w:proofErr w:type="spellEnd"/>
+      <w:r>
+        <w:t xml:space="preserve"> </w:t>
+      </w:r>
+      <w:proofErr w:type="spellStart"/>
+      <w:r>
+        <w:t>lacus</w:t>
+      </w:r>
+      <w:proofErr w:type="spellEnd"/>
+      <w:r>
+        <w:t xml:space="preserve"> sit </w:t>
+      </w:r>
+      <w:proofErr w:type="spellStart"/>
+      <w:r>
+        <w:t>amet</w:t>
+      </w:r>
+      <w:proofErr w:type="spellEnd"/>
+      <w:r>
+        <w:t xml:space="preserve">, </w:t>
+      </w:r>
+      <w:proofErr w:type="spellStart"/>
+      <w:r>
+        <w:t>rhoncus</w:t>
+      </w:r>
+      <w:proofErr w:type="spellEnd"/>
+      <w:r>
+        <w:t xml:space="preserve"> </w:t>
+      </w:r>
+      <w:proofErr w:type="spellStart"/>
+      <w:r>
+        <w:t>rutrum</w:t>
+      </w:r>
+      <w:proofErr w:type="spellEnd"/>
+      <w:r>
+        <w:t xml:space="preserve"> dolor. </w:t>
+      </w:r>
+      <w:proofErr w:type="spellStart"/>
+      <w:r>
+        <w:rPr>
+          <w:lang w:val="fr-FR"/>
+        </w:rPr>
+        <w:t>Pellentesque</w:t>
+      </w:r>
+      <w:proofErr w:type="spellEnd"/>
+      <w:r>
+        <w:rPr>
+          <w:lang w:val="fr-FR"/>
+        </w:rPr>
+        <w:t xml:space="preserve"> </w:t>
+      </w:r>
+      <w:proofErr w:type="spellStart"/>
+      <w:r>
+        <w:rPr>
+          <w:lang w:val="fr-FR"/>
+        </w:rPr>
+        <w:t>aliquet</w:t>
+      </w:r>
+      <w:proofErr w:type="spellEnd"/>
+      <w:r>
+        <w:rPr>
+          <w:lang w:val="fr-FR"/>
+        </w:rPr>
+        <w:t xml:space="preserve"> </w:t>
+      </w:r>
+      <w:proofErr w:type="spellStart"/>
+      <w:r>
+        <w:rPr>
+          <w:lang w:val="fr-FR"/>
+        </w:rPr>
+        <w:t>aliquet</w:t>
+      </w:r>
+      <w:proofErr w:type="spellEnd"/>
+      <w:r>
+        <w:rPr>
+          <w:lang w:val="fr-FR"/>
+        </w:rPr>
+        <w:t xml:space="preserve"> massa, id tristique </w:t>
+      </w:r>
+      <w:proofErr w:type="spellStart"/>
+      <w:r>
+        <w:rPr>
+          <w:lang w:val="fr-FR"/>
+        </w:rPr>
+        <w:t>purus</w:t>
+      </w:r>
+      <w:proofErr w:type="spellEnd"/>
+      <w:r>
+        <w:rPr>
+          <w:lang w:val="fr-FR"/>
+        </w:rPr>
+        <w:t xml:space="preserve"> </w:t>
+      </w:r>
+      <w:proofErr w:type="spellStart"/>
+      <w:r>
+        <w:rPr>
+          <w:lang w:val="fr-FR"/>
+        </w:rPr>
+        <w:t>consequat</w:t>
+      </w:r>
+      <w:proofErr w:type="spellEnd"/>
+      <w:r>
+        <w:rPr>
+          <w:lang w:val="fr-FR"/>
+        </w:rPr>
+        <w:t xml:space="preserve"> in. Nunc non </w:t>
+      </w:r>
+      <w:proofErr w:type="spellStart"/>
+      <w:r>
+        <w:rPr>
+          <w:lang w:val="fr-FR"/>
+        </w:rPr>
+        <w:t>tincidunt</w:t>
+      </w:r>
+      <w:proofErr w:type="spellEnd"/>
+      <w:r>
+        <w:rPr>
+          <w:lang w:val="fr-FR"/>
+        </w:rPr>
+        <w:t xml:space="preserve"> nunc, nec </w:t>
+      </w:r>
+      <w:proofErr w:type="spellStart"/>
+      <w:r>
+        <w:rPr>
+          <w:lang w:val="fr-FR"/>
+        </w:rPr>
+        <w:t>fringilla</w:t>
+      </w:r>
+      <w:proofErr w:type="spellEnd"/>
+      <w:r>
+        <w:rPr>
+          <w:lang w:val="fr-FR"/>
+        </w:rPr>
+        <w:t xml:space="preserve"> mi. Mauris </w:t>
+      </w:r>
+      <w:proofErr w:type="spellStart"/>
+      <w:r>
+        <w:rPr>
+          <w:lang w:val="fr-FR"/>
+        </w:rPr>
+        <w:t>elit</w:t>
+      </w:r>
+      <w:proofErr w:type="spellEnd"/>
+      <w:r>
+        <w:rPr>
+          <w:lang w:val="fr-FR"/>
+        </w:rPr>
+        <w:t xml:space="preserve"> </w:t>
+      </w:r>
+      <w:proofErr w:type="spellStart"/>
+      <w:r>
+        <w:rPr>
+          <w:lang w:val="fr-FR"/>
+        </w:rPr>
+        <w:t>tellus</w:t>
+      </w:r>
+      <w:proofErr w:type="spellEnd"/>
+      <w:r>
+        <w:rPr>
+          <w:lang w:val="fr-FR"/>
+        </w:rPr>
+        <w:t xml:space="preserve">, </w:t>
+      </w:r>
+      <w:proofErr w:type="spellStart"/>
+      <w:r>
+        <w:rPr>
+          <w:lang w:val="fr-FR"/>
+        </w:rPr>
+        <w:t>vulputate</w:t>
+      </w:r>
+      <w:proofErr w:type="spellEnd"/>
+      <w:r>
+        <w:rPr>
+          <w:lang w:val="fr-FR"/>
+        </w:rPr>
+        <w:t xml:space="preserve"> eu mi </w:t>
+      </w:r>
+      <w:proofErr w:type="spellStart"/>
+      <w:r>
+        <w:rPr>
+          <w:lang w:val="fr-FR"/>
+        </w:rPr>
+        <w:t>eget</w:t>
+      </w:r>
+      <w:proofErr w:type="spellEnd"/>
+      <w:r>
+        <w:rPr>
+          <w:lang w:val="fr-FR"/>
+        </w:rPr>
+        <w:t xml:space="preserve">, </w:t>
+      </w:r>
+      <w:proofErr w:type="spellStart"/>
+      <w:r>
+        <w:rPr>
+          <w:lang w:val="fr-FR"/>
+        </w:rPr>
+        <w:t>tempus</w:t>
+      </w:r>
+      <w:proofErr w:type="spellEnd"/>
+      <w:r>
+        <w:rPr>
+          <w:lang w:val="fr-FR"/>
+        </w:rPr>
+        <w:t xml:space="preserve"> </w:t>
+      </w:r>
+      <w:proofErr w:type="spellStart"/>
+      <w:r>
+        <w:rPr>
+          <w:lang w:val="fr-FR"/>
+        </w:rPr>
+        <w:t>fermentum</w:t>
+      </w:r>
+      <w:proofErr w:type="spellEnd"/>
+      <w:r>
+        <w:rPr>
+          <w:lang w:val="fr-FR"/>
+        </w:rPr>
+        <w:t xml:space="preserve"> </w:t>
+      </w:r>
+      <w:proofErr w:type="spellStart"/>
+      <w:r>
+        <w:rPr>
+          <w:lang w:val="fr-FR"/>
+        </w:rPr>
+        <w:t>mauris</w:t>
+      </w:r>
+      <w:proofErr w:type="spellEnd"/>
+      <w:r>
+        <w:rPr>
+          <w:lang w:val="fr-FR"/>
+        </w:rPr>
+        <w:t xml:space="preserve">. </w:t>
+      </w:r>
+      <w:proofErr w:type="spellStart"/>
+      <w:r>
+        <w:rPr>
+          <w:lang w:val="fr-FR"/>
+        </w:rPr>
+        <w:t>Donec</w:t>
+      </w:r>
+      <w:proofErr w:type="spellEnd"/>
+      <w:r>
+        <w:rPr>
+          <w:lang w:val="fr-FR"/>
+        </w:rPr>
+        <w:t xml:space="preserve"> ut nunc </w:t>
+      </w:r>
+      <w:proofErr w:type="spellStart"/>
+      <w:r>
+        <w:rPr>
+          <w:lang w:val="fr-FR"/>
+        </w:rPr>
+        <w:t>augue</w:t>
+      </w:r>
+      <w:proofErr w:type="spellEnd"/>
+      <w:r>
+        <w:rPr>
+          <w:lang w:val="fr-FR"/>
+        </w:rPr>
+        <w:t>.</w:t>
       </w:r>
     </w:p>
     <w:p>
@@ -811,15 +4994,31 @@
       <w:bookmarkStart w:id="10" w:name="_Toc238734547"/>
       <w:bookmarkStart w:id="11" w:name="_Toc238734648"/>
       <w:bookmarkStart w:id="12" w:name="_Toc238734745"/>
-      <w:r>
-        <w:rPr>
-          <w:lang w:val="fr-FR"/>
-        </w:rPr>
-        <w:t>Another Subsection</w:t>
+      <w:proofErr w:type="spellStart"/>
+      <w:r>
+        <w:rPr>
+          <w:lang w:val="fr-FR"/>
+        </w:rPr>
+        <w:t>Another</w:t>
+      </w:r>
+      <w:proofErr w:type="spellEnd"/>
+      <w:r>
+        <w:rPr>
+          <w:lang w:val="fr-FR"/>
+        </w:rPr>
+        <w:t xml:space="preserve"> </w:t>
+      </w:r>
+      <w:proofErr w:type="spellStart"/>
+      <w:r>
+        <w:rPr>
+          <w:lang w:val="fr-FR"/>
+        </w:rPr>
+        <w:t>Subsection</w:t>
       </w:r>
       <w:bookmarkEnd w:id="10"/>
       <w:bookmarkEnd w:id="11"/>
       <w:bookmarkEnd w:id="12"/>
+      <w:proofErr w:type="spellEnd"/>
     </w:p>
     <w:p>
       <w:pPr>
@@ -832,7 +5031,763 @@
         <w:rPr>
           <w:lang w:val="fr-FR"/>
         </w:rPr>
-        <w:t>Mauris rutrum lacinia nunc ut euismod. Nulla facilisi. Ut quis nunc quis enim dictum mollis vel dictum ex. Phasellus ipsum metus, lacinia quis augue nec, gravida sollicitudin massa. Duis vitae nunc eleifend sem consectetur luctus. Pellentesque ante lorem, porta id varius et, sodales a urna. Morbi vel nibh mi. Nulla lobortis, magna nec auctor lobortis, mi lorem ultricies diam, in ullamcorper leo eros sit amet odio. Vivamus et fringilla ligula. Nulla facilisi. Proin ultrices imperdiet sollicitudin. Pellentesque ac erat ultricies, cursus augue vel, lobortis urna.</w:t>
+        <w:t xml:space="preserve">Mauris </w:t>
+      </w:r>
+      <w:proofErr w:type="spellStart"/>
+      <w:r>
+        <w:rPr>
+          <w:lang w:val="fr-FR"/>
+        </w:rPr>
+        <w:t>rutrum</w:t>
+      </w:r>
+      <w:proofErr w:type="spellEnd"/>
+      <w:r>
+        <w:rPr>
+          <w:lang w:val="fr-FR"/>
+        </w:rPr>
+        <w:t xml:space="preserve"> </w:t>
+      </w:r>
+      <w:proofErr w:type="spellStart"/>
+      <w:r>
+        <w:rPr>
+          <w:lang w:val="fr-FR"/>
+        </w:rPr>
+        <w:t>lacinia</w:t>
+      </w:r>
+      <w:proofErr w:type="spellEnd"/>
+      <w:r>
+        <w:rPr>
+          <w:lang w:val="fr-FR"/>
+        </w:rPr>
+        <w:t xml:space="preserve"> nunc ut </w:t>
+      </w:r>
+      <w:proofErr w:type="spellStart"/>
+      <w:r>
+        <w:rPr>
+          <w:lang w:val="fr-FR"/>
+        </w:rPr>
+        <w:t>euismod</w:t>
+      </w:r>
+      <w:proofErr w:type="spellEnd"/>
+      <w:r>
+        <w:rPr>
+          <w:lang w:val="fr-FR"/>
+        </w:rPr>
+        <w:t xml:space="preserve">. </w:t>
+      </w:r>
+      <w:proofErr w:type="spellStart"/>
+      <w:r>
+        <w:rPr>
+          <w:lang w:val="fr-FR"/>
+        </w:rPr>
+        <w:t>Nulla</w:t>
+      </w:r>
+      <w:proofErr w:type="spellEnd"/>
+      <w:r>
+        <w:rPr>
+          <w:lang w:val="fr-FR"/>
+        </w:rPr>
+        <w:t xml:space="preserve"> </w:t>
+      </w:r>
+      <w:proofErr w:type="spellStart"/>
+      <w:r>
+        <w:rPr>
+          <w:lang w:val="fr-FR"/>
+        </w:rPr>
+        <w:t>facilisi</w:t>
+      </w:r>
+      <w:proofErr w:type="spellEnd"/>
+      <w:r>
+        <w:rPr>
+          <w:lang w:val="fr-FR"/>
+        </w:rPr>
+        <w:t xml:space="preserve">. Ut </w:t>
+      </w:r>
+      <w:proofErr w:type="spellStart"/>
+      <w:r>
+        <w:rPr>
+          <w:lang w:val="fr-FR"/>
+        </w:rPr>
+        <w:t>quis</w:t>
+      </w:r>
+      <w:proofErr w:type="spellEnd"/>
+      <w:r>
+        <w:rPr>
+          <w:lang w:val="fr-FR"/>
+        </w:rPr>
+        <w:t xml:space="preserve"> nunc </w:t>
+      </w:r>
+      <w:proofErr w:type="spellStart"/>
+      <w:r>
+        <w:rPr>
+          <w:lang w:val="fr-FR"/>
+        </w:rPr>
+        <w:t>quis</w:t>
+      </w:r>
+      <w:proofErr w:type="spellEnd"/>
+      <w:r>
+        <w:rPr>
+          <w:lang w:val="fr-FR"/>
+        </w:rPr>
+        <w:t xml:space="preserve"> </w:t>
+      </w:r>
+      <w:proofErr w:type="spellStart"/>
+      <w:r>
+        <w:rPr>
+          <w:lang w:val="fr-FR"/>
+        </w:rPr>
+        <w:t>enim</w:t>
+      </w:r>
+      <w:proofErr w:type="spellEnd"/>
+      <w:r>
+        <w:rPr>
+          <w:lang w:val="fr-FR"/>
+        </w:rPr>
+        <w:t xml:space="preserve"> dictum mollis </w:t>
+      </w:r>
+      <w:proofErr w:type="spellStart"/>
+      <w:r>
+        <w:rPr>
+          <w:lang w:val="fr-FR"/>
+        </w:rPr>
+        <w:t>vel</w:t>
+      </w:r>
+      <w:proofErr w:type="spellEnd"/>
+      <w:r>
+        <w:rPr>
+          <w:lang w:val="fr-FR"/>
+        </w:rPr>
+        <w:t xml:space="preserve"> dictum ex. </w:t>
+      </w:r>
+      <w:proofErr w:type="spellStart"/>
+      <w:r>
+        <w:rPr>
+          <w:lang w:val="fr-FR"/>
+        </w:rPr>
+        <w:t>Phasellus</w:t>
+      </w:r>
+      <w:proofErr w:type="spellEnd"/>
+      <w:r>
+        <w:rPr>
+          <w:lang w:val="fr-FR"/>
+        </w:rPr>
+        <w:t xml:space="preserve"> ipsum </w:t>
+      </w:r>
+      <w:proofErr w:type="spellStart"/>
+      <w:r>
+        <w:rPr>
+          <w:lang w:val="fr-FR"/>
+        </w:rPr>
+        <w:t>metus</w:t>
+      </w:r>
+      <w:proofErr w:type="spellEnd"/>
+      <w:r>
+        <w:rPr>
+          <w:lang w:val="fr-FR"/>
+        </w:rPr>
+        <w:t xml:space="preserve">, </w:t>
+      </w:r>
+      <w:proofErr w:type="spellStart"/>
+      <w:r>
+        <w:rPr>
+          <w:lang w:val="fr-FR"/>
+        </w:rPr>
+        <w:t>lacinia</w:t>
+      </w:r>
+      <w:proofErr w:type="spellEnd"/>
+      <w:r>
+        <w:rPr>
+          <w:lang w:val="fr-FR"/>
+        </w:rPr>
+        <w:t xml:space="preserve"> </w:t>
+      </w:r>
+      <w:proofErr w:type="spellStart"/>
+      <w:r>
+        <w:rPr>
+          <w:lang w:val="fr-FR"/>
+        </w:rPr>
+        <w:t>quis</w:t>
+      </w:r>
+      <w:proofErr w:type="spellEnd"/>
+      <w:r>
+        <w:rPr>
+          <w:lang w:val="fr-FR"/>
+        </w:rPr>
+        <w:t xml:space="preserve"> </w:t>
+      </w:r>
+      <w:proofErr w:type="spellStart"/>
+      <w:r>
+        <w:rPr>
+          <w:lang w:val="fr-FR"/>
+        </w:rPr>
+        <w:t>augue</w:t>
+      </w:r>
+      <w:proofErr w:type="spellEnd"/>
+      <w:r>
+        <w:rPr>
+          <w:lang w:val="fr-FR"/>
+        </w:rPr>
+        <w:t xml:space="preserve"> nec, </w:t>
+      </w:r>
+      <w:proofErr w:type="spellStart"/>
+      <w:r>
+        <w:rPr>
+          <w:lang w:val="fr-FR"/>
+        </w:rPr>
+        <w:t>gravida</w:t>
+      </w:r>
+      <w:proofErr w:type="spellEnd"/>
+      <w:r>
+        <w:rPr>
+          <w:lang w:val="fr-FR"/>
+        </w:rPr>
+        <w:t xml:space="preserve"> </w:t>
+      </w:r>
+      <w:proofErr w:type="spellStart"/>
+      <w:r>
+        <w:rPr>
+          <w:lang w:val="fr-FR"/>
+        </w:rPr>
+        <w:t>sollicitudin</w:t>
+      </w:r>
+      <w:proofErr w:type="spellEnd"/>
+      <w:r>
+        <w:rPr>
+          <w:lang w:val="fr-FR"/>
+        </w:rPr>
+        <w:t xml:space="preserve"> massa. Duis vitae nunc </w:t>
+      </w:r>
+      <w:proofErr w:type="spellStart"/>
+      <w:r>
+        <w:rPr>
+          <w:lang w:val="fr-FR"/>
+        </w:rPr>
+        <w:t>eleifend</w:t>
+      </w:r>
+      <w:proofErr w:type="spellEnd"/>
+      <w:r>
+        <w:rPr>
+          <w:lang w:val="fr-FR"/>
+        </w:rPr>
+        <w:t xml:space="preserve"> </w:t>
+      </w:r>
+      <w:proofErr w:type="spellStart"/>
+      <w:r>
+        <w:rPr>
+          <w:lang w:val="fr-FR"/>
+        </w:rPr>
+        <w:t>sem</w:t>
+      </w:r>
+      <w:proofErr w:type="spellEnd"/>
+      <w:r>
+        <w:rPr>
+          <w:lang w:val="fr-FR"/>
+        </w:rPr>
+        <w:t xml:space="preserve"> </w:t>
+      </w:r>
+      <w:proofErr w:type="spellStart"/>
+      <w:r>
+        <w:rPr>
+          <w:lang w:val="fr-FR"/>
+        </w:rPr>
+        <w:t>consectetur</w:t>
+      </w:r>
+      <w:proofErr w:type="spellEnd"/>
+      <w:r>
+        <w:rPr>
+          <w:lang w:val="fr-FR"/>
+        </w:rPr>
+        <w:t xml:space="preserve"> </w:t>
+      </w:r>
+      <w:proofErr w:type="spellStart"/>
+      <w:r>
+        <w:rPr>
+          <w:lang w:val="fr-FR"/>
+        </w:rPr>
+        <w:t>luctus</w:t>
+      </w:r>
+      <w:proofErr w:type="spellEnd"/>
+      <w:r>
+        <w:rPr>
+          <w:lang w:val="fr-FR"/>
+        </w:rPr>
+        <w:t xml:space="preserve">. </w:t>
+      </w:r>
+      <w:proofErr w:type="spellStart"/>
+      <w:r>
+        <w:rPr>
+          <w:lang w:val="fr-FR"/>
+        </w:rPr>
+        <w:t>Pellentesque</w:t>
+      </w:r>
+      <w:proofErr w:type="spellEnd"/>
+      <w:r>
+        <w:rPr>
+          <w:lang w:val="fr-FR"/>
+        </w:rPr>
+        <w:t xml:space="preserve"> ante </w:t>
+      </w:r>
+      <w:proofErr w:type="spellStart"/>
+      <w:r>
+        <w:rPr>
+          <w:lang w:val="fr-FR"/>
+        </w:rPr>
+        <w:t>lorem</w:t>
+      </w:r>
+      <w:proofErr w:type="spellEnd"/>
+      <w:r>
+        <w:rPr>
+          <w:lang w:val="fr-FR"/>
+        </w:rPr>
+        <w:t xml:space="preserve">, porta id varius et, </w:t>
+      </w:r>
+      <w:proofErr w:type="spellStart"/>
+      <w:r>
+        <w:rPr>
+          <w:lang w:val="fr-FR"/>
+        </w:rPr>
+        <w:t>sodales</w:t>
+      </w:r>
+      <w:proofErr w:type="spellEnd"/>
+      <w:r>
+        <w:rPr>
+          <w:lang w:val="fr-FR"/>
+        </w:rPr>
+        <w:t xml:space="preserve"> a </w:t>
+      </w:r>
+      <w:proofErr w:type="spellStart"/>
+      <w:r>
+        <w:rPr>
+          <w:lang w:val="fr-FR"/>
+        </w:rPr>
+        <w:t>urna</w:t>
+      </w:r>
+      <w:proofErr w:type="spellEnd"/>
+      <w:r>
+        <w:rPr>
+          <w:lang w:val="fr-FR"/>
+        </w:rPr>
+        <w:t xml:space="preserve">. Morbi </w:t>
+      </w:r>
+      <w:proofErr w:type="spellStart"/>
+      <w:r>
+        <w:rPr>
+          <w:lang w:val="fr-FR"/>
+        </w:rPr>
+        <w:t>vel</w:t>
+      </w:r>
+      <w:proofErr w:type="spellEnd"/>
+      <w:r>
+        <w:rPr>
+          <w:lang w:val="fr-FR"/>
+        </w:rPr>
+        <w:t xml:space="preserve"> </w:t>
+      </w:r>
+      <w:proofErr w:type="spellStart"/>
+      <w:r>
+        <w:rPr>
+          <w:lang w:val="fr-FR"/>
+        </w:rPr>
+        <w:t>nibh</w:t>
+      </w:r>
+      <w:proofErr w:type="spellEnd"/>
+      <w:r>
+        <w:rPr>
+          <w:lang w:val="fr-FR"/>
+        </w:rPr>
+        <w:t xml:space="preserve"> mi. </w:t>
+      </w:r>
+      <w:proofErr w:type="spellStart"/>
+      <w:r>
+        <w:rPr>
+          <w:lang w:val="fr-FR"/>
+        </w:rPr>
+        <w:t>Nulla</w:t>
+      </w:r>
+      <w:proofErr w:type="spellEnd"/>
+      <w:r>
+        <w:rPr>
+          <w:lang w:val="fr-FR"/>
+        </w:rPr>
+        <w:t xml:space="preserve"> </w:t>
+      </w:r>
+      <w:proofErr w:type="spellStart"/>
+      <w:r>
+        <w:rPr>
+          <w:lang w:val="fr-FR"/>
+        </w:rPr>
+        <w:t>lobortis</w:t>
+      </w:r>
+      <w:proofErr w:type="spellEnd"/>
+      <w:r>
+        <w:rPr>
+          <w:lang w:val="fr-FR"/>
+        </w:rPr>
+        <w:t xml:space="preserve">, magna nec </w:t>
+      </w:r>
+      <w:proofErr w:type="spellStart"/>
+      <w:r>
+        <w:rPr>
+          <w:lang w:val="fr-FR"/>
+        </w:rPr>
+        <w:t>auctor</w:t>
+      </w:r>
+      <w:proofErr w:type="spellEnd"/>
+      <w:r>
+        <w:rPr>
+          <w:lang w:val="fr-FR"/>
+        </w:rPr>
+        <w:t xml:space="preserve"> </w:t>
+      </w:r>
+      <w:proofErr w:type="spellStart"/>
+      <w:r>
+        <w:rPr>
+          <w:lang w:val="fr-FR"/>
+        </w:rPr>
+        <w:t>lobortis</w:t>
+      </w:r>
+      <w:proofErr w:type="spellEnd"/>
+      <w:r>
+        <w:rPr>
+          <w:lang w:val="fr-FR"/>
+        </w:rPr>
+        <w:t xml:space="preserve">, mi </w:t>
+      </w:r>
+      <w:proofErr w:type="spellStart"/>
+      <w:r>
+        <w:rPr>
+          <w:lang w:val="fr-FR"/>
+        </w:rPr>
+        <w:t>lorem</w:t>
+      </w:r>
+      <w:proofErr w:type="spellEnd"/>
+      <w:r>
+        <w:rPr>
+          <w:lang w:val="fr-FR"/>
+        </w:rPr>
+        <w:t xml:space="preserve"> </w:t>
+      </w:r>
+      <w:proofErr w:type="spellStart"/>
+      <w:r>
+        <w:rPr>
+          <w:lang w:val="fr-FR"/>
+        </w:rPr>
+        <w:t>ultricies</w:t>
+      </w:r>
+      <w:proofErr w:type="spellEnd"/>
+      <w:r>
+        <w:rPr>
+          <w:lang w:val="fr-FR"/>
+        </w:rPr>
+        <w:t xml:space="preserve"> diam, in </w:t>
+      </w:r>
+      <w:proofErr w:type="spellStart"/>
+      <w:r>
+        <w:rPr>
+          <w:lang w:val="fr-FR"/>
+        </w:rPr>
+        <w:t>ullamcorper</w:t>
+      </w:r>
+      <w:proofErr w:type="spellEnd"/>
+      <w:r>
+        <w:rPr>
+          <w:lang w:val="fr-FR"/>
+        </w:rPr>
+        <w:t xml:space="preserve"> </w:t>
+      </w:r>
+      <w:proofErr w:type="spellStart"/>
+      <w:r>
+        <w:rPr>
+          <w:lang w:val="fr-FR"/>
+        </w:rPr>
+        <w:t>leo</w:t>
+      </w:r>
+      <w:proofErr w:type="spellEnd"/>
+      <w:r>
+        <w:rPr>
+          <w:lang w:val="fr-FR"/>
+        </w:rPr>
+        <w:t xml:space="preserve"> </w:t>
+      </w:r>
+      <w:proofErr w:type="spellStart"/>
+      <w:r>
+        <w:rPr>
+          <w:lang w:val="fr-FR"/>
+        </w:rPr>
+        <w:t>eros</w:t>
+      </w:r>
+      <w:proofErr w:type="spellEnd"/>
+      <w:r>
+        <w:rPr>
+          <w:lang w:val="fr-FR"/>
+        </w:rPr>
+        <w:t xml:space="preserve"> </w:t>
+      </w:r>
+      <w:proofErr w:type="spellStart"/>
+      <w:r>
+        <w:rPr>
+          <w:lang w:val="fr-FR"/>
+        </w:rPr>
+        <w:t>sit</w:t>
+      </w:r>
+      <w:proofErr w:type="spellEnd"/>
+      <w:r>
+        <w:rPr>
+          <w:lang w:val="fr-FR"/>
+        </w:rPr>
+        <w:t xml:space="preserve"> </w:t>
+      </w:r>
+      <w:proofErr w:type="spellStart"/>
+      <w:r>
+        <w:rPr>
+          <w:lang w:val="fr-FR"/>
+        </w:rPr>
+        <w:t>amet</w:t>
+      </w:r>
+      <w:proofErr w:type="spellEnd"/>
+      <w:r>
+        <w:rPr>
+          <w:lang w:val="fr-FR"/>
+        </w:rPr>
+        <w:t xml:space="preserve"> </w:t>
+      </w:r>
+      <w:proofErr w:type="spellStart"/>
+      <w:r>
+        <w:rPr>
+          <w:lang w:val="fr-FR"/>
+        </w:rPr>
+        <w:t>odio</w:t>
+      </w:r>
+      <w:proofErr w:type="spellEnd"/>
+      <w:r>
+        <w:rPr>
+          <w:lang w:val="fr-FR"/>
+        </w:rPr>
+        <w:t xml:space="preserve">. </w:t>
+      </w:r>
+      <w:proofErr w:type="spellStart"/>
+      <w:r>
+        <w:rPr>
+          <w:lang w:val="fr-FR"/>
+        </w:rPr>
+        <w:t>Vivamus</w:t>
+      </w:r>
+      <w:proofErr w:type="spellEnd"/>
+      <w:r>
+        <w:rPr>
+          <w:lang w:val="fr-FR"/>
+        </w:rPr>
+        <w:t xml:space="preserve"> et </w:t>
+      </w:r>
+      <w:proofErr w:type="spellStart"/>
+      <w:r>
+        <w:rPr>
+          <w:lang w:val="fr-FR"/>
+        </w:rPr>
+        <w:t>fringilla</w:t>
+      </w:r>
+      <w:proofErr w:type="spellEnd"/>
+      <w:r>
+        <w:rPr>
+          <w:lang w:val="fr-FR"/>
+        </w:rPr>
+        <w:t xml:space="preserve"> </w:t>
+      </w:r>
+      <w:proofErr w:type="spellStart"/>
+      <w:r>
+        <w:rPr>
+          <w:lang w:val="fr-FR"/>
+        </w:rPr>
+        <w:t>ligula</w:t>
+      </w:r>
+      <w:proofErr w:type="spellEnd"/>
+      <w:r>
+        <w:rPr>
+          <w:lang w:val="fr-FR"/>
+        </w:rPr>
+        <w:t xml:space="preserve">. </w:t>
+      </w:r>
+      <w:proofErr w:type="spellStart"/>
+      <w:r>
+        <w:rPr>
+          <w:lang w:val="fr-FR"/>
+        </w:rPr>
+        <w:t>Nulla</w:t>
+      </w:r>
+      <w:proofErr w:type="spellEnd"/>
+      <w:r>
+        <w:rPr>
+          <w:lang w:val="fr-FR"/>
+        </w:rPr>
+        <w:t xml:space="preserve"> </w:t>
+      </w:r>
+      <w:proofErr w:type="spellStart"/>
+      <w:r>
+        <w:rPr>
+          <w:lang w:val="fr-FR"/>
+        </w:rPr>
+        <w:t>facilisi</w:t>
+      </w:r>
+      <w:proofErr w:type="spellEnd"/>
+      <w:r>
+        <w:rPr>
+          <w:lang w:val="fr-FR"/>
+        </w:rPr>
+        <w:t xml:space="preserve">. </w:t>
+      </w:r>
+      <w:proofErr w:type="spellStart"/>
+      <w:r>
+        <w:rPr>
+          <w:lang w:val="fr-FR"/>
+        </w:rPr>
+        <w:t>Proin</w:t>
+      </w:r>
+      <w:proofErr w:type="spellEnd"/>
+      <w:r>
+        <w:rPr>
+          <w:lang w:val="fr-FR"/>
+        </w:rPr>
+        <w:t xml:space="preserve"> </w:t>
+      </w:r>
+      <w:proofErr w:type="spellStart"/>
+      <w:r>
+        <w:rPr>
+          <w:lang w:val="fr-FR"/>
+        </w:rPr>
+        <w:t>ultrices</w:t>
+      </w:r>
+      <w:proofErr w:type="spellEnd"/>
+      <w:r>
+        <w:rPr>
+          <w:lang w:val="fr-FR"/>
+        </w:rPr>
+        <w:t xml:space="preserve"> </w:t>
+      </w:r>
+      <w:proofErr w:type="spellStart"/>
+      <w:r>
+        <w:rPr>
+          <w:lang w:val="fr-FR"/>
+        </w:rPr>
+        <w:t>imperdiet</w:t>
+      </w:r>
+      <w:proofErr w:type="spellEnd"/>
+      <w:r>
+        <w:rPr>
+          <w:lang w:val="fr-FR"/>
+        </w:rPr>
+        <w:t xml:space="preserve"> </w:t>
+      </w:r>
+      <w:proofErr w:type="spellStart"/>
+      <w:r>
+        <w:rPr>
+          <w:lang w:val="fr-FR"/>
+        </w:rPr>
+        <w:t>sollicitudin</w:t>
+      </w:r>
+      <w:proofErr w:type="spellEnd"/>
+      <w:r>
+        <w:rPr>
+          <w:lang w:val="fr-FR"/>
+        </w:rPr>
+        <w:t xml:space="preserve">. </w:t>
+      </w:r>
+      <w:proofErr w:type="spellStart"/>
+      <w:r>
+        <w:rPr>
+          <w:lang w:val="fr-FR"/>
+        </w:rPr>
+        <w:t>Pellentesque</w:t>
+      </w:r>
+      <w:proofErr w:type="spellEnd"/>
+      <w:r>
+        <w:rPr>
+          <w:lang w:val="fr-FR"/>
+        </w:rPr>
+        <w:t xml:space="preserve"> </w:t>
+      </w:r>
+      <w:proofErr w:type="spellStart"/>
+      <w:r>
+        <w:rPr>
+          <w:lang w:val="fr-FR"/>
+        </w:rPr>
+        <w:t>ac</w:t>
+      </w:r>
+      <w:proofErr w:type="spellEnd"/>
+      <w:r>
+        <w:rPr>
+          <w:lang w:val="fr-FR"/>
+        </w:rPr>
+        <w:t xml:space="preserve"> erat </w:t>
+      </w:r>
+      <w:proofErr w:type="spellStart"/>
+      <w:r>
+        <w:rPr>
+          <w:lang w:val="fr-FR"/>
+        </w:rPr>
+        <w:t>ultricies</w:t>
+      </w:r>
+      <w:proofErr w:type="spellEnd"/>
+      <w:r>
+        <w:rPr>
+          <w:lang w:val="fr-FR"/>
+        </w:rPr>
+        <w:t xml:space="preserve">, cursus </w:t>
+      </w:r>
+      <w:proofErr w:type="spellStart"/>
+      <w:r>
+        <w:rPr>
+          <w:lang w:val="fr-FR"/>
+        </w:rPr>
+        <w:t>augue</w:t>
+      </w:r>
+      <w:proofErr w:type="spellEnd"/>
+      <w:r>
+        <w:rPr>
+          <w:lang w:val="fr-FR"/>
+        </w:rPr>
+        <w:t xml:space="preserve"> </w:t>
+      </w:r>
+      <w:proofErr w:type="spellStart"/>
+      <w:r>
+        <w:rPr>
+          <w:lang w:val="fr-FR"/>
+        </w:rPr>
+        <w:t>vel</w:t>
+      </w:r>
+      <w:proofErr w:type="spellEnd"/>
+      <w:r>
+        <w:rPr>
+          <w:lang w:val="fr-FR"/>
+        </w:rPr>
+        <w:t xml:space="preserve">, </w:t>
+      </w:r>
+      <w:proofErr w:type="spellStart"/>
+      <w:r>
+        <w:rPr>
+          <w:lang w:val="fr-FR"/>
+        </w:rPr>
+        <w:t>lobortis</w:t>
+      </w:r>
+      <w:proofErr w:type="spellEnd"/>
+      <w:r>
+        <w:rPr>
+          <w:lang w:val="fr-FR"/>
+        </w:rPr>
+        <w:t xml:space="preserve"> </w:t>
+      </w:r>
+      <w:proofErr w:type="spellStart"/>
+      <w:r>
+        <w:rPr>
+          <w:lang w:val="fr-FR"/>
+        </w:rPr>
+        <w:t>urna</w:t>
+      </w:r>
+      <w:proofErr w:type="spellEnd"/>
+      <w:r>
+        <w:rPr>
+          <w:lang w:val="fr-FR"/>
+        </w:rPr>
+        <w:t>.</w:t>
       </w:r>
     </w:p>
     <w:p>
@@ -861,33 +5816,786 @@
         <w:rPr>
           <w:lang w:val="fr-FR"/>
         </w:rPr>
-        <w:t xml:space="preserve">Ut dolor magna, molestie quis vulputate in, ullamcorper vel metus. Aenean vel tristique lorem. Aenean ultrices rutrum auctor. Proin est ex, viverra in nunc eget, </w:t>
-      </w:r>
+        <w:t xml:space="preserve">Ut </w:t>
+      </w:r>
+      <w:proofErr w:type="spellStart"/>
+      <w:r>
+        <w:rPr>
+          <w:lang w:val="fr-FR"/>
+        </w:rPr>
+        <w:t>dolor</w:t>
+      </w:r>
+      <w:proofErr w:type="spellEnd"/>
+      <w:r>
+        <w:rPr>
+          <w:lang w:val="fr-FR"/>
+        </w:rPr>
+        <w:t xml:space="preserve"> magna, </w:t>
+      </w:r>
+      <w:proofErr w:type="spellStart"/>
+      <w:r>
+        <w:rPr>
+          <w:lang w:val="fr-FR"/>
+        </w:rPr>
+        <w:t>molestie</w:t>
+      </w:r>
+      <w:proofErr w:type="spellEnd"/>
+      <w:r>
+        <w:rPr>
+          <w:lang w:val="fr-FR"/>
+        </w:rPr>
+        <w:t xml:space="preserve"> </w:t>
+      </w:r>
+      <w:proofErr w:type="spellStart"/>
+      <w:r>
+        <w:rPr>
+          <w:lang w:val="fr-FR"/>
+        </w:rPr>
+        <w:t>quis</w:t>
+      </w:r>
+      <w:proofErr w:type="spellEnd"/>
+      <w:r>
+        <w:rPr>
+          <w:lang w:val="fr-FR"/>
+        </w:rPr>
+        <w:t xml:space="preserve"> </w:t>
+      </w:r>
+      <w:proofErr w:type="spellStart"/>
+      <w:r>
+        <w:rPr>
+          <w:lang w:val="fr-FR"/>
+        </w:rPr>
+        <w:t>vulputate</w:t>
+      </w:r>
+      <w:proofErr w:type="spellEnd"/>
+      <w:r>
+        <w:rPr>
+          <w:lang w:val="fr-FR"/>
+        </w:rPr>
+        <w:t xml:space="preserve"> in, </w:t>
+      </w:r>
+      <w:proofErr w:type="spellStart"/>
+      <w:r>
+        <w:rPr>
+          <w:lang w:val="fr-FR"/>
+        </w:rPr>
+        <w:t>ullamcorper</w:t>
+      </w:r>
+      <w:proofErr w:type="spellEnd"/>
+      <w:r>
+        <w:rPr>
+          <w:lang w:val="fr-FR"/>
+        </w:rPr>
+        <w:t xml:space="preserve"> </w:t>
+      </w:r>
+      <w:proofErr w:type="spellStart"/>
+      <w:r>
+        <w:rPr>
+          <w:lang w:val="fr-FR"/>
+        </w:rPr>
+        <w:t>vel</w:t>
+      </w:r>
+      <w:proofErr w:type="spellEnd"/>
+      <w:r>
+        <w:rPr>
+          <w:lang w:val="fr-FR"/>
+        </w:rPr>
+        <w:t xml:space="preserve"> </w:t>
+      </w:r>
+      <w:proofErr w:type="spellStart"/>
+      <w:r>
+        <w:rPr>
+          <w:lang w:val="fr-FR"/>
+        </w:rPr>
+        <w:t>metus</w:t>
+      </w:r>
+      <w:proofErr w:type="spellEnd"/>
+      <w:r>
+        <w:rPr>
+          <w:lang w:val="fr-FR"/>
+        </w:rPr>
+        <w:t xml:space="preserve">. </w:t>
+      </w:r>
+      <w:proofErr w:type="spellStart"/>
+      <w:r>
+        <w:rPr>
+          <w:lang w:val="fr-FR"/>
+        </w:rPr>
+        <w:t>Aenean</w:t>
+      </w:r>
+      <w:proofErr w:type="spellEnd"/>
+      <w:r>
+        <w:rPr>
+          <w:lang w:val="fr-FR"/>
+        </w:rPr>
+        <w:t xml:space="preserve"> </w:t>
+      </w:r>
+      <w:proofErr w:type="spellStart"/>
+      <w:r>
+        <w:rPr>
+          <w:lang w:val="fr-FR"/>
+        </w:rPr>
+        <w:t>vel</w:t>
+      </w:r>
+      <w:proofErr w:type="spellEnd"/>
+      <w:r>
+        <w:rPr>
+          <w:lang w:val="fr-FR"/>
+        </w:rPr>
+        <w:t xml:space="preserve"> tristique </w:t>
+      </w:r>
+      <w:proofErr w:type="spellStart"/>
+      <w:r>
+        <w:rPr>
+          <w:lang w:val="fr-FR"/>
+        </w:rPr>
+        <w:t>lorem</w:t>
+      </w:r>
+      <w:proofErr w:type="spellEnd"/>
+      <w:r>
+        <w:rPr>
+          <w:lang w:val="fr-FR"/>
+        </w:rPr>
+        <w:t xml:space="preserve">. </w:t>
+      </w:r>
+      <w:proofErr w:type="spellStart"/>
+      <w:r>
+        <w:rPr>
+          <w:lang w:val="fr-FR"/>
+        </w:rPr>
+        <w:t>Aenean</w:t>
+      </w:r>
+      <w:proofErr w:type="spellEnd"/>
+      <w:r>
+        <w:rPr>
+          <w:lang w:val="fr-FR"/>
+        </w:rPr>
+        <w:t xml:space="preserve"> </w:t>
+      </w:r>
+      <w:proofErr w:type="spellStart"/>
+      <w:r>
+        <w:rPr>
+          <w:lang w:val="fr-FR"/>
+        </w:rPr>
+        <w:t>ultrices</w:t>
+      </w:r>
+      <w:proofErr w:type="spellEnd"/>
+      <w:r>
+        <w:rPr>
+          <w:lang w:val="fr-FR"/>
+        </w:rPr>
+        <w:t xml:space="preserve"> </w:t>
+      </w:r>
+      <w:proofErr w:type="spellStart"/>
+      <w:r>
+        <w:rPr>
+          <w:lang w:val="fr-FR"/>
+        </w:rPr>
+        <w:t>rutrum</w:t>
+      </w:r>
+      <w:proofErr w:type="spellEnd"/>
+      <w:r>
+        <w:rPr>
+          <w:lang w:val="fr-FR"/>
+        </w:rPr>
+        <w:t xml:space="preserve"> </w:t>
+      </w:r>
+      <w:proofErr w:type="spellStart"/>
+      <w:r>
+        <w:rPr>
+          <w:lang w:val="fr-FR"/>
+        </w:rPr>
+        <w:t>auctor</w:t>
+      </w:r>
+      <w:proofErr w:type="spellEnd"/>
+      <w:r>
+        <w:rPr>
+          <w:lang w:val="fr-FR"/>
+        </w:rPr>
+        <w:t xml:space="preserve">. </w:t>
+      </w:r>
+      <w:proofErr w:type="spellStart"/>
+      <w:r>
+        <w:rPr>
+          <w:lang w:val="fr-FR"/>
+        </w:rPr>
+        <w:t>Proin</w:t>
+      </w:r>
+      <w:proofErr w:type="spellEnd"/>
+      <w:r>
+        <w:rPr>
+          <w:lang w:val="fr-FR"/>
+        </w:rPr>
+        <w:t xml:space="preserve"> est ex, </w:t>
+      </w:r>
+      <w:proofErr w:type="spellStart"/>
+      <w:r>
+        <w:rPr>
+          <w:lang w:val="fr-FR"/>
+        </w:rPr>
+        <w:t>viverra</w:t>
+      </w:r>
+      <w:proofErr w:type="spellEnd"/>
+      <w:r>
+        <w:rPr>
+          <w:lang w:val="fr-FR"/>
+        </w:rPr>
+        <w:t xml:space="preserve"> in nunc </w:t>
+      </w:r>
+      <w:proofErr w:type="spellStart"/>
+      <w:r>
+        <w:rPr>
+          <w:lang w:val="fr-FR"/>
+        </w:rPr>
+        <w:t>eget</w:t>
+      </w:r>
+      <w:proofErr w:type="spellEnd"/>
+      <w:r>
+        <w:rPr>
+          <w:lang w:val="fr-FR"/>
+        </w:rPr>
+        <w:t xml:space="preserve">, </w:t>
+      </w:r>
+      <w:proofErr w:type="spellStart"/>
       <w:r>
         <w:rPr>
           <w:lang w:val="fr-FR"/>
         </w:rPr>
         <w:lastRenderedPageBreak/>
-        <w:t xml:space="preserve">tempus tincidunt risus. Cras id enim et tortor elementum tristique sed vitae ex. Vivamus ut fringilla mi, sit amet ultricies lorem. Praesent vehicula interdum mauris, eget pellentesque sem imperdiet sed. </w:t>
-      </w:r>
-      <w:r>
+        <w:t>tempus</w:t>
+      </w:r>
+      <w:proofErr w:type="spellEnd"/>
+      <w:r>
+        <w:rPr>
+          <w:lang w:val="fr-FR"/>
+        </w:rPr>
+        <w:t xml:space="preserve"> </w:t>
+      </w:r>
+      <w:proofErr w:type="spellStart"/>
+      <w:r>
+        <w:rPr>
+          <w:lang w:val="fr-FR"/>
+        </w:rPr>
+        <w:t>tincidunt</w:t>
+      </w:r>
+      <w:proofErr w:type="spellEnd"/>
+      <w:r>
+        <w:rPr>
+          <w:lang w:val="fr-FR"/>
+        </w:rPr>
+        <w:t xml:space="preserve"> </w:t>
+      </w:r>
+      <w:proofErr w:type="spellStart"/>
+      <w:r>
+        <w:rPr>
+          <w:lang w:val="fr-FR"/>
+        </w:rPr>
+        <w:t>risus</w:t>
+      </w:r>
+      <w:proofErr w:type="spellEnd"/>
+      <w:r>
+        <w:rPr>
+          <w:lang w:val="fr-FR"/>
+        </w:rPr>
+        <w:t xml:space="preserve">. Cras id </w:t>
+      </w:r>
+      <w:proofErr w:type="spellStart"/>
+      <w:r>
+        <w:rPr>
+          <w:lang w:val="fr-FR"/>
+        </w:rPr>
+        <w:t>enim</w:t>
+      </w:r>
+      <w:proofErr w:type="spellEnd"/>
+      <w:r>
+        <w:rPr>
+          <w:lang w:val="fr-FR"/>
+        </w:rPr>
+        <w:t xml:space="preserve"> et </w:t>
+      </w:r>
+      <w:proofErr w:type="spellStart"/>
+      <w:r>
+        <w:rPr>
+          <w:lang w:val="fr-FR"/>
+        </w:rPr>
+        <w:t>tortor</w:t>
+      </w:r>
+      <w:proofErr w:type="spellEnd"/>
+      <w:r>
+        <w:rPr>
+          <w:lang w:val="fr-FR"/>
+        </w:rPr>
+        <w:t xml:space="preserve"> </w:t>
+      </w:r>
+      <w:proofErr w:type="spellStart"/>
+      <w:r>
+        <w:rPr>
+          <w:lang w:val="fr-FR"/>
+        </w:rPr>
+        <w:t>elementum</w:t>
+      </w:r>
+      <w:proofErr w:type="spellEnd"/>
+      <w:r>
+        <w:rPr>
+          <w:lang w:val="fr-FR"/>
+        </w:rPr>
+        <w:t xml:space="preserve"> tristique </w:t>
+      </w:r>
+      <w:proofErr w:type="spellStart"/>
+      <w:r>
+        <w:rPr>
+          <w:lang w:val="fr-FR"/>
+        </w:rPr>
+        <w:t>sed</w:t>
+      </w:r>
+      <w:proofErr w:type="spellEnd"/>
+      <w:r>
+        <w:rPr>
+          <w:lang w:val="fr-FR"/>
+        </w:rPr>
+        <w:t xml:space="preserve"> vitae ex. </w:t>
+      </w:r>
+      <w:proofErr w:type="spellStart"/>
+      <w:r>
+        <w:rPr>
+          <w:lang w:val="fr-FR"/>
+        </w:rPr>
+        <w:t>Vivamus</w:t>
+      </w:r>
+      <w:proofErr w:type="spellEnd"/>
+      <w:r>
+        <w:rPr>
+          <w:lang w:val="fr-FR"/>
+        </w:rPr>
+        <w:t xml:space="preserve"> ut </w:t>
+      </w:r>
+      <w:proofErr w:type="spellStart"/>
+      <w:r>
+        <w:rPr>
+          <w:lang w:val="fr-FR"/>
+        </w:rPr>
+        <w:t>fringilla</w:t>
+      </w:r>
+      <w:proofErr w:type="spellEnd"/>
+      <w:r>
+        <w:rPr>
+          <w:lang w:val="fr-FR"/>
+        </w:rPr>
+        <w:t xml:space="preserve"> mi, </w:t>
+      </w:r>
+      <w:proofErr w:type="spellStart"/>
+      <w:r>
+        <w:rPr>
+          <w:lang w:val="fr-FR"/>
+        </w:rPr>
+        <w:t>sit</w:t>
+      </w:r>
+      <w:proofErr w:type="spellEnd"/>
+      <w:r>
+        <w:rPr>
+          <w:lang w:val="fr-FR"/>
+        </w:rPr>
+        <w:t xml:space="preserve"> </w:t>
+      </w:r>
+      <w:proofErr w:type="spellStart"/>
+      <w:r>
+        <w:rPr>
+          <w:lang w:val="fr-FR"/>
+        </w:rPr>
+        <w:t>amet</w:t>
+      </w:r>
+      <w:proofErr w:type="spellEnd"/>
+      <w:r>
+        <w:rPr>
+          <w:lang w:val="fr-FR"/>
+        </w:rPr>
+        <w:t xml:space="preserve"> </w:t>
+      </w:r>
+      <w:proofErr w:type="spellStart"/>
+      <w:r>
+        <w:rPr>
+          <w:lang w:val="fr-FR"/>
+        </w:rPr>
+        <w:t>ultricies</w:t>
+      </w:r>
+      <w:proofErr w:type="spellEnd"/>
+      <w:r>
+        <w:rPr>
+          <w:lang w:val="fr-FR"/>
+        </w:rPr>
+        <w:t xml:space="preserve"> </w:t>
+      </w:r>
+      <w:proofErr w:type="spellStart"/>
+      <w:r>
+        <w:rPr>
+          <w:lang w:val="fr-FR"/>
+        </w:rPr>
+        <w:t>lorem</w:t>
+      </w:r>
+      <w:proofErr w:type="spellEnd"/>
+      <w:r>
+        <w:rPr>
+          <w:lang w:val="fr-FR"/>
+        </w:rPr>
+        <w:t xml:space="preserve">. </w:t>
+      </w:r>
+      <w:proofErr w:type="spellStart"/>
+      <w:r>
+        <w:rPr>
+          <w:lang w:val="fr-FR"/>
+        </w:rPr>
+        <w:t>Praesent</w:t>
+      </w:r>
+      <w:proofErr w:type="spellEnd"/>
+      <w:r>
+        <w:rPr>
+          <w:lang w:val="fr-FR"/>
+        </w:rPr>
+        <w:t xml:space="preserve"> </w:t>
+      </w:r>
+      <w:proofErr w:type="spellStart"/>
+      <w:r>
+        <w:rPr>
+          <w:lang w:val="fr-FR"/>
+        </w:rPr>
+        <w:t>vehicula</w:t>
+      </w:r>
+      <w:proofErr w:type="spellEnd"/>
+      <w:r>
+        <w:rPr>
+          <w:lang w:val="fr-FR"/>
+        </w:rPr>
+        <w:t xml:space="preserve"> </w:t>
+      </w:r>
+      <w:proofErr w:type="spellStart"/>
+      <w:r>
+        <w:rPr>
+          <w:lang w:val="fr-FR"/>
+        </w:rPr>
+        <w:t>interdum</w:t>
+      </w:r>
+      <w:proofErr w:type="spellEnd"/>
+      <w:r>
+        <w:rPr>
+          <w:lang w:val="fr-FR"/>
+        </w:rPr>
+        <w:t xml:space="preserve"> </w:t>
+      </w:r>
+      <w:proofErr w:type="spellStart"/>
+      <w:r>
+        <w:rPr>
+          <w:lang w:val="fr-FR"/>
+        </w:rPr>
+        <w:t>mauris</w:t>
+      </w:r>
+      <w:proofErr w:type="spellEnd"/>
+      <w:r>
+        <w:rPr>
+          <w:lang w:val="fr-FR"/>
+        </w:rPr>
+        <w:t xml:space="preserve">, </w:t>
+      </w:r>
+      <w:proofErr w:type="spellStart"/>
+      <w:r>
+        <w:rPr>
+          <w:lang w:val="fr-FR"/>
+        </w:rPr>
+        <w:t>eget</w:t>
+      </w:r>
+      <w:proofErr w:type="spellEnd"/>
+      <w:r>
+        <w:rPr>
+          <w:lang w:val="fr-FR"/>
+        </w:rPr>
+        <w:t xml:space="preserve"> </w:t>
+      </w:r>
+      <w:proofErr w:type="spellStart"/>
+      <w:r>
+        <w:rPr>
+          <w:lang w:val="fr-FR"/>
+        </w:rPr>
+        <w:t>pellentesque</w:t>
+      </w:r>
+      <w:proofErr w:type="spellEnd"/>
+      <w:r>
+        <w:rPr>
+          <w:lang w:val="fr-FR"/>
+        </w:rPr>
+        <w:t xml:space="preserve"> </w:t>
+      </w:r>
+      <w:proofErr w:type="spellStart"/>
+      <w:r>
+        <w:rPr>
+          <w:lang w:val="fr-FR"/>
+        </w:rPr>
+        <w:t>sem</w:t>
+      </w:r>
+      <w:proofErr w:type="spellEnd"/>
+      <w:r>
+        <w:rPr>
+          <w:lang w:val="fr-FR"/>
+        </w:rPr>
+        <w:t xml:space="preserve"> </w:t>
+      </w:r>
+      <w:proofErr w:type="spellStart"/>
+      <w:r>
+        <w:rPr>
+          <w:lang w:val="fr-FR"/>
+        </w:rPr>
+        <w:t>imperdiet</w:t>
+      </w:r>
+      <w:proofErr w:type="spellEnd"/>
+      <w:r>
+        <w:rPr>
+          <w:lang w:val="fr-FR"/>
+        </w:rPr>
+        <w:t xml:space="preserve"> </w:t>
+      </w:r>
+      <w:proofErr w:type="spellStart"/>
+      <w:r>
+        <w:rPr>
+          <w:lang w:val="fr-FR"/>
+        </w:rPr>
+        <w:t>sed</w:t>
+      </w:r>
+      <w:proofErr w:type="spellEnd"/>
+      <w:r>
+        <w:rPr>
+          <w:lang w:val="fr-FR"/>
+        </w:rPr>
+        <w:t xml:space="preserve">. </w:t>
+      </w:r>
+      <w:r>
+        <w:rPr>
+          <w:lang w:val="fr-FR"/>
+        </w:rPr>
         <w:t xml:space="preserve">Sed sapien nunc, tincidunt sit amet lacus sit amet, rhoncus rutrum dolor. </w:t>
       </w:r>
-      <w:r>
-        <w:rPr>
-          <w:lang w:val="fr-FR"/>
-        </w:rPr>
-        <w:t xml:space="preserve">Pellentesque aliquet aliquet massa, id tristique purus consequat in. Nunc non tincidunt nunc, nec fringilla mi. Mauris elit tellus, vulputate eu mi eget, tempus fermentum mauris. </w:t>
-      </w:r>
-      <w:r>
-        <w:t>Donec ut nunc augue.</w:t>
+      <w:proofErr w:type="spellStart"/>
+      <w:r>
+        <w:rPr>
+          <w:lang w:val="fr-FR"/>
+        </w:rPr>
+        <w:t>Pellentesque</w:t>
+      </w:r>
+      <w:proofErr w:type="spellEnd"/>
+      <w:r>
+        <w:rPr>
+          <w:lang w:val="fr-FR"/>
+        </w:rPr>
+        <w:t xml:space="preserve"> </w:t>
+      </w:r>
+      <w:proofErr w:type="spellStart"/>
+      <w:r>
+        <w:rPr>
+          <w:lang w:val="fr-FR"/>
+        </w:rPr>
+        <w:t>aliquet</w:t>
+      </w:r>
+      <w:proofErr w:type="spellEnd"/>
+      <w:r>
+        <w:rPr>
+          <w:lang w:val="fr-FR"/>
+        </w:rPr>
+        <w:t xml:space="preserve"> </w:t>
+      </w:r>
+      <w:proofErr w:type="spellStart"/>
+      <w:r>
+        <w:rPr>
+          <w:lang w:val="fr-FR"/>
+        </w:rPr>
+        <w:t>aliquet</w:t>
+      </w:r>
+      <w:proofErr w:type="spellEnd"/>
+      <w:r>
+        <w:rPr>
+          <w:lang w:val="fr-FR"/>
+        </w:rPr>
+        <w:t xml:space="preserve"> massa, id tristique </w:t>
+      </w:r>
+      <w:proofErr w:type="spellStart"/>
+      <w:r>
+        <w:rPr>
+          <w:lang w:val="fr-FR"/>
+        </w:rPr>
+        <w:t>purus</w:t>
+      </w:r>
+      <w:proofErr w:type="spellEnd"/>
+      <w:r>
+        <w:rPr>
+          <w:lang w:val="fr-FR"/>
+        </w:rPr>
+        <w:t xml:space="preserve"> </w:t>
+      </w:r>
+      <w:proofErr w:type="spellStart"/>
+      <w:r>
+        <w:rPr>
+          <w:lang w:val="fr-FR"/>
+        </w:rPr>
+        <w:t>consequat</w:t>
+      </w:r>
+      <w:proofErr w:type="spellEnd"/>
+      <w:r>
+        <w:rPr>
+          <w:lang w:val="fr-FR"/>
+        </w:rPr>
+        <w:t xml:space="preserve"> in. Nunc non </w:t>
+      </w:r>
+      <w:proofErr w:type="spellStart"/>
+      <w:r>
+        <w:rPr>
+          <w:lang w:val="fr-FR"/>
+        </w:rPr>
+        <w:t>tincidunt</w:t>
+      </w:r>
+      <w:proofErr w:type="spellEnd"/>
+      <w:r>
+        <w:rPr>
+          <w:lang w:val="fr-FR"/>
+        </w:rPr>
+        <w:t xml:space="preserve"> nunc, nec </w:t>
+      </w:r>
+      <w:proofErr w:type="spellStart"/>
+      <w:r>
+        <w:rPr>
+          <w:lang w:val="fr-FR"/>
+        </w:rPr>
+        <w:t>fringilla</w:t>
+      </w:r>
+      <w:proofErr w:type="spellEnd"/>
+      <w:r>
+        <w:rPr>
+          <w:lang w:val="fr-FR"/>
+        </w:rPr>
+        <w:t xml:space="preserve"> mi. Mauris </w:t>
+      </w:r>
+      <w:proofErr w:type="spellStart"/>
+      <w:r>
+        <w:rPr>
+          <w:lang w:val="fr-FR"/>
+        </w:rPr>
+        <w:t>elit</w:t>
+      </w:r>
+      <w:proofErr w:type="spellEnd"/>
+      <w:r>
+        <w:rPr>
+          <w:lang w:val="fr-FR"/>
+        </w:rPr>
+        <w:t xml:space="preserve"> </w:t>
+      </w:r>
+      <w:proofErr w:type="spellStart"/>
+      <w:r>
+        <w:rPr>
+          <w:lang w:val="fr-FR"/>
+        </w:rPr>
+        <w:t>tellus</w:t>
+      </w:r>
+      <w:proofErr w:type="spellEnd"/>
+      <w:r>
+        <w:rPr>
+          <w:lang w:val="fr-FR"/>
+        </w:rPr>
+        <w:t xml:space="preserve">, </w:t>
+      </w:r>
+      <w:proofErr w:type="spellStart"/>
+      <w:r>
+        <w:rPr>
+          <w:lang w:val="fr-FR"/>
+        </w:rPr>
+        <w:t>vulputate</w:t>
+      </w:r>
+      <w:proofErr w:type="spellEnd"/>
+      <w:r>
+        <w:rPr>
+          <w:lang w:val="fr-FR"/>
+        </w:rPr>
+        <w:t xml:space="preserve"> eu mi </w:t>
+      </w:r>
+      <w:proofErr w:type="spellStart"/>
+      <w:r>
+        <w:rPr>
+          <w:lang w:val="fr-FR"/>
+        </w:rPr>
+        <w:t>eget</w:t>
+      </w:r>
+      <w:proofErr w:type="spellEnd"/>
+      <w:r>
+        <w:rPr>
+          <w:lang w:val="fr-FR"/>
+        </w:rPr>
+        <w:t xml:space="preserve">, </w:t>
+      </w:r>
+      <w:proofErr w:type="spellStart"/>
+      <w:r>
+        <w:rPr>
+          <w:lang w:val="fr-FR"/>
+        </w:rPr>
+        <w:t>tempus</w:t>
+      </w:r>
+      <w:proofErr w:type="spellEnd"/>
+      <w:r>
+        <w:rPr>
+          <w:lang w:val="fr-FR"/>
+        </w:rPr>
+        <w:t xml:space="preserve"> </w:t>
+      </w:r>
+      <w:proofErr w:type="spellStart"/>
+      <w:r>
+        <w:rPr>
+          <w:lang w:val="fr-FR"/>
+        </w:rPr>
+        <w:t>fermentum</w:t>
+      </w:r>
+      <w:proofErr w:type="spellEnd"/>
+      <w:r>
+        <w:rPr>
+          <w:lang w:val="fr-FR"/>
+        </w:rPr>
+        <w:t xml:space="preserve"> </w:t>
+      </w:r>
+      <w:proofErr w:type="spellStart"/>
+      <w:r>
+        <w:rPr>
+          <w:lang w:val="fr-FR"/>
+        </w:rPr>
+        <w:t>mauris</w:t>
+      </w:r>
+      <w:proofErr w:type="spellEnd"/>
+      <w:r>
+        <w:rPr>
+          <w:lang w:val="fr-FR"/>
+        </w:rPr>
+        <w:t xml:space="preserve">. </w:t>
+      </w:r>
+      <w:r>
+        <w:t xml:space="preserve">Donec </w:t>
+      </w:r>
+      <w:proofErr w:type="spellStart"/>
+      <w:r>
+        <w:t>ut</w:t>
+      </w:r>
+      <w:proofErr w:type="spellEnd"/>
+      <w:r>
+        <w:t xml:space="preserve"> nunc </w:t>
+      </w:r>
+      <w:proofErr w:type="spellStart"/>
+      <w:r>
+        <w:t>augue</w:t>
+      </w:r>
+      <w:proofErr w:type="spellEnd"/>
+      <w:r>
+        <w:t>.</w:t>
       </w:r>
     </w:p>
     <w:sectPr>
-      <w:footerReference w:type="even" r:id="rId6"/>
-      <w:footerReference w:type="default" r:id="rId7"/>
+      <w:headerReference w:type="even" r:id="rId6"/>
+      <w:headerReference w:type="default" r:id="rId7"/>
+      <w:footerReference w:type="even" r:id="rId8"/>
+      <w:footerReference w:type="default" r:id="rId9"/>
+      <w:headerReference w:type="first" r:id="rId10"/>
+      <w:footerReference w:type="first" r:id="rId11"/>
       <w:pgSz w:w="12240" w:h="15840"/>
-      <w:pgMar w:top="1440" w:right="1440" w:bottom="1235" w:left="1440" w:header="708" w:footer="484" w:gutter="0"/>
+      <w:pgMar w:top="1440" w:right="1440" w:bottom="1235" w:left="1440" w:header="613" w:footer="484" w:gutter="0"/>
       <w:cols w:space="708"/>
       <w:titlePg/>
       <w:docGrid w:linePitch="360"/>
@@ -960,6 +6668,13 @@
             <w:rStyle w:val="PageNumber"/>
           </w:rPr>
           <w:fldChar w:fldCharType="separate"/>
+        </w:r>
+        <w:r>
+          <w:rPr>
+            <w:rStyle w:val="PageNumber"/>
+            <w:noProof/>
+          </w:rPr>
+          <w:t>2</w:t>
         </w:r>
         <w:r>
           <w:rPr>
@@ -1042,6 +6757,16 @@
 </w:ftr>
 </file>
 
+<file path=word/footer3.xml><?xml version="1.0" encoding="utf-8"?>
+<w:ftr xmlns:wpc="http://schemas.microsoft.com/office/word/2010/wordprocessingCanvas" xmlns:cx="http://schemas.microsoft.com/office/drawing/2014/chartex" xmlns:cx1="http://schemas.microsoft.com/office/drawing/2015/9/8/chartex" xmlns:cx2="http://schemas.microsoft.com/office/drawing/2015/10/21/chartex" xmlns:cx3="http://schemas.microsoft.com/office/drawing/2016/5/9/chartex" xmlns:cx4="http://schemas.microsoft.com/office/drawing/2016/5/10/chartex" xmlns:cx5="http://schemas.microsoft.com/office/drawing/2016/5/11/chartex" xmlns:cx6="http://schemas.microsoft.com/office/drawing/2016/5/12/chartex" xmlns:cx7="http://schemas.microsoft.com/office/drawing/2016/5/13/chartex" xmlns:cx8="http://schemas.microsoft.com/office/drawing/2016/5/14/chartex" xmlns:mc="http://schemas.openxmlformats.org/markup-compatibility/2006" xmlns:m="http://schemas.openxmlformats.org/officeDocument/2006/math" xmlns:aink="http://schemas.microsoft.com/office/drawing/2016/ink" xmlns:am3d="http://schemas.microsoft.com/office/drawing/2017/model3d" xmlns:oel="http://schemas.microsoft.com/office/2019/extlst" xmlns:r="http://schemas.openxmlformats.org/officeDocument/2006/relationships" xmlns:wp14="http://schemas.microsoft.com/office/word/2010/wordprocessingDrawing" xmlns:wp="http://schemas.openxmlformats.org/drawingml/2006/wordprocessingDrawing" xmlns:wpg="http://schemas.microsoft.com/office/word/2010/wordprocessingGroup" xmlns:wpi="http://schemas.microsoft.com/office/word/2010/wordprocessingInk" xmlns:wps="http://schemas.microsoft.com/office/word/2010/wordprocessingShape" xmlns:o="urn:schemas-microsoft-com:office:office" xmlns:v="urn:schemas-microsoft-com:vml" xmlns:w10="urn:schemas-microsoft-com:office:word" xmlns:w="http://schemas.openxmlformats.org/wordprocessingml/2006/main" xmlns:w14="http://schemas.microsoft.com/office/word/2010/wordml" xmlns:w15="http://schemas.microsoft.com/office/word/2012/wordml" xmlns:w16cex="http://schemas.microsoft.com/office/word/2018/wordml/cex" xmlns:w16cid="http://schemas.microsoft.com/office/word/2016/wordml/cid" xmlns:w16="http://schemas.microsoft.com/office/word/2018/wordml" xmlns:w16sdtdh="http://schemas.microsoft.com/office/word/2020/wordml/sdtdatahash" xmlns:w16sdtfl="http://schemas.microsoft.com/office/word/2024/wordml/sdtformatlock" xmlns:w16se="http://schemas.microsoft.com/office/word/2015/wordml/symex" xmlns:w16du="http://schemas.microsoft.com/office/word/2023/wordml/word16du" xmlns:wne="http://schemas.microsoft.com/office/word/2006/wordml" mc:Ignorable="w14 w15 w16se w16cid w16 w16cex w16sdtdh w16sdtfl w16du wp14">
+  <w:p>
+    <w:pPr>
+      <w:pStyle w:val="Footer"/>
+    </w:pPr>
+  </w:p>
+</w:ftr>
+</file>
+
 <file path=word/footnotes.xml><?xml version="1.0" encoding="utf-8"?>
 <w:footnotes xmlns:wpc="http://schemas.microsoft.com/office/word/2010/wordprocessingCanvas" xmlns:cx="http://schemas.microsoft.com/office/drawing/2014/chartex" xmlns:cx1="http://schemas.microsoft.com/office/drawing/2015/9/8/chartex" xmlns:cx2="http://schemas.microsoft.com/office/drawing/2015/10/21/chartex" xmlns:cx3="http://schemas.microsoft.com/office/drawing/2016/5/9/chartex" xmlns:cx4="http://schemas.microsoft.com/office/drawing/2016/5/10/chartex" xmlns:cx5="http://schemas.microsoft.com/office/drawing/2016/5/11/chartex" xmlns:cx6="http://schemas.microsoft.com/office/drawing/2016/5/12/chartex" xmlns:cx7="http://schemas.microsoft.com/office/drawing/2016/5/13/chartex" xmlns:cx8="http://schemas.microsoft.com/office/drawing/2016/5/14/chartex" xmlns:mc="http://schemas.openxmlformats.org/markup-compatibility/2006" xmlns:m="http://schemas.openxmlformats.org/officeDocument/2006/math" xmlns:aink="http://schemas.microsoft.com/office/drawing/2016/ink" xmlns:am3d="http://schemas.microsoft.com/office/drawing/2017/model3d" xmlns:oel="http://schemas.microsoft.com/office/2019/extlst" xmlns:r="http://schemas.openxmlformats.org/officeDocument/2006/relationships" xmlns:wp14="http://schemas.microsoft.com/office/word/2010/wordprocessingDrawing" xmlns:wp="http://schemas.openxmlformats.org/drawingml/2006/wordprocessingDrawing" xmlns:wpg="http://schemas.microsoft.com/office/word/2010/wordprocessingGroup" xmlns:wpi="http://schemas.microsoft.com/office/word/2010/wordprocessingInk" xmlns:wps="http://schemas.microsoft.com/office/word/2010/wordprocessingShape" xmlns:o="urn:schemas-microsoft-com:office:office" xmlns:v="urn:schemas-microsoft-com:vml" xmlns:w10="urn:schemas-microsoft-com:office:word" xmlns:w="http://schemas.openxmlformats.org/wordprocessingml/2006/main" xmlns:w14="http://schemas.microsoft.com/office/word/2010/wordml" xmlns:w15="http://schemas.microsoft.com/office/word/2012/wordml" xmlns:w16cex="http://schemas.microsoft.com/office/word/2018/wordml/cex" xmlns:w16cid="http://schemas.microsoft.com/office/word/2016/wordml/cid" xmlns:w16="http://schemas.microsoft.com/office/word/2018/wordml" xmlns:w16sdtdh="http://schemas.microsoft.com/office/word/2020/wordml/sdtdatahash" xmlns:w16sdtfl="http://schemas.microsoft.com/office/word/2024/wordml/sdtformatlock" xmlns:w16se="http://schemas.microsoft.com/office/word/2015/wordml/symex" xmlns:w16du="http://schemas.microsoft.com/office/word/2023/wordml/word16du" xmlns:wne="http://schemas.microsoft.com/office/word/2006/wordml" mc:Ignorable="w14 w15 w16se w16cid w16 w16cex w16sdtdh w16sdtfl w16du wp14">
   <w:footnote w:type="separator" w:id="-1">
@@ -1194,8 +6919,41 @@
           <w:rFonts w:cs="Noto Serif"/>
           <w:kern w:val="0"/>
         </w:rPr>
-        <w:t xml:space="preserve">July Blalack, “Al-Wasīṭ: Arabic Literary History and the Invention of Bilād Shinqīṭ,” </w:t>
-      </w:r>
+        <w:t>July Blalack, “Al-</w:t>
+      </w:r>
+      <w:proofErr w:type="spellStart"/>
+      <w:r>
+        <w:rPr>
+          <w:rFonts w:cs="Noto Serif"/>
+          <w:kern w:val="0"/>
+        </w:rPr>
+        <w:t>Wasīṭ</w:t>
+      </w:r>
+      <w:proofErr w:type="spellEnd"/>
+      <w:r>
+        <w:rPr>
+          <w:rFonts w:cs="Noto Serif"/>
+          <w:kern w:val="0"/>
+        </w:rPr>
+        <w:t xml:space="preserve">: Arabic Literary History and the Invention of </w:t>
+      </w:r>
+      <w:proofErr w:type="spellStart"/>
+      <w:r>
+        <w:rPr>
+          <w:rFonts w:cs="Noto Serif"/>
+          <w:kern w:val="0"/>
+        </w:rPr>
+        <w:t>Bilād</w:t>
+      </w:r>
+      <w:proofErr w:type="spellEnd"/>
+      <w:r>
+        <w:rPr>
+          <w:rFonts w:cs="Noto Serif"/>
+          <w:kern w:val="0"/>
+        </w:rPr>
+        <w:t xml:space="preserve"> Shinqīṭ,” </w:t>
+      </w:r>
+      <w:proofErr w:type="spellStart"/>
       <w:r>
         <w:rPr>
           <w:rFonts w:cs="Noto Serif"/>
@@ -1203,14 +6961,51 @@
           <w:iCs/>
           <w:kern w:val="0"/>
         </w:rPr>
-        <w:t>L’Ouest Saharien</w:t>
-      </w:r>
+        <w:t>L’Ouest</w:t>
+      </w:r>
+      <w:proofErr w:type="spellEnd"/>
+      <w:r>
+        <w:rPr>
+          <w:rFonts w:cs="Noto Serif"/>
+          <w:i/>
+          <w:iCs/>
+          <w:kern w:val="0"/>
+        </w:rPr>
+        <w:t xml:space="preserve"> </w:t>
+      </w:r>
+      <w:proofErr w:type="spellStart"/>
+      <w:r>
+        <w:rPr>
+          <w:rFonts w:cs="Noto Serif"/>
+          <w:i/>
+          <w:iCs/>
+          <w:kern w:val="0"/>
+        </w:rPr>
+        <w:t>Saharien</w:t>
+      </w:r>
+      <w:proofErr w:type="spellEnd"/>
       <w:r>
         <w:rPr>
           <w:rFonts w:cs="Noto Serif"/>
           <w:kern w:val="0"/>
         </w:rPr>
-        <w:t xml:space="preserve"> o.s./17, no. 2 (2022): 21–37, https://doi.org/10.3917/ousa.222.0021.</w:t>
+        <w:t xml:space="preserve"> </w:t>
+      </w:r>
+      <w:proofErr w:type="spellStart"/>
+      <w:r>
+        <w:rPr>
+          <w:rFonts w:cs="Noto Serif"/>
+          <w:kern w:val="0"/>
+        </w:rPr>
+        <w:t>o.s.</w:t>
+      </w:r>
+      <w:proofErr w:type="spellEnd"/>
+      <w:r>
+        <w:rPr>
+          <w:rFonts w:cs="Noto Serif"/>
+          <w:kern w:val="0"/>
+        </w:rPr>
+        <w:t>/17, no. 2 (2022): 21–37, https://doi.org/10.3917/ousa.222.0021.</w:t>
       </w:r>
       <w:r>
         <w:fldChar w:fldCharType="end"/>
@@ -1304,6 +7099,67 @@
     </w:p>
   </w:footnote>
 </w:footnotes>
+</file>
+
+<file path=word/header1.xml><?xml version="1.0" encoding="utf-8"?>
+<w:hdr xmlns:wpc="http://schemas.microsoft.com/office/word/2010/wordprocessingCanvas" xmlns:cx="http://schemas.microsoft.com/office/drawing/2014/chartex" xmlns:cx1="http://schemas.microsoft.com/office/drawing/2015/9/8/chartex" xmlns:cx2="http://schemas.microsoft.com/office/drawing/2015/10/21/chartex" xmlns:cx3="http://schemas.microsoft.com/office/drawing/2016/5/9/chartex" xmlns:cx4="http://schemas.microsoft.com/office/drawing/2016/5/10/chartex" xmlns:cx5="http://schemas.microsoft.com/office/drawing/2016/5/11/chartex" xmlns:cx6="http://schemas.microsoft.com/office/drawing/2016/5/12/chartex" xmlns:cx7="http://schemas.microsoft.com/office/drawing/2016/5/13/chartex" xmlns:cx8="http://schemas.microsoft.com/office/drawing/2016/5/14/chartex" xmlns:mc="http://schemas.openxmlformats.org/markup-compatibility/2006" xmlns:m="http://schemas.openxmlformats.org/officeDocument/2006/math" xmlns:aink="http://schemas.microsoft.com/office/drawing/2016/ink" xmlns:am3d="http://schemas.microsoft.com/office/drawing/2017/model3d" xmlns:oel="http://schemas.microsoft.com/office/2019/extlst" xmlns:r="http://schemas.openxmlformats.org/officeDocument/2006/relationships" xmlns:wp14="http://schemas.microsoft.com/office/word/2010/wordprocessingDrawing" xmlns:wp="http://schemas.openxmlformats.org/drawingml/2006/wordprocessingDrawing" xmlns:wpg="http://schemas.microsoft.com/office/word/2010/wordprocessingGroup" xmlns:wpi="http://schemas.microsoft.com/office/word/2010/wordprocessingInk" xmlns:wps="http://schemas.microsoft.com/office/word/2010/wordprocessingShape" xmlns:o="urn:schemas-microsoft-com:office:office" xmlns:v="urn:schemas-microsoft-com:vml" xmlns:w10="urn:schemas-microsoft-com:office:word" xmlns:w="http://schemas.openxmlformats.org/wordprocessingml/2006/main" xmlns:w14="http://schemas.microsoft.com/office/word/2010/wordml" xmlns:w15="http://schemas.microsoft.com/office/word/2012/wordml" xmlns:w16cex="http://schemas.microsoft.com/office/word/2018/wordml/cex" xmlns:w16cid="http://schemas.microsoft.com/office/word/2016/wordml/cid" xmlns:w16="http://schemas.microsoft.com/office/word/2018/wordml" xmlns:w16sdtdh="http://schemas.microsoft.com/office/word/2020/wordml/sdtdatahash" xmlns:w16sdtfl="http://schemas.microsoft.com/office/word/2024/wordml/sdtformatlock" xmlns:w16se="http://schemas.microsoft.com/office/word/2015/wordml/symex" xmlns:w16du="http://schemas.microsoft.com/office/word/2023/wordml/word16du" xmlns:wne="http://schemas.microsoft.com/office/word/2006/wordml" mc:Ignorable="w14 w15 w16se w16cid w16 w16cex w16sdtdh w16sdtfl w16du wp14">
+  <w:p>
+    <w:pPr>
+      <w:pStyle w:val="Header"/>
+    </w:pPr>
+    <w:r>
+      <w:fldChar w:fldCharType="begin"/>
+    </w:r>
+    <w:r>
+      <w:instrText xml:space="preserve"> DOCPROPERTY "Author" \* MERGEFORMAT </w:instrText>
+    </w:r>
+    <w:r>
+      <w:fldChar w:fldCharType="separate"/>
+    </w:r>
+    <w:r>
+      <w:t>Author Name</w:t>
+    </w:r>
+    <w:r>
+      <w:fldChar w:fldCharType="end"/>
+    </w:r>
+  </w:p>
+</w:hdr>
+</file>
+
+<file path=word/header2.xml><?xml version="1.0" encoding="utf-8"?>
+<w:hdr xmlns:wpc="http://schemas.microsoft.com/office/word/2010/wordprocessingCanvas" xmlns:cx="http://schemas.microsoft.com/office/drawing/2014/chartex" xmlns:cx1="http://schemas.microsoft.com/office/drawing/2015/9/8/chartex" xmlns:cx2="http://schemas.microsoft.com/office/drawing/2015/10/21/chartex" xmlns:cx3="http://schemas.microsoft.com/office/drawing/2016/5/9/chartex" xmlns:cx4="http://schemas.microsoft.com/office/drawing/2016/5/10/chartex" xmlns:cx5="http://schemas.microsoft.com/office/drawing/2016/5/11/chartex" xmlns:cx6="http://schemas.microsoft.com/office/drawing/2016/5/12/chartex" xmlns:cx7="http://schemas.microsoft.com/office/drawing/2016/5/13/chartex" xmlns:cx8="http://schemas.microsoft.com/office/drawing/2016/5/14/chartex" xmlns:mc="http://schemas.openxmlformats.org/markup-compatibility/2006" xmlns:m="http://schemas.openxmlformats.org/officeDocument/2006/math" xmlns:aink="http://schemas.microsoft.com/office/drawing/2016/ink" xmlns:am3d="http://schemas.microsoft.com/office/drawing/2017/model3d" xmlns:oel="http://schemas.microsoft.com/office/2019/extlst" xmlns:r="http://schemas.openxmlformats.org/officeDocument/2006/relationships" xmlns:wp14="http://schemas.microsoft.com/office/word/2010/wordprocessingDrawing" xmlns:wp="http://schemas.openxmlformats.org/drawingml/2006/wordprocessingDrawing" xmlns:wpg="http://schemas.microsoft.com/office/word/2010/wordprocessingGroup" xmlns:wpi="http://schemas.microsoft.com/office/word/2010/wordprocessingInk" xmlns:wps="http://schemas.microsoft.com/office/word/2010/wordprocessingShape" xmlns:o="urn:schemas-microsoft-com:office:office" xmlns:v="urn:schemas-microsoft-com:vml" xmlns:w10="urn:schemas-microsoft-com:office:word" xmlns:w="http://schemas.openxmlformats.org/wordprocessingml/2006/main" xmlns:w14="http://schemas.microsoft.com/office/word/2010/wordml" xmlns:w15="http://schemas.microsoft.com/office/word/2012/wordml" xmlns:w16cex="http://schemas.microsoft.com/office/word/2018/wordml/cex" xmlns:w16cid="http://schemas.microsoft.com/office/word/2016/wordml/cid" xmlns:w16="http://schemas.microsoft.com/office/word/2018/wordml" xmlns:w16sdtdh="http://schemas.microsoft.com/office/word/2020/wordml/sdtdatahash" xmlns:w16sdtfl="http://schemas.microsoft.com/office/word/2024/wordml/sdtformatlock" xmlns:w16se="http://schemas.microsoft.com/office/word/2015/wordml/symex" xmlns:w16du="http://schemas.microsoft.com/office/word/2023/wordml/word16du" xmlns:wne="http://schemas.microsoft.com/office/word/2006/wordml" mc:Ignorable="w14 w15 w16se w16cid w16 w16cex w16sdtdh w16sdtfl w16du wp14">
+  <w:p>
+    <w:pPr>
+      <w:pStyle w:val="Header"/>
+      <w:jc w:val="right"/>
+    </w:pPr>
+    <w:r>
+      <w:fldChar w:fldCharType="begin"/>
+    </w:r>
+    <w:r>
+      <w:instrText xml:space="preserve"> DOCPROPERTY "Short Title"  \* MERGEFORMAT </w:instrText>
+    </w:r>
+    <w:r>
+      <w:fldChar w:fldCharType="separate"/>
+    </w:r>
+    <w:r>
+      <w:t>Article Short Title</w:t>
+    </w:r>
+    <w:r>
+      <w:fldChar w:fldCharType="end"/>
+    </w:r>
+  </w:p>
+</w:hdr>
+</file>
+
+<file path=word/header3.xml><?xml version="1.0" encoding="utf-8"?>
+<w:hdr xmlns:wpc="http://schemas.microsoft.com/office/word/2010/wordprocessingCanvas" xmlns:cx="http://schemas.microsoft.com/office/drawing/2014/chartex" xmlns:cx1="http://schemas.microsoft.com/office/drawing/2015/9/8/chartex" xmlns:cx2="http://schemas.microsoft.com/office/drawing/2015/10/21/chartex" xmlns:cx3="http://schemas.microsoft.com/office/drawing/2016/5/9/chartex" xmlns:cx4="http://schemas.microsoft.com/office/drawing/2016/5/10/chartex" xmlns:cx5="http://schemas.microsoft.com/office/drawing/2016/5/11/chartex" xmlns:cx6="http://schemas.microsoft.com/office/drawing/2016/5/12/chartex" xmlns:cx7="http://schemas.microsoft.com/office/drawing/2016/5/13/chartex" xmlns:cx8="http://schemas.microsoft.com/office/drawing/2016/5/14/chartex" xmlns:mc="http://schemas.openxmlformats.org/markup-compatibility/2006" xmlns:m="http://schemas.openxmlformats.org/officeDocument/2006/math" xmlns:aink="http://schemas.microsoft.com/office/drawing/2016/ink" xmlns:am3d="http://schemas.microsoft.com/office/drawing/2017/model3d" xmlns:oel="http://schemas.microsoft.com/office/2019/extlst" xmlns:r="http://schemas.openxmlformats.org/officeDocument/2006/relationships" xmlns:wp14="http://schemas.microsoft.com/office/word/2010/wordprocessingDrawing" xmlns:wp="http://schemas.openxmlformats.org/drawingml/2006/wordprocessingDrawing" xmlns:wpg="http://schemas.microsoft.com/office/word/2010/wordprocessingGroup" xmlns:wpi="http://schemas.microsoft.com/office/word/2010/wordprocessingInk" xmlns:wps="http://schemas.microsoft.com/office/word/2010/wordprocessingShape" xmlns:o="urn:schemas-microsoft-com:office:office" xmlns:v="urn:schemas-microsoft-com:vml" xmlns:w10="urn:schemas-microsoft-com:office:word" xmlns:w="http://schemas.openxmlformats.org/wordprocessingml/2006/main" xmlns:w14="http://schemas.microsoft.com/office/word/2010/wordml" xmlns:w15="http://schemas.microsoft.com/office/word/2012/wordml" xmlns:w16cex="http://schemas.microsoft.com/office/word/2018/wordml/cex" xmlns:w16cid="http://schemas.microsoft.com/office/word/2016/wordml/cid" xmlns:w16="http://schemas.microsoft.com/office/word/2018/wordml" xmlns:w16sdtdh="http://schemas.microsoft.com/office/word/2020/wordml/sdtdatahash" xmlns:w16sdtfl="http://schemas.microsoft.com/office/word/2024/wordml/sdtformatlock" xmlns:w16se="http://schemas.microsoft.com/office/word/2015/wordml/symex" xmlns:w16du="http://schemas.microsoft.com/office/word/2023/wordml/word16du" xmlns:wne="http://schemas.microsoft.com/office/word/2006/wordml" mc:Ignorable="w14 w15 w16se w16cid w16 w16cex w16sdtdh w16sdtfl w16du wp14">
+  <w:p>
+    <w:pPr>
+      <w:pStyle w:val="Header"/>
+    </w:pPr>
+  </w:p>
+</w:hdr>
 </file>
 
 <file path=word/styles.xml><?xml version="1.0" encoding="utf-8"?>
@@ -1907,6 +7763,7 @@
   <w:style w:type="character" w:default="1" w:styleId="DefaultParagraphFont">
     <w:name w:val="Default Paragraph Font"/>
     <w:uiPriority w:val="1"/>
+    <w:semiHidden/>
     <w:unhideWhenUsed/>
   </w:style>
   <w:style w:type="table" w:default="1" w:styleId="TableNormal">
